--- a/docs/Описание_страниц_приложения_CN.docx
+++ b/docs/Описание_страниц_приложения_CN.docx
@@ -2490,19 +2490,79 @@
         <w:t xml:space="preserve"> tradehub </w:t>
       </w:r>
       <w:r>
-        <w:t>与业务应用</w:t>
-      </w:r>
-      <w:r>
-        <w:t xml:space="preserve"> portal</w:t>
-      </w:r>
-      <w:r>
-        <w:t>。所有页面均由</w:t>
-      </w:r>
-      <w:r>
-        <w:t xml:space="preserve"> portal </w:t>
-      </w:r>
-      <w:r>
-        <w:t>应用提供，其中数据维护类页面复用</w:t>
+        <w:t>与十一个应用</w:t>
+      </w:r>
+      <w:r>
+        <w:t>——</w:t>
+      </w:r>
+      <w:r>
+        <w:t>核心</w:t>
+      </w:r>
+      <w:r>
+        <w:t xml:space="preserve"> core </w:t>
+      </w:r>
+      <w:r>
+        <w:t>及按限界上下文划分的十个领域应用（</w:t>
+      </w:r>
+      <w:r>
+        <w:t>accounts</w:t>
+      </w:r>
+      <w:r>
+        <w:t>、</w:t>
+      </w:r>
+      <w:r>
+        <w:t>catalog</w:t>
+      </w:r>
+      <w:r>
+        <w:t>、</w:t>
+      </w:r>
+      <w:r>
+        <w:t>trading</w:t>
+      </w:r>
+      <w:r>
+        <w:t>、</w:t>
+      </w:r>
+      <w:r>
+        <w:t>logistics</w:t>
+      </w:r>
+      <w:r>
+        <w:t>、</w:t>
+      </w:r>
+      <w:r>
+        <w:t>documents</w:t>
+      </w:r>
+      <w:r>
+        <w:t>、</w:t>
+      </w:r>
+      <w:r>
+        <w:t>messaging</w:t>
+      </w:r>
+      <w:r>
+        <w:t>、</w:t>
+      </w:r>
+      <w:r>
+        <w:t>tasks</w:t>
+      </w:r>
+      <w:r>
+        <w:t>、</w:t>
+      </w:r>
+      <w:r>
+        <w:t>analytics</w:t>
+      </w:r>
+      <w:r>
+        <w:t>、</w:t>
+      </w:r>
+      <w:r>
+        <w:t>billing</w:t>
+      </w:r>
+      <w:r>
+        <w:t>、</w:t>
+      </w:r>
+      <w:r>
+        <w:t>system</w:t>
+      </w:r>
+      <w:r>
+        <w:t>）。页面分布在各应用之中，其中数据维护类页面复用</w:t>
       </w:r>
       <w:r>
         <w:t xml:space="preserve"> Django </w:t>
@@ -3088,7 +3148,7 @@
         <w:t>清单只有一个来源：页面注册表</w:t>
       </w:r>
       <w:r>
-        <w:t xml:space="preserve"> portal/pages.py </w:t>
+        <w:t xml:space="preserve"> core/pages.py </w:t>
       </w:r>
       <w:r>
         <w:t>是唯一数据源，路由、视图与本文档均由它派生。</w:t>
@@ -3789,28 +3849,28 @@
                 <w:sz w:val="20"/>
                 <w:szCs w:val="20"/>
               </w:rPr>
-              <w:t>所有路由名称位于命名空间</w:t>
+              <w:t>每个应用拥有与自身同名的命名空间，模板中通过</w:t>
             </w:r>
             <w:r>
               <w:rPr>
                 <w:sz w:val="20"/>
                 <w:szCs w:val="20"/>
               </w:rPr>
-              <w:t xml:space="preserve"> portal </w:t>
+              <w:t xml:space="preserve"> &lt;</w:t>
             </w:r>
             <w:r>
               <w:rPr>
                 <w:sz w:val="20"/>
                 <w:szCs w:val="20"/>
               </w:rPr>
-              <w:t>内，模板中通过</w:t>
+              <w:t>应用</w:t>
             </w:r>
             <w:r>
               <w:rPr>
                 <w:sz w:val="20"/>
                 <w:szCs w:val="20"/>
               </w:rPr>
-              <w:t xml:space="preserve"> portal:&lt;</w:t>
+              <w:t>&gt;:&lt;</w:t>
             </w:r>
             <w:r>
               <w:rPr>
@@ -3850,7 +3910,7 @@
                 <w:sz w:val="20"/>
                 <w:szCs w:val="20"/>
               </w:rPr>
-              <w:t>portal:order_detail</w:t>
+              <w:t>trading:order_detail</w:t>
             </w:r>
           </w:p>
         </w:tc>
@@ -3910,19 +3970,13 @@
         <w:t xml:space="preserve"> tradehub/urls.py </w:t>
       </w:r>
       <w:r>
-        <w:t>将管理后台之外的请求全部转交</w:t>
-      </w:r>
-      <w:r>
-        <w:t xml:space="preserve"> portal </w:t>
-      </w:r>
-      <w:r>
-        <w:t>应用。</w:t>
-      </w:r>
-      <w:r>
-        <w:t xml:space="preserve">portal </w:t>
-      </w:r>
-      <w:r>
-        <w:t>应用按模块划分地址前缀，十二个模块与页面数量的分布如下图所示。</w:t>
+        <w:t>把请求分发给项目中的各应用：每个领域各有自己的</w:t>
+      </w:r>
+      <w:r>
+        <w:t xml:space="preserve"> URLconf </w:t>
+      </w:r>
+      <w:r>
+        <w:t>与命名空间，管理后台单独处理。各应用按模块划分地址前缀，十二个模块与页面数量的分布如下图所示。</w:t>
       </w:r>
     </w:p>
     <w:p>
@@ -3934,7 +3988,7 @@
           <w:noProof/>
         </w:rPr>
         <w:drawing>
-          <wp:inline distT="0" distB="0" distL="0" distR="0" wp14:anchorId="0429293B" wp14:editId="3A1F6CC3">
+          <wp:inline distT="0" distB="0" distL="0" distR="0" wp14:anchorId="662581D8" wp14:editId="47F3257E">
             <wp:extent cx="5616000" cy="3729202"/>
             <wp:effectExtent l="0" t="0" r="0" b="0"/>
             <wp:docPr id="1" name="Picture 1"/>
@@ -4036,7 +4090,7 @@
         </w:rPr>
         <w:lastRenderedPageBreak/>
         <w:drawing>
-          <wp:inline distT="0" distB="0" distL="0" distR="0" wp14:anchorId="629C54BF" wp14:editId="226C1069">
+          <wp:inline distT="0" distB="0" distL="0" distR="0" wp14:anchorId="55F22D70" wp14:editId="46C5F349">
             <wp:extent cx="5616000" cy="3396237"/>
             <wp:effectExtent l="0" t="0" r="0" b="0"/>
             <wp:docPr id="2" name="Picture 2"/>
@@ -4123,7 +4177,7 @@
         </w:rPr>
         <w:lastRenderedPageBreak/>
         <w:drawing>
-          <wp:inline distT="0" distB="0" distL="0" distR="0" wp14:anchorId="26BE4AA3" wp14:editId="6D42156C">
+          <wp:inline distT="0" distB="0" distL="0" distR="0" wp14:anchorId="331309F1" wp14:editId="7C7134E5">
             <wp:extent cx="5400000" cy="3265613"/>
             <wp:effectExtent l="0" t="0" r="0" b="0"/>
             <wp:docPr id="3" name="Picture 3"/>
@@ -4221,7 +4275,7 @@
           <w:noProof/>
         </w:rPr>
         <w:drawing>
-          <wp:inline distT="0" distB="0" distL="0" distR="0" wp14:anchorId="1B3CB1A5" wp14:editId="0277BF84">
+          <wp:inline distT="0" distB="0" distL="0" distR="0" wp14:anchorId="1E0726EF" wp14:editId="136D6E7A">
             <wp:extent cx="5184000" cy="2982726"/>
             <wp:effectExtent l="0" t="0" r="0" b="0"/>
             <wp:docPr id="4" name="Picture 4"/>
@@ -4534,7 +4588,7 @@
                 <w:szCs w:val="17"/>
               </w:rPr>
               <w:br/>
-              <w:t>portal:index</w:t>
+              <w:t>core:index</w:t>
             </w:r>
           </w:p>
         </w:tc>
@@ -4649,7 +4703,7 @@
                 <w:szCs w:val="17"/>
               </w:rPr>
               <w:br/>
-              <w:t>portal:about</w:t>
+              <w:t>core:about</w:t>
             </w:r>
           </w:p>
         </w:tc>
@@ -4750,7 +4804,7 @@
                 <w:szCs w:val="17"/>
               </w:rPr>
               <w:br/>
-              <w:t>portal:help</w:t>
+              <w:t>core:help</w:t>
             </w:r>
           </w:p>
         </w:tc>
@@ -4851,7 +4905,7 @@
                 <w:szCs w:val="17"/>
               </w:rPr>
               <w:br/>
-              <w:t>portal:login</w:t>
+              <w:t>accounts:login</w:t>
             </w:r>
           </w:p>
         </w:tc>
@@ -4952,7 +5006,7 @@
                 <w:szCs w:val="17"/>
               </w:rPr>
               <w:br/>
-              <w:t>portal:register</w:t>
+              <w:t>accounts:register</w:t>
             </w:r>
           </w:p>
         </w:tc>
@@ -5081,7 +5135,7 @@
                 <w:szCs w:val="17"/>
               </w:rPr>
               <w:br/>
-              <w:t>portal:logout</w:t>
+              <w:t>accounts:logout</w:t>
             </w:r>
           </w:p>
         </w:tc>
@@ -5193,6 +5247,630 @@
       </w:r>
       <w:r>
         <w:t>「企业与账号」的页面</w:t>
+      </w:r>
+    </w:p>
+    <w:tbl>
+      <w:tblPr>
+        <w:tblStyle w:val="aff1"/>
+        <w:tblW w:w="5000" w:type="pct"/>
+        <w:jc w:val="center"/>
+        <w:tblCellMar>
+          <w:top w:w="40" w:type="dxa"/>
+          <w:left w:w="90" w:type="dxa"/>
+          <w:bottom w:w="40" w:type="dxa"/>
+          <w:right w:w="90" w:type="dxa"/>
+        </w:tblCellMar>
+        <w:tblLook w:val="04A0" w:firstRow="1" w:lastRow="0" w:firstColumn="1" w:lastColumn="0" w:noHBand="0" w:noVBand="1"/>
+      </w:tblPr>
+      <w:tblGrid>
+        <w:gridCol w:w="2382"/>
+        <w:gridCol w:w="1087"/>
+        <w:gridCol w:w="2975"/>
+        <w:gridCol w:w="3261"/>
+      </w:tblGrid>
+      <w:tr>
+        <w:trPr>
+          <w:cantSplit/>
+          <w:tblHeader/>
+          <w:jc w:val="center"/>
+        </w:trPr>
+        <w:tc>
+          <w:tcPr>
+            <w:tcW w:w="2268" w:type="dxa"/>
+            <w:shd w:val="clear" w:color="auto" w:fill="E8E8E8"/>
+            <w:vAlign w:val="center"/>
+          </w:tcPr>
+          <w:p>
+            <w:pPr>
+              <w:pStyle w:val="PZPlain"/>
+              <w:spacing w:before="40" w:after="40" w:line="240" w:lineRule="auto"/>
+              <w:jc w:val="center"/>
+            </w:pPr>
+            <w:r>
+              <w:rPr>
+                <w:b/>
+                <w:sz w:val="17"/>
+                <w:szCs w:val="17"/>
+              </w:rPr>
+              <w:t>页面、地址与路由名</w:t>
+            </w:r>
+          </w:p>
+        </w:tc>
+        <w:tc>
+          <w:tcPr>
+            <w:tcW w:w="1077" w:type="dxa"/>
+            <w:shd w:val="clear" w:color="auto" w:fill="E8E8E8"/>
+            <w:vAlign w:val="center"/>
+          </w:tcPr>
+          <w:p>
+            <w:pPr>
+              <w:pStyle w:val="PZPlain"/>
+              <w:spacing w:before="40" w:after="40" w:line="240" w:lineRule="auto"/>
+              <w:jc w:val="center"/>
+            </w:pPr>
+            <w:r>
+              <w:rPr>
+                <w:b/>
+                <w:sz w:val="17"/>
+                <w:szCs w:val="17"/>
+              </w:rPr>
+              <w:t>访问权限</w:t>
+            </w:r>
+          </w:p>
+        </w:tc>
+        <w:tc>
+          <w:tcPr>
+            <w:tcW w:w="2948" w:type="dxa"/>
+            <w:shd w:val="clear" w:color="auto" w:fill="E8E8E8"/>
+            <w:vAlign w:val="center"/>
+          </w:tcPr>
+          <w:p>
+            <w:pPr>
+              <w:pStyle w:val="PZPlain"/>
+              <w:spacing w:before="40" w:after="40" w:line="240" w:lineRule="auto"/>
+              <w:jc w:val="center"/>
+            </w:pPr>
+            <w:r>
+              <w:rPr>
+                <w:b/>
+                <w:sz w:val="17"/>
+                <w:szCs w:val="17"/>
+              </w:rPr>
+              <w:t>用途</w:t>
+            </w:r>
+          </w:p>
+        </w:tc>
+        <w:tc>
+          <w:tcPr>
+            <w:tcW w:w="3231" w:type="dxa"/>
+            <w:shd w:val="clear" w:color="auto" w:fill="E8E8E8"/>
+            <w:vAlign w:val="center"/>
+          </w:tcPr>
+          <w:p>
+            <w:pPr>
+              <w:pStyle w:val="PZPlain"/>
+              <w:spacing w:before="40" w:after="40" w:line="240" w:lineRule="auto"/>
+              <w:jc w:val="center"/>
+            </w:pPr>
+            <w:r>
+              <w:rPr>
+                <w:b/>
+                <w:sz w:val="17"/>
+                <w:szCs w:val="17"/>
+              </w:rPr>
+              <w:t>主要内容</w:t>
+            </w:r>
+          </w:p>
+        </w:tc>
+      </w:tr>
+      <w:tr>
+        <w:trPr>
+          <w:cantSplit/>
+          <w:jc w:val="center"/>
+        </w:trPr>
+        <w:tc>
+          <w:tcPr>
+            <w:tcW w:w="2268" w:type="dxa"/>
+            <w:vAlign w:val="center"/>
+          </w:tcPr>
+          <w:p>
+            <w:pPr>
+              <w:pStyle w:val="PZPlain"/>
+              <w:spacing w:before="40" w:after="40" w:line="240" w:lineRule="auto"/>
+            </w:pPr>
+            <w:r>
+              <w:rPr>
+                <w:sz w:val="17"/>
+                <w:szCs w:val="17"/>
+              </w:rPr>
+              <w:lastRenderedPageBreak/>
+              <w:t>企业双语档案</w:t>
+            </w:r>
+            <w:r>
+              <w:rPr>
+                <w:sz w:val="17"/>
+                <w:szCs w:val="17"/>
+              </w:rPr>
+              <w:br/>
+              <w:t>/enterprises/profile/</w:t>
+            </w:r>
+            <w:r>
+              <w:rPr>
+                <w:sz w:val="17"/>
+                <w:szCs w:val="17"/>
+              </w:rPr>
+              <w:br/>
+              <w:t>accounts:enterprise_profile</w:t>
+            </w:r>
+          </w:p>
+        </w:tc>
+        <w:tc>
+          <w:tcPr>
+            <w:tcW w:w="1077" w:type="dxa"/>
+            <w:vAlign w:val="center"/>
+          </w:tcPr>
+          <w:p>
+            <w:pPr>
+              <w:pStyle w:val="PZPlain"/>
+              <w:spacing w:before="40" w:after="40" w:line="240" w:lineRule="auto"/>
+              <w:jc w:val="center"/>
+            </w:pPr>
+            <w:r>
+              <w:rPr>
+                <w:sz w:val="17"/>
+                <w:szCs w:val="17"/>
+              </w:rPr>
+              <w:t>需登录</w:t>
+            </w:r>
+          </w:p>
+        </w:tc>
+        <w:tc>
+          <w:tcPr>
+            <w:tcW w:w="2948" w:type="dxa"/>
+            <w:vAlign w:val="center"/>
+          </w:tcPr>
+          <w:p>
+            <w:pPr>
+              <w:pStyle w:val="PZPlain"/>
+              <w:spacing w:before="40" w:after="40" w:line="240" w:lineRule="auto"/>
+              <w:jc w:val="both"/>
+            </w:pPr>
+            <w:r>
+              <w:rPr>
+                <w:sz w:val="17"/>
+                <w:szCs w:val="17"/>
+              </w:rPr>
+              <w:t>维护企业主体的中俄双语档案，作为单证与合同自动填充的数据源。</w:t>
+            </w:r>
+          </w:p>
+        </w:tc>
+        <w:tc>
+          <w:tcPr>
+            <w:tcW w:w="3231" w:type="dxa"/>
+            <w:vAlign w:val="center"/>
+          </w:tcPr>
+          <w:p>
+            <w:pPr>
+              <w:pStyle w:val="PZPlain"/>
+              <w:spacing w:before="40" w:after="40" w:line="240" w:lineRule="auto"/>
+              <w:jc w:val="both"/>
+            </w:pPr>
+            <w:r>
+              <w:rPr>
+                <w:sz w:val="17"/>
+                <w:szCs w:val="17"/>
+              </w:rPr>
+              <w:t>企业名称、统一社会信用代码</w:t>
+            </w:r>
+            <w:r>
+              <w:rPr>
+                <w:sz w:val="17"/>
+                <w:szCs w:val="17"/>
+              </w:rPr>
+              <w:t xml:space="preserve"> / ИНН</w:t>
+            </w:r>
+            <w:r>
+              <w:rPr>
+                <w:sz w:val="17"/>
+                <w:szCs w:val="17"/>
+              </w:rPr>
+              <w:t>（俄罗斯纳税人识别号）、注册地址、联系方式、银行信息；中俄双语字段并排填写，缺失项高亮提示补录。</w:t>
+            </w:r>
+          </w:p>
+        </w:tc>
+      </w:tr>
+      <w:tr>
+        <w:trPr>
+          <w:cantSplit/>
+          <w:jc w:val="center"/>
+        </w:trPr>
+        <w:tc>
+          <w:tcPr>
+            <w:tcW w:w="2268" w:type="dxa"/>
+            <w:vAlign w:val="center"/>
+          </w:tcPr>
+          <w:p>
+            <w:pPr>
+              <w:pStyle w:val="PZPlain"/>
+              <w:spacing w:before="40" w:after="40" w:line="240" w:lineRule="auto"/>
+            </w:pPr>
+            <w:r>
+              <w:rPr>
+                <w:sz w:val="17"/>
+                <w:szCs w:val="17"/>
+              </w:rPr>
+              <w:t>主体认证</w:t>
+            </w:r>
+            <w:r>
+              <w:rPr>
+                <w:sz w:val="17"/>
+                <w:szCs w:val="17"/>
+              </w:rPr>
+              <w:br/>
+              <w:t>/enterprises/verification/</w:t>
+            </w:r>
+            <w:r>
+              <w:rPr>
+                <w:sz w:val="17"/>
+                <w:szCs w:val="17"/>
+              </w:rPr>
+              <w:br/>
+              <w:t>accounts:enterprise_verification</w:t>
+            </w:r>
+          </w:p>
+        </w:tc>
+        <w:tc>
+          <w:tcPr>
+            <w:tcW w:w="1077" w:type="dxa"/>
+            <w:vAlign w:val="center"/>
+          </w:tcPr>
+          <w:p>
+            <w:pPr>
+              <w:pStyle w:val="PZPlain"/>
+              <w:spacing w:before="40" w:after="40" w:line="240" w:lineRule="auto"/>
+              <w:jc w:val="center"/>
+            </w:pPr>
+            <w:r>
+              <w:rPr>
+                <w:sz w:val="17"/>
+                <w:szCs w:val="17"/>
+              </w:rPr>
+              <w:t>需登录</w:t>
+            </w:r>
+          </w:p>
+        </w:tc>
+        <w:tc>
+          <w:tcPr>
+            <w:tcW w:w="2948" w:type="dxa"/>
+            <w:vAlign w:val="center"/>
+          </w:tcPr>
+          <w:p>
+            <w:pPr>
+              <w:pStyle w:val="PZPlain"/>
+              <w:spacing w:before="40" w:after="40" w:line="240" w:lineRule="auto"/>
+              <w:jc w:val="both"/>
+            </w:pPr>
+            <w:r>
+              <w:rPr>
+                <w:sz w:val="17"/>
+                <w:szCs w:val="17"/>
+              </w:rPr>
+              <w:t>提交并跟踪企业主体认证材料，控制未认证主体的功能范围。</w:t>
+            </w:r>
+          </w:p>
+        </w:tc>
+        <w:tc>
+          <w:tcPr>
+            <w:tcW w:w="3231" w:type="dxa"/>
+            <w:vAlign w:val="center"/>
+          </w:tcPr>
+          <w:p>
+            <w:pPr>
+              <w:pStyle w:val="PZPlain"/>
+              <w:spacing w:before="40" w:after="40" w:line="240" w:lineRule="auto"/>
+              <w:jc w:val="both"/>
+            </w:pPr>
+            <w:r>
+              <w:rPr>
+                <w:sz w:val="17"/>
+                <w:szCs w:val="17"/>
+              </w:rPr>
+              <w:t>营业执照或俄方登记文件上传、字段识别结果确认、审核状态跟踪（待提交</w:t>
+            </w:r>
+            <w:r>
+              <w:rPr>
+                <w:sz w:val="17"/>
+                <w:szCs w:val="17"/>
+              </w:rPr>
+              <w:t>/</w:t>
+            </w:r>
+            <w:r>
+              <w:rPr>
+                <w:sz w:val="17"/>
+                <w:szCs w:val="17"/>
+              </w:rPr>
+              <w:t>审核中</w:t>
+            </w:r>
+            <w:r>
+              <w:rPr>
+                <w:sz w:val="17"/>
+                <w:szCs w:val="17"/>
+              </w:rPr>
+              <w:t>/</w:t>
+            </w:r>
+            <w:r>
+              <w:rPr>
+                <w:sz w:val="17"/>
+                <w:szCs w:val="17"/>
+              </w:rPr>
+              <w:t>已通过</w:t>
+            </w:r>
+            <w:r>
+              <w:rPr>
+                <w:sz w:val="17"/>
+                <w:szCs w:val="17"/>
+              </w:rPr>
+              <w:t>/</w:t>
+            </w:r>
+            <w:r>
+              <w:rPr>
+                <w:sz w:val="17"/>
+                <w:szCs w:val="17"/>
+              </w:rPr>
+              <w:t>已驳回）、驳回原因展示。</w:t>
+            </w:r>
+          </w:p>
+        </w:tc>
+      </w:tr>
+      <w:tr>
+        <w:trPr>
+          <w:cantSplit/>
+          <w:jc w:val="center"/>
+        </w:trPr>
+        <w:tc>
+          <w:tcPr>
+            <w:tcW w:w="2268" w:type="dxa"/>
+            <w:vAlign w:val="center"/>
+          </w:tcPr>
+          <w:p>
+            <w:pPr>
+              <w:pStyle w:val="PZPlain"/>
+              <w:spacing w:before="40" w:after="40" w:line="240" w:lineRule="auto"/>
+            </w:pPr>
+            <w:r>
+              <w:rPr>
+                <w:sz w:val="17"/>
+                <w:szCs w:val="17"/>
+              </w:rPr>
+              <w:t>成员与角色管理</w:t>
+            </w:r>
+            <w:r>
+              <w:rPr>
+                <w:sz w:val="17"/>
+                <w:szCs w:val="17"/>
+              </w:rPr>
+              <w:br/>
+              <w:t>/enterprises/members/</w:t>
+            </w:r>
+            <w:r>
+              <w:rPr>
+                <w:sz w:val="17"/>
+                <w:szCs w:val="17"/>
+              </w:rPr>
+              <w:br/>
+              <w:t>accounts:enterprise_members</w:t>
+            </w:r>
+          </w:p>
+        </w:tc>
+        <w:tc>
+          <w:tcPr>
+            <w:tcW w:w="1077" w:type="dxa"/>
+            <w:vAlign w:val="center"/>
+          </w:tcPr>
+          <w:p>
+            <w:pPr>
+              <w:pStyle w:val="PZPlain"/>
+              <w:spacing w:before="40" w:after="40" w:line="240" w:lineRule="auto"/>
+              <w:jc w:val="center"/>
+            </w:pPr>
+            <w:r>
+              <w:rPr>
+                <w:sz w:val="17"/>
+                <w:szCs w:val="17"/>
+              </w:rPr>
+              <w:t>按角色限制</w:t>
+            </w:r>
+          </w:p>
+        </w:tc>
+        <w:tc>
+          <w:tcPr>
+            <w:tcW w:w="2948" w:type="dxa"/>
+            <w:vAlign w:val="center"/>
+          </w:tcPr>
+          <w:p>
+            <w:pPr>
+              <w:pStyle w:val="PZPlain"/>
+              <w:spacing w:before="40" w:after="40" w:line="240" w:lineRule="auto"/>
+              <w:jc w:val="both"/>
+            </w:pPr>
+            <w:r>
+              <w:rPr>
+                <w:sz w:val="17"/>
+                <w:szCs w:val="17"/>
+              </w:rPr>
+              <w:t>管理企业组织架构、成员账号与角色分配。</w:t>
+            </w:r>
+          </w:p>
+        </w:tc>
+        <w:tc>
+          <w:tcPr>
+            <w:tcW w:w="3231" w:type="dxa"/>
+            <w:vAlign w:val="center"/>
+          </w:tcPr>
+          <w:p>
+            <w:pPr>
+              <w:pStyle w:val="PZPlain"/>
+              <w:spacing w:before="40" w:after="40" w:line="240" w:lineRule="auto"/>
+              <w:jc w:val="both"/>
+            </w:pPr>
+            <w:r>
+              <w:rPr>
+                <w:sz w:val="17"/>
+                <w:szCs w:val="17"/>
+              </w:rPr>
+              <w:t>成员列表（姓名、角色、状态、最近登录）、角色分配、账号停用与交接；仅业务负责人与管理员可见。</w:t>
+            </w:r>
+          </w:p>
+        </w:tc>
+      </w:tr>
+      <w:tr>
+        <w:trPr>
+          <w:cantSplit/>
+          <w:jc w:val="center"/>
+        </w:trPr>
+        <w:tc>
+          <w:tcPr>
+            <w:tcW w:w="2268" w:type="dxa"/>
+            <w:vAlign w:val="center"/>
+          </w:tcPr>
+          <w:p>
+            <w:pPr>
+              <w:pStyle w:val="PZPlain"/>
+              <w:spacing w:before="40" w:after="40" w:line="240" w:lineRule="auto"/>
+            </w:pPr>
+            <w:r>
+              <w:rPr>
+                <w:sz w:val="17"/>
+                <w:szCs w:val="17"/>
+              </w:rPr>
+              <w:t>协作者邀请</w:t>
+            </w:r>
+            <w:r>
+              <w:rPr>
+                <w:sz w:val="17"/>
+                <w:szCs w:val="17"/>
+              </w:rPr>
+              <w:br/>
+              <w:t>/enterprises/invitations/</w:t>
+            </w:r>
+            <w:r>
+              <w:rPr>
+                <w:sz w:val="17"/>
+                <w:szCs w:val="17"/>
+              </w:rPr>
+              <w:br/>
+              <w:t>accounts:enterprise_invitations</w:t>
+            </w:r>
+          </w:p>
+        </w:tc>
+        <w:tc>
+          <w:tcPr>
+            <w:tcW w:w="1077" w:type="dxa"/>
+            <w:vAlign w:val="center"/>
+          </w:tcPr>
+          <w:p>
+            <w:pPr>
+              <w:pStyle w:val="PZPlain"/>
+              <w:spacing w:before="40" w:after="40" w:line="240" w:lineRule="auto"/>
+              <w:jc w:val="center"/>
+            </w:pPr>
+            <w:r>
+              <w:rPr>
+                <w:sz w:val="17"/>
+                <w:szCs w:val="17"/>
+              </w:rPr>
+              <w:t>需登录</w:t>
+            </w:r>
+          </w:p>
+        </w:tc>
+        <w:tc>
+          <w:tcPr>
+            <w:tcW w:w="2948" w:type="dxa"/>
+            <w:vAlign w:val="center"/>
+          </w:tcPr>
+          <w:p>
+            <w:pPr>
+              <w:pStyle w:val="PZPlain"/>
+              <w:spacing w:before="40" w:after="40" w:line="240" w:lineRule="auto"/>
+              <w:jc w:val="both"/>
+            </w:pPr>
+            <w:r>
+              <w:rPr>
+                <w:sz w:val="17"/>
+                <w:szCs w:val="17"/>
+              </w:rPr>
+              <w:t>邀请俄方合作方或货代操作员加入指定订单的协同范围。</w:t>
+            </w:r>
+          </w:p>
+        </w:tc>
+        <w:tc>
+          <w:tcPr>
+            <w:tcW w:w="3231" w:type="dxa"/>
+            <w:vAlign w:val="center"/>
+          </w:tcPr>
+          <w:p>
+            <w:pPr>
+              <w:pStyle w:val="PZPlain"/>
+              <w:spacing w:before="40" w:after="40" w:line="240" w:lineRule="auto"/>
+              <w:jc w:val="both"/>
+            </w:pPr>
+            <w:r>
+              <w:rPr>
+                <w:sz w:val="17"/>
+                <w:szCs w:val="17"/>
+              </w:rPr>
+              <w:t>邀请对象类型选择、协同范围（按订单或按批次）、有效期设置、邀请链接与二维码、邀请状态跟踪。</w:t>
+            </w:r>
+          </w:p>
+        </w:tc>
+      </w:tr>
+    </w:tbl>
+    <w:p>
+      <w:pPr>
+        <w:pStyle w:val="PZPlain"/>
+        <w:spacing w:after="120"/>
+      </w:pPr>
+    </w:p>
+    <w:p>
+      <w:pPr>
+        <w:pStyle w:val="21"/>
+      </w:pPr>
+      <w:r>
+        <w:rPr>
+          <w:rFonts w:ascii="Times New Roman" w:eastAsia="SimHei" w:hAnsi="Times New Roman" w:cs="Times New Roman"/>
+        </w:rPr>
+        <w:t xml:space="preserve">3.3 M2. </w:t>
+      </w:r>
+      <w:r>
+        <w:rPr>
+          <w:rFonts w:ascii="Times New Roman" w:eastAsia="SimHei" w:hAnsi="Times New Roman" w:cs="Times New Roman"/>
+        </w:rPr>
+        <w:t>商品管理</w:t>
+      </w:r>
+    </w:p>
+    <w:p>
+      <w:r>
+        <w:t>本模块描述企业的商品目录。商品卡片不仅承载商务信息，还带有生成单证清单所需的合规属性。</w:t>
+      </w:r>
+    </w:p>
+    <w:p>
+      <w:pPr>
+        <w:pStyle w:val="PZTableCaption"/>
+      </w:pPr>
+      <w:r>
+        <w:t>表</w:t>
+      </w:r>
+      <w:r>
+        <w:t xml:space="preserve"> 5</w:t>
+      </w:r>
+      <w:r>
+        <w:t xml:space="preserve">　模块</w:t>
+      </w:r>
+      <w:r>
+        <w:t xml:space="preserve"> M2</w:t>
+      </w:r>
+      <w:r>
+        <w:t>「商品管理」的页面</w:t>
       </w:r>
     </w:p>
     <w:tbl>
@@ -5329,8 +6007,7 @@
                 <w:sz w:val="17"/>
                 <w:szCs w:val="17"/>
               </w:rPr>
-              <w:lastRenderedPageBreak/>
-              <w:t>企业双语档案</w:t>
+              <w:t>商品列表</w:t>
             </w:r>
             <w:r>
               <w:rPr>
@@ -5338,7 +6015,7 @@
                 <w:szCs w:val="17"/>
               </w:rPr>
               <w:br/>
-              <w:t>/enterprises/profile/</w:t>
+              <w:t>/goods/</w:t>
             </w:r>
             <w:r>
               <w:rPr>
@@ -5346,7 +6023,7 @@
                 <w:szCs w:val="17"/>
               </w:rPr>
               <w:br/>
-              <w:t>portal:enterprise_profile</w:t>
+              <w:t>catalog:goods_list</w:t>
             </w:r>
           </w:p>
         </w:tc>
@@ -5386,7 +6063,7 @@
                 <w:sz w:val="17"/>
                 <w:szCs w:val="17"/>
               </w:rPr>
-              <w:t>维护企业主体的中俄双语档案，作为单证与合同自动填充的数据源。</w:t>
+              <w:t>按品类、状态与关键词检索本企业商品卡片。</w:t>
             </w:r>
           </w:p>
         </w:tc>
@@ -5406,21 +6083,7 @@
                 <w:sz w:val="17"/>
                 <w:szCs w:val="17"/>
               </w:rPr>
-              <w:t>企业名称、统一社会信用代码</w:t>
-            </w:r>
-            <w:r>
-              <w:rPr>
-                <w:sz w:val="17"/>
-                <w:szCs w:val="17"/>
-              </w:rPr>
-              <w:t xml:space="preserve"> / ИНН</w:t>
-            </w:r>
-            <w:r>
-              <w:rPr>
-                <w:sz w:val="17"/>
-                <w:szCs w:val="17"/>
-              </w:rPr>
-              <w:t>（俄罗斯纳税人识别号）、注册地址、联系方式、银行信息；中俄双语字段并排填写，缺失项高亮提示补录。</w:t>
+              <w:t>卡片化列表（图片、中俄双语标题、规格摘要、合规属性标识）、常用筛选标签、排序、批量操作入口。</w:t>
             </w:r>
           </w:p>
         </w:tc>
@@ -5445,7 +6108,7 @@
                 <w:sz w:val="17"/>
                 <w:szCs w:val="17"/>
               </w:rPr>
-              <w:t>主体认证</w:t>
+              <w:t>商品详情</w:t>
             </w:r>
             <w:r>
               <w:rPr>
@@ -5453,7 +6116,7 @@
                 <w:szCs w:val="17"/>
               </w:rPr>
               <w:br/>
-              <w:t>/enterprises/verification/</w:t>
+              <w:t>/goods/&lt;int:pk&gt;/</w:t>
             </w:r>
             <w:r>
               <w:rPr>
@@ -5461,7 +6124,7 @@
                 <w:szCs w:val="17"/>
               </w:rPr>
               <w:br/>
-              <w:t>portal:enterprise_verification</w:t>
+              <w:t>catalog:goods_detail</w:t>
             </w:r>
           </w:p>
         </w:tc>
@@ -5501,7 +6164,7 @@
                 <w:sz w:val="17"/>
                 <w:szCs w:val="17"/>
               </w:rPr>
-              <w:t>提交并跟踪企业主体认证材料，控制未认证主体的功能范围。</w:t>
+              <w:t>展示商品完整信息、合规属性与历史版本。</w:t>
             </w:r>
           </w:p>
         </w:tc>
@@ -5521,49 +6184,21 @@
                 <w:sz w:val="17"/>
                 <w:szCs w:val="17"/>
               </w:rPr>
-              <w:t>营业执照或俄方登记文件上传、字段识别结果确认、审核状态跟踪（待提交</w:t>
-            </w:r>
-            <w:r>
-              <w:rPr>
-                <w:sz w:val="17"/>
-                <w:szCs w:val="17"/>
-              </w:rPr>
-              <w:t>/</w:t>
-            </w:r>
-            <w:r>
-              <w:rPr>
-                <w:sz w:val="17"/>
-                <w:szCs w:val="17"/>
-              </w:rPr>
-              <w:t>审核中</w:t>
-            </w:r>
-            <w:r>
-              <w:rPr>
-                <w:sz w:val="17"/>
-                <w:szCs w:val="17"/>
-              </w:rPr>
-              <w:t>/</w:t>
-            </w:r>
-            <w:r>
-              <w:rPr>
-                <w:sz w:val="17"/>
-                <w:szCs w:val="17"/>
-              </w:rPr>
-              <w:t>已通过</w:t>
-            </w:r>
-            <w:r>
-              <w:rPr>
-                <w:sz w:val="17"/>
-                <w:szCs w:val="17"/>
-              </w:rPr>
-              <w:t>/</w:t>
-            </w:r>
-            <w:r>
-              <w:rPr>
-                <w:sz w:val="17"/>
-                <w:szCs w:val="17"/>
-              </w:rPr>
-              <w:t>已驳回）、驳回原因展示。</w:t>
+              <w:t>中俄双语标题与描述、规格参数、包装信息、图片集、</w:t>
+            </w:r>
+            <w:r>
+              <w:rPr>
+                <w:sz w:val="17"/>
+                <w:szCs w:val="17"/>
+              </w:rPr>
+              <w:t xml:space="preserve">HS </w:t>
+            </w:r>
+            <w:r>
+              <w:rPr>
+                <w:sz w:val="17"/>
+                <w:szCs w:val="17"/>
+              </w:rPr>
+              <w:t>编码与合规属性、关联证书、版本历史与差异对比。</w:t>
             </w:r>
           </w:p>
         </w:tc>
@@ -5588,7 +6223,21 @@
                 <w:sz w:val="17"/>
                 <w:szCs w:val="17"/>
               </w:rPr>
-              <w:t>成员与角色管理</w:t>
+              <w:t>新建</w:t>
+            </w:r>
+            <w:r>
+              <w:rPr>
+                <w:sz w:val="17"/>
+                <w:szCs w:val="17"/>
+              </w:rPr>
+              <w:t>/</w:t>
+            </w:r>
+            <w:r>
+              <w:rPr>
+                <w:sz w:val="17"/>
+                <w:szCs w:val="17"/>
+              </w:rPr>
+              <w:t>编辑商品</w:t>
             </w:r>
             <w:r>
               <w:rPr>
@@ -5596,7 +6245,7 @@
                 <w:szCs w:val="17"/>
               </w:rPr>
               <w:br/>
-              <w:t>/enterprises/members/</w:t>
+              <w:t>/goods/new/</w:t>
             </w:r>
             <w:r>
               <w:rPr>
@@ -5604,7 +6253,7 @@
                 <w:szCs w:val="17"/>
               </w:rPr>
               <w:br/>
-              <w:t>portal:enterprise_members</w:t>
+              <w:t>catalog:goods_form</w:t>
             </w:r>
           </w:p>
         </w:tc>
@@ -5624,7 +6273,7 @@
                 <w:sz w:val="17"/>
                 <w:szCs w:val="17"/>
               </w:rPr>
-              <w:t>按角色限制</w:t>
+              <w:t>需登录</w:t>
             </w:r>
           </w:p>
         </w:tc>
@@ -5644,7 +6293,7 @@
                 <w:sz w:val="17"/>
                 <w:szCs w:val="17"/>
               </w:rPr>
-              <w:t>管理企业组织架构、成员账号与角色分配。</w:t>
+              <w:t>录入或修改商品卡片，支持中俄双语字段。</w:t>
             </w:r>
           </w:p>
         </w:tc>
@@ -5664,108 +6313,21 @@
                 <w:sz w:val="17"/>
                 <w:szCs w:val="17"/>
               </w:rPr>
-              <w:t>成员列表（姓名、角色、状态、最近登录）、角色分配、账号停用与交接；仅业务负责人与管理员可见。</w:t>
-            </w:r>
-          </w:p>
-        </w:tc>
-      </w:tr>
-      <w:tr>
-        <w:trPr>
-          <w:cantSplit/>
-          <w:jc w:val="center"/>
-        </w:trPr>
-        <w:tc>
-          <w:tcPr>
-            <w:tcW w:w="2268" w:type="dxa"/>
-            <w:vAlign w:val="center"/>
-          </w:tcPr>
-          <w:p>
-            <w:pPr>
-              <w:pStyle w:val="PZPlain"/>
-              <w:spacing w:before="40" w:after="40" w:line="240" w:lineRule="auto"/>
-            </w:pPr>
-            <w:r>
-              <w:rPr>
-                <w:sz w:val="17"/>
-                <w:szCs w:val="17"/>
-              </w:rPr>
-              <w:t>协作者邀请</w:t>
-            </w:r>
-            <w:r>
-              <w:rPr>
-                <w:sz w:val="17"/>
-                <w:szCs w:val="17"/>
-              </w:rPr>
-              <w:br/>
-              <w:t>/enterprises/invitations/</w:t>
-            </w:r>
-            <w:r>
-              <w:rPr>
-                <w:sz w:val="17"/>
-                <w:szCs w:val="17"/>
-              </w:rPr>
-              <w:br/>
-              <w:t>portal:enterprise_invitations</w:t>
-            </w:r>
-          </w:p>
-        </w:tc>
-        <w:tc>
-          <w:tcPr>
-            <w:tcW w:w="1077" w:type="dxa"/>
-            <w:vAlign w:val="center"/>
-          </w:tcPr>
-          <w:p>
-            <w:pPr>
-              <w:pStyle w:val="PZPlain"/>
-              <w:spacing w:before="40" w:after="40" w:line="240" w:lineRule="auto"/>
-              <w:jc w:val="center"/>
-            </w:pPr>
-            <w:r>
-              <w:rPr>
-                <w:sz w:val="17"/>
-                <w:szCs w:val="17"/>
-              </w:rPr>
-              <w:t>需登录</w:t>
-            </w:r>
-          </w:p>
-        </w:tc>
-        <w:tc>
-          <w:tcPr>
-            <w:tcW w:w="2948" w:type="dxa"/>
-            <w:vAlign w:val="center"/>
-          </w:tcPr>
-          <w:p>
-            <w:pPr>
-              <w:pStyle w:val="PZPlain"/>
-              <w:spacing w:before="40" w:after="40" w:line="240" w:lineRule="auto"/>
-              <w:jc w:val="both"/>
-            </w:pPr>
-            <w:r>
-              <w:rPr>
-                <w:sz w:val="17"/>
-                <w:szCs w:val="17"/>
-              </w:rPr>
-              <w:t>邀请俄方合作方或货代操作员加入指定订单的协同范围。</w:t>
-            </w:r>
-          </w:p>
-        </w:tc>
-        <w:tc>
-          <w:tcPr>
-            <w:tcW w:w="3231" w:type="dxa"/>
-            <w:vAlign w:val="center"/>
-          </w:tcPr>
-          <w:p>
-            <w:pPr>
-              <w:pStyle w:val="PZPlain"/>
-              <w:spacing w:before="40" w:after="40" w:line="240" w:lineRule="auto"/>
-              <w:jc w:val="both"/>
-            </w:pPr>
-            <w:r>
-              <w:rPr>
-                <w:sz w:val="17"/>
-                <w:szCs w:val="17"/>
-              </w:rPr>
-              <w:t>邀请对象类型选择、协同范围（按订单或按批次）、有效期设置、邀请链接与二维码、邀请状态跟踪。</w:t>
+              <w:t>按基本信息、规格、包装、合规属性分四步填写，每步不超过</w:t>
+            </w:r>
+            <w:r>
+              <w:rPr>
+                <w:sz w:val="17"/>
+                <w:szCs w:val="17"/>
+              </w:rPr>
+              <w:t xml:space="preserve"> 5 </w:t>
+            </w:r>
+            <w:r>
+              <w:rPr>
+                <w:sz w:val="17"/>
+                <w:szCs w:val="17"/>
+              </w:rPr>
+              <w:t>个字段；顶部进度指示；草稿自动保存。</w:t>
             </w:r>
           </w:p>
         </w:tc>
@@ -5785,18 +6347,24 @@
         <w:rPr>
           <w:rFonts w:ascii="Times New Roman" w:eastAsia="SimHei" w:hAnsi="Times New Roman" w:cs="Times New Roman"/>
         </w:rPr>
-        <w:t xml:space="preserve">3.3 M2. </w:t>
+        <w:t xml:space="preserve">3.4 M3. </w:t>
       </w:r>
       <w:r>
         <w:rPr>
           <w:rFonts w:ascii="Times New Roman" w:eastAsia="SimHei" w:hAnsi="Times New Roman" w:cs="Times New Roman"/>
         </w:rPr>
-        <w:t>商品管理</w:t>
+        <w:t>询价与报价</w:t>
       </w:r>
     </w:p>
     <w:p>
       <w:r>
-        <w:t>本模块描述企业的商品目录。商品卡片不仅承载商务信息，还带有生成单证清单所需的合规属性。</w:t>
+        <w:t>本模块实现缔约前阶段：询价与报价。报价单带版本管理</w:t>
+      </w:r>
+      <w:r>
+        <w:t>——</w:t>
+      </w:r>
+      <w:r>
+        <w:t>条件变更生成新版本，已被订单引用的版本不可删除。</w:t>
       </w:r>
     </w:p>
     <w:p>
@@ -5807,16 +6375,16 @@
         <w:t>表</w:t>
       </w:r>
       <w:r>
-        <w:t xml:space="preserve"> 5</w:t>
+        <w:t xml:space="preserve"> 6</w:t>
       </w:r>
       <w:r>
         <w:t xml:space="preserve">　模块</w:t>
       </w:r>
       <w:r>
-        <w:t xml:space="preserve"> M2</w:t>
-      </w:r>
-      <w:r>
-        <w:t>「商品管理」的页面</w:t>
+        <w:t xml:space="preserve"> M3</w:t>
+      </w:r>
+      <w:r>
+        <w:t>「询价与报价」的页面</w:t>
       </w:r>
     </w:p>
     <w:tbl>
@@ -5953,7 +6521,7 @@
                 <w:sz w:val="17"/>
                 <w:szCs w:val="17"/>
               </w:rPr>
-              <w:t>商品列表</w:t>
+              <w:t>询价单列表</w:t>
             </w:r>
             <w:r>
               <w:rPr>
@@ -5961,7 +6529,7 @@
                 <w:szCs w:val="17"/>
               </w:rPr>
               <w:br/>
-              <w:t>/goods/</w:t>
+              <w:t>/rfqs/</w:t>
             </w:r>
             <w:r>
               <w:rPr>
@@ -5969,7 +6537,7 @@
                 <w:szCs w:val="17"/>
               </w:rPr>
               <w:br/>
-              <w:t>portal:goods_list</w:t>
+              <w:t>trading:rfq_list</w:t>
             </w:r>
           </w:p>
         </w:tc>
@@ -6009,7 +6577,7 @@
                 <w:sz w:val="17"/>
                 <w:szCs w:val="17"/>
               </w:rPr>
-              <w:t>按品类、状态与关键词检索本企业商品卡片。</w:t>
+              <w:t>集中查看本企业发出与收到的询价单及其响应状态。</w:t>
             </w:r>
           </w:p>
         </w:tc>
@@ -6029,7 +6597,63 @@
                 <w:sz w:val="17"/>
                 <w:szCs w:val="17"/>
               </w:rPr>
-              <w:t>卡片化列表（图片、中俄双语标题、规格摘要、合规属性标识）、常用筛选标签、排序、批量操作入口。</w:t>
+              <w:t>按</w:t>
+            </w:r>
+            <w:r>
+              <w:rPr>
+                <w:sz w:val="17"/>
+                <w:szCs w:val="17"/>
+              </w:rPr>
+              <w:t>“</w:t>
+            </w:r>
+            <w:r>
+              <w:rPr>
+                <w:sz w:val="17"/>
+                <w:szCs w:val="17"/>
+              </w:rPr>
+              <w:t>我发起的</w:t>
+            </w:r>
+            <w:r>
+              <w:rPr>
+                <w:sz w:val="17"/>
+                <w:szCs w:val="17"/>
+              </w:rPr>
+              <w:t xml:space="preserve"> / </w:t>
+            </w:r>
+            <w:r>
+              <w:rPr>
+                <w:sz w:val="17"/>
+                <w:szCs w:val="17"/>
+              </w:rPr>
+              <w:t>待我响应</w:t>
+            </w:r>
+            <w:r>
+              <w:rPr>
+                <w:sz w:val="17"/>
+                <w:szCs w:val="17"/>
+              </w:rPr>
+              <w:t xml:space="preserve"> / </w:t>
+            </w:r>
+            <w:r>
+              <w:rPr>
+                <w:sz w:val="17"/>
+                <w:szCs w:val="17"/>
+              </w:rPr>
+              <w:t>已关闭</w:t>
+            </w:r>
+            <w:r>
+              <w:rPr>
+                <w:sz w:val="17"/>
+                <w:szCs w:val="17"/>
+              </w:rPr>
+              <w:t>”</w:t>
+            </w:r>
+            <w:r>
+              <w:rPr>
+                <w:sz w:val="17"/>
+                <w:szCs w:val="17"/>
+              </w:rPr>
+              <w:t>分组；列表项展示商品、数量、目标价区间、期望交期与剩余响应时间。</w:t>
             </w:r>
           </w:p>
         </w:tc>
@@ -6054,7 +6678,8 @@
                 <w:sz w:val="17"/>
                 <w:szCs w:val="17"/>
               </w:rPr>
-              <w:t>商品详情</w:t>
+              <w:lastRenderedPageBreak/>
+              <w:t>发起询价</w:t>
             </w:r>
             <w:r>
               <w:rPr>
@@ -6062,7 +6687,7 @@
                 <w:szCs w:val="17"/>
               </w:rPr>
               <w:br/>
-              <w:t>/goods/&lt;int:pk&gt;/</w:t>
+              <w:t>/rfqs/new/</w:t>
             </w:r>
             <w:r>
               <w:rPr>
@@ -6070,7 +6695,7 @@
                 <w:szCs w:val="17"/>
               </w:rPr>
               <w:br/>
-              <w:t>portal:goods_detail</w:t>
+              <w:t>trading:rfq_create</w:t>
             </w:r>
           </w:p>
         </w:tc>
@@ -6110,7 +6735,7 @@
                 <w:sz w:val="17"/>
                 <w:szCs w:val="17"/>
               </w:rPr>
-              <w:t>展示商品完整信息、合规属性与历史版本。</w:t>
+              <w:t>由俄方合作方发起询价，明确数量、目标价与交期。</w:t>
             </w:r>
           </w:p>
         </w:tc>
@@ -6130,21 +6755,7 @@
                 <w:sz w:val="17"/>
                 <w:szCs w:val="17"/>
               </w:rPr>
-              <w:t>中俄双语标题与描述、规格参数、包装信息、图片集、</w:t>
-            </w:r>
-            <w:r>
-              <w:rPr>
-                <w:sz w:val="17"/>
-                <w:szCs w:val="17"/>
-              </w:rPr>
-              <w:t xml:space="preserve">HS </w:t>
-            </w:r>
-            <w:r>
-              <w:rPr>
-                <w:sz w:val="17"/>
-                <w:szCs w:val="17"/>
-              </w:rPr>
-              <w:t>编码与合规属性、关联证书、版本历史与差异对比。</w:t>
+              <w:t>商品选择、数量、目标价区间、期望交期、收货地、补充说明；一屏可填完，提交后即时通知中方。</w:t>
             </w:r>
           </w:p>
         </w:tc>
@@ -6169,21 +6780,7 @@
                 <w:sz w:val="17"/>
                 <w:szCs w:val="17"/>
               </w:rPr>
-              <w:t>新建</w:t>
-            </w:r>
-            <w:r>
-              <w:rPr>
-                <w:sz w:val="17"/>
-                <w:szCs w:val="17"/>
-              </w:rPr>
-              <w:t>/</w:t>
-            </w:r>
-            <w:r>
-              <w:rPr>
-                <w:sz w:val="17"/>
-                <w:szCs w:val="17"/>
-              </w:rPr>
-              <w:t>编辑商品</w:t>
+              <w:t>询价单详情</w:t>
             </w:r>
             <w:r>
               <w:rPr>
@@ -6191,7 +6788,7 @@
                 <w:szCs w:val="17"/>
               </w:rPr>
               <w:br/>
-              <w:t>/goods/new/</w:t>
+              <w:t>/rfqs/&lt;int:pk&gt;/</w:t>
             </w:r>
             <w:r>
               <w:rPr>
@@ -6199,7 +6796,7 @@
                 <w:szCs w:val="17"/>
               </w:rPr>
               <w:br/>
-              <w:t>portal:goods_form</w:t>
+              <w:t>trading:rfq_detail</w:t>
             </w:r>
           </w:p>
         </w:tc>
@@ -6239,7 +6836,7 @@
                 <w:sz w:val="17"/>
                 <w:szCs w:val="17"/>
               </w:rPr>
-              <w:t>录入或修改商品卡片，支持中俄双语字段。</w:t>
+              <w:t>展示询价单全部条款与关联报价，支持直接响应。</w:t>
             </w:r>
           </w:p>
         </w:tc>
@@ -6259,21 +6856,209 @@
                 <w:sz w:val="17"/>
                 <w:szCs w:val="17"/>
               </w:rPr>
-              <w:t>按基本信息、规格、包装、合规属性分四步填写，每步不超过</w:t>
-            </w:r>
-            <w:r>
-              <w:rPr>
-                <w:sz w:val="17"/>
-                <w:szCs w:val="17"/>
-              </w:rPr>
-              <w:t xml:space="preserve"> 5 </w:t>
-            </w:r>
-            <w:r>
-              <w:rPr>
-                <w:sz w:val="17"/>
-                <w:szCs w:val="17"/>
-              </w:rPr>
-              <w:t>个字段；顶部进度指示；草稿自动保存。</w:t>
+              <w:t>询价条款、发起方与时间、关联报价列表、状态流转记录、响应入口与会话入口。</w:t>
+            </w:r>
+          </w:p>
+        </w:tc>
+      </w:tr>
+      <w:tr>
+        <w:trPr>
+          <w:cantSplit/>
+          <w:jc w:val="center"/>
+        </w:trPr>
+        <w:tc>
+          <w:tcPr>
+            <w:tcW w:w="2268" w:type="dxa"/>
+            <w:vAlign w:val="center"/>
+          </w:tcPr>
+          <w:p>
+            <w:pPr>
+              <w:pStyle w:val="PZPlain"/>
+              <w:spacing w:before="40" w:after="40" w:line="240" w:lineRule="auto"/>
+            </w:pPr>
+            <w:r>
+              <w:rPr>
+                <w:sz w:val="17"/>
+                <w:szCs w:val="17"/>
+              </w:rPr>
+              <w:t>报价单列表</w:t>
+            </w:r>
+            <w:r>
+              <w:rPr>
+                <w:sz w:val="17"/>
+                <w:szCs w:val="17"/>
+              </w:rPr>
+              <w:br/>
+              <w:t>/quotes/</w:t>
+            </w:r>
+            <w:r>
+              <w:rPr>
+                <w:sz w:val="17"/>
+                <w:szCs w:val="17"/>
+              </w:rPr>
+              <w:br/>
+              <w:t>trading:quote_list</w:t>
+            </w:r>
+          </w:p>
+        </w:tc>
+        <w:tc>
+          <w:tcPr>
+            <w:tcW w:w="1077" w:type="dxa"/>
+            <w:vAlign w:val="center"/>
+          </w:tcPr>
+          <w:p>
+            <w:pPr>
+              <w:pStyle w:val="PZPlain"/>
+              <w:spacing w:before="40" w:after="40" w:line="240" w:lineRule="auto"/>
+              <w:jc w:val="center"/>
+            </w:pPr>
+            <w:r>
+              <w:rPr>
+                <w:sz w:val="17"/>
+                <w:szCs w:val="17"/>
+              </w:rPr>
+              <w:t>需登录</w:t>
+            </w:r>
+          </w:p>
+        </w:tc>
+        <w:tc>
+          <w:tcPr>
+            <w:tcW w:w="2948" w:type="dxa"/>
+            <w:vAlign w:val="center"/>
+          </w:tcPr>
+          <w:p>
+            <w:pPr>
+              <w:pStyle w:val="PZPlain"/>
+              <w:spacing w:before="40" w:after="40" w:line="240" w:lineRule="auto"/>
+              <w:jc w:val="both"/>
+            </w:pPr>
+            <w:r>
+              <w:rPr>
+                <w:sz w:val="17"/>
+                <w:szCs w:val="17"/>
+              </w:rPr>
+              <w:t>查看本企业发出与收到的报价单及其版本与有效期。</w:t>
+            </w:r>
+          </w:p>
+        </w:tc>
+        <w:tc>
+          <w:tcPr>
+            <w:tcW w:w="3231" w:type="dxa"/>
+            <w:vAlign w:val="center"/>
+          </w:tcPr>
+          <w:p>
+            <w:pPr>
+              <w:pStyle w:val="PZPlain"/>
+              <w:spacing w:before="40" w:after="40" w:line="240" w:lineRule="auto"/>
+              <w:jc w:val="both"/>
+            </w:pPr>
+            <w:r>
+              <w:rPr>
+                <w:sz w:val="17"/>
+                <w:szCs w:val="17"/>
+              </w:rPr>
+              <w:t>列表项展示商品、单价与币种、贸易术语、有效期剩余天数、版本号；临期报价高亮提示。</w:t>
+            </w:r>
+          </w:p>
+        </w:tc>
+      </w:tr>
+      <w:tr>
+        <w:trPr>
+          <w:cantSplit/>
+          <w:jc w:val="center"/>
+        </w:trPr>
+        <w:tc>
+          <w:tcPr>
+            <w:tcW w:w="2268" w:type="dxa"/>
+            <w:vAlign w:val="center"/>
+          </w:tcPr>
+          <w:p>
+            <w:pPr>
+              <w:pStyle w:val="PZPlain"/>
+              <w:spacing w:before="40" w:after="40" w:line="240" w:lineRule="auto"/>
+            </w:pPr>
+            <w:r>
+              <w:rPr>
+                <w:sz w:val="17"/>
+                <w:szCs w:val="17"/>
+              </w:rPr>
+              <w:t>报价单详情</w:t>
+            </w:r>
+            <w:r>
+              <w:rPr>
+                <w:sz w:val="17"/>
+                <w:szCs w:val="17"/>
+              </w:rPr>
+              <w:br/>
+              <w:t>/quotes/&lt;int:pk&gt;/</w:t>
+            </w:r>
+            <w:r>
+              <w:rPr>
+                <w:sz w:val="17"/>
+                <w:szCs w:val="17"/>
+              </w:rPr>
+              <w:br/>
+              <w:t>trading:quote_detail</w:t>
+            </w:r>
+          </w:p>
+        </w:tc>
+        <w:tc>
+          <w:tcPr>
+            <w:tcW w:w="1077" w:type="dxa"/>
+            <w:vAlign w:val="center"/>
+          </w:tcPr>
+          <w:p>
+            <w:pPr>
+              <w:pStyle w:val="PZPlain"/>
+              <w:spacing w:before="40" w:after="40" w:line="240" w:lineRule="auto"/>
+              <w:jc w:val="center"/>
+            </w:pPr>
+            <w:r>
+              <w:rPr>
+                <w:sz w:val="17"/>
+                <w:szCs w:val="17"/>
+              </w:rPr>
+              <w:t>需登录</w:t>
+            </w:r>
+          </w:p>
+        </w:tc>
+        <w:tc>
+          <w:tcPr>
+            <w:tcW w:w="2948" w:type="dxa"/>
+            <w:vAlign w:val="center"/>
+          </w:tcPr>
+          <w:p>
+            <w:pPr>
+              <w:pStyle w:val="PZPlain"/>
+              <w:spacing w:before="40" w:after="40" w:line="240" w:lineRule="auto"/>
+              <w:jc w:val="both"/>
+            </w:pPr>
+            <w:r>
+              <w:rPr>
+                <w:sz w:val="17"/>
+                <w:szCs w:val="17"/>
+              </w:rPr>
+              <w:t>展示报价全部条款、阶梯价与版本历史，支持转为订单。</w:t>
+            </w:r>
+          </w:p>
+        </w:tc>
+        <w:tc>
+          <w:tcPr>
+            <w:tcW w:w="3231" w:type="dxa"/>
+            <w:vAlign w:val="center"/>
+          </w:tcPr>
+          <w:p>
+            <w:pPr>
+              <w:pStyle w:val="PZPlain"/>
+              <w:spacing w:before="40" w:after="40" w:line="240" w:lineRule="auto"/>
+              <w:jc w:val="both"/>
+            </w:pPr>
+            <w:r>
+              <w:rPr>
+                <w:sz w:val="17"/>
+                <w:szCs w:val="17"/>
+              </w:rPr>
+              <w:t>单价、币种、阶梯价、交期、贸易术语、有效期、备注；版本历史与差异对比；发出后不可直接修改，修改生成新版本。</w:t>
             </w:r>
           </w:p>
         </w:tc>
@@ -6293,24 +7078,30 @@
         <w:rPr>
           <w:rFonts w:ascii="Times New Roman" w:eastAsia="SimHei" w:hAnsi="Times New Roman" w:cs="Times New Roman"/>
         </w:rPr>
-        <w:t xml:space="preserve">3.4 M3. </w:t>
+        <w:t xml:space="preserve">3.5 M4. </w:t>
       </w:r>
       <w:r>
         <w:rPr>
           <w:rFonts w:ascii="Times New Roman" w:eastAsia="SimHei" w:hAnsi="Times New Roman" w:cs="Times New Roman"/>
         </w:rPr>
-        <w:t>询价与报价</w:t>
+        <w:t>订单管理</w:t>
       </w:r>
     </w:p>
     <w:p>
       <w:r>
-        <w:t>本模块实现缔约前阶段：询价与报价。报价单带版本管理</w:t>
-      </w:r>
-      <w:r>
-        <w:t>——</w:t>
-      </w:r>
-      <w:r>
-        <w:t>条件变更生成新版本，已被订单引用的版本不可删除。</w:t>
+        <w:t>本模块是应用的核心。订单卡片按「当前状态</w:t>
+      </w:r>
+      <w:r>
+        <w:t>—</w:t>
+      </w:r>
+      <w:r>
+        <w:t>里程碑时间线</w:t>
+      </w:r>
+      <w:r>
+        <w:t>—</w:t>
+      </w:r>
+      <w:r>
+        <w:t>可执行操作」三区布局，一屏之内即可回答「进展到哪」与「下一步做什么」。</w:t>
       </w:r>
     </w:p>
     <w:p>
@@ -6321,16 +7112,16 @@
         <w:t>表</w:t>
       </w:r>
       <w:r>
-        <w:t xml:space="preserve"> 6</w:t>
+        <w:t xml:space="preserve"> 7</w:t>
       </w:r>
       <w:r>
         <w:t xml:space="preserve">　模块</w:t>
       </w:r>
       <w:r>
-        <w:t xml:space="preserve"> M3</w:t>
-      </w:r>
-      <w:r>
-        <w:t>「询价与报价」的页面</w:t>
+        <w:t xml:space="preserve"> M4</w:t>
+      </w:r>
+      <w:r>
+        <w:t>「订单管理」的页面</w:t>
       </w:r>
     </w:p>
     <w:tbl>
@@ -6467,7 +7258,7 @@
                 <w:sz w:val="17"/>
                 <w:szCs w:val="17"/>
               </w:rPr>
-              <w:t>询价单列表</w:t>
+              <w:t>订单列表</w:t>
             </w:r>
             <w:r>
               <w:rPr>
@@ -6475,7 +7266,7 @@
                 <w:szCs w:val="17"/>
               </w:rPr>
               <w:br/>
-              <w:t>/rfqs/</w:t>
+              <w:t>/orders/</w:t>
             </w:r>
             <w:r>
               <w:rPr>
@@ -6483,7 +7274,7 @@
                 <w:szCs w:val="17"/>
               </w:rPr>
               <w:br/>
-              <w:t>portal:rfq_list</w:t>
+              <w:t>trading:order_list</w:t>
             </w:r>
           </w:p>
         </w:tc>
@@ -6523,7 +7314,7 @@
                 <w:sz w:val="17"/>
                 <w:szCs w:val="17"/>
               </w:rPr>
-              <w:t>集中查看本企业发出与收到的询价单及其响应状态。</w:t>
+              <w:t>按状态、通道与时间检索订单，快速定位异常与超期订单。</w:t>
             </w:r>
           </w:p>
         </w:tc>
@@ -6543,63 +7334,7 @@
                 <w:sz w:val="17"/>
                 <w:szCs w:val="17"/>
               </w:rPr>
-              <w:t>按</w:t>
-            </w:r>
-            <w:r>
-              <w:rPr>
-                <w:sz w:val="17"/>
-                <w:szCs w:val="17"/>
-              </w:rPr>
-              <w:t>“</w:t>
-            </w:r>
-            <w:r>
-              <w:rPr>
-                <w:sz w:val="17"/>
-                <w:szCs w:val="17"/>
-              </w:rPr>
-              <w:t>我发起的</w:t>
-            </w:r>
-            <w:r>
-              <w:rPr>
-                <w:sz w:val="17"/>
-                <w:szCs w:val="17"/>
-              </w:rPr>
-              <w:t xml:space="preserve"> / </w:t>
-            </w:r>
-            <w:r>
-              <w:rPr>
-                <w:sz w:val="17"/>
-                <w:szCs w:val="17"/>
-              </w:rPr>
-              <w:t>待我响应</w:t>
-            </w:r>
-            <w:r>
-              <w:rPr>
-                <w:sz w:val="17"/>
-                <w:szCs w:val="17"/>
-              </w:rPr>
-              <w:t xml:space="preserve"> / </w:t>
-            </w:r>
-            <w:r>
-              <w:rPr>
-                <w:sz w:val="17"/>
-                <w:szCs w:val="17"/>
-              </w:rPr>
-              <w:t>已关闭</w:t>
-            </w:r>
-            <w:r>
-              <w:rPr>
-                <w:sz w:val="17"/>
-                <w:szCs w:val="17"/>
-              </w:rPr>
-              <w:t>”</w:t>
-            </w:r>
-            <w:r>
-              <w:rPr>
-                <w:sz w:val="17"/>
-                <w:szCs w:val="17"/>
-              </w:rPr>
-              <w:t>分组；列表项展示商品、数量、目标价区间、期望交期与剩余响应时间。</w:t>
+              <w:t>卡片化列表（订单号、对方企业、当前状态标签、关键时间、下一步动作）、状态筛选、异常订单置顶、导出入口。</w:t>
             </w:r>
           </w:p>
         </w:tc>
@@ -6624,8 +7359,7 @@
                 <w:sz w:val="17"/>
                 <w:szCs w:val="17"/>
               </w:rPr>
-              <w:lastRenderedPageBreak/>
-              <w:t>发起询价</w:t>
+              <w:t>订单详情</w:t>
             </w:r>
             <w:r>
               <w:rPr>
@@ -6633,7 +7367,7 @@
                 <w:szCs w:val="17"/>
               </w:rPr>
               <w:br/>
-              <w:t>/rfqs/new/</w:t>
+              <w:t>/orders/&lt;int:pk&gt;/</w:t>
             </w:r>
             <w:r>
               <w:rPr>
@@ -6641,7 +7375,7 @@
                 <w:szCs w:val="17"/>
               </w:rPr>
               <w:br/>
-              <w:t>portal:rfq_create</w:t>
+              <w:t>trading:order_detail</w:t>
             </w:r>
           </w:p>
         </w:tc>
@@ -6681,7 +7415,63 @@
                 <w:sz w:val="17"/>
                 <w:szCs w:val="17"/>
               </w:rPr>
-              <w:t>由俄方合作方发起询价，明确数量、目标价与交期。</w:t>
+              <w:t>以</w:t>
+            </w:r>
+            <w:r>
+              <w:rPr>
+                <w:sz w:val="17"/>
+                <w:szCs w:val="17"/>
+              </w:rPr>
+              <w:t>“</w:t>
+            </w:r>
+            <w:r>
+              <w:rPr>
+                <w:sz w:val="17"/>
+                <w:szCs w:val="17"/>
+              </w:rPr>
+              <w:t>状态区</w:t>
+            </w:r>
+            <w:r>
+              <w:rPr>
+                <w:sz w:val="17"/>
+                <w:szCs w:val="17"/>
+              </w:rPr>
+              <w:t xml:space="preserve"> + </w:t>
+            </w:r>
+            <w:r>
+              <w:rPr>
+                <w:sz w:val="17"/>
+                <w:szCs w:val="17"/>
+              </w:rPr>
+              <w:t>里程碑时间轴</w:t>
+            </w:r>
+            <w:r>
+              <w:rPr>
+                <w:sz w:val="17"/>
+                <w:szCs w:val="17"/>
+              </w:rPr>
+              <w:t xml:space="preserve"> + </w:t>
+            </w:r>
+            <w:r>
+              <w:rPr>
+                <w:sz w:val="17"/>
+                <w:szCs w:val="17"/>
+              </w:rPr>
+              <w:t>操作区</w:t>
+            </w:r>
+            <w:r>
+              <w:rPr>
+                <w:sz w:val="17"/>
+                <w:szCs w:val="17"/>
+              </w:rPr>
+              <w:t>”</w:t>
+            </w:r>
+            <w:r>
+              <w:rPr>
+                <w:sz w:val="17"/>
+                <w:szCs w:val="17"/>
+              </w:rPr>
+              <w:t>三段式结构回答订单当前进度与下一步动作。</w:t>
             </w:r>
           </w:p>
         </w:tc>
@@ -6701,7 +7491,7 @@
                 <w:sz w:val="17"/>
                 <w:szCs w:val="17"/>
               </w:rPr>
-              <w:t>商品选择、数量、目标价区间、期望交期、收货地、补充说明；一屏可填完，提交后即时通知中方。</w:t>
+              <w:t>顶部状态区（当前状态、下一步动作、责任方）；中部里程碑时间轴（节点、时间、操作人、凭证缩略图）；底部操作区（按角色与状态动态给出可执行动作）。</w:t>
             </w:r>
           </w:p>
         </w:tc>
@@ -6726,7 +7516,7 @@
                 <w:sz w:val="17"/>
                 <w:szCs w:val="17"/>
               </w:rPr>
-              <w:t>询价单详情</w:t>
+              <w:t>履约里程碑</w:t>
             </w:r>
             <w:r>
               <w:rPr>
@@ -6734,7 +7524,7 @@
                 <w:szCs w:val="17"/>
               </w:rPr>
               <w:br/>
-              <w:t>/rfqs/&lt;int:pk&gt;/</w:t>
+              <w:t>/orders/&lt;int:pk&gt;/milestones/</w:t>
             </w:r>
             <w:r>
               <w:rPr>
@@ -6742,7 +7532,13 @@
                 <w:szCs w:val="17"/>
               </w:rPr>
               <w:br/>
-              <w:t>portal:rfq_detail</w:t>
+            </w:r>
+            <w:r>
+              <w:rPr>
+                <w:sz w:val="17"/>
+                <w:szCs w:val="17"/>
+              </w:rPr>
+              <w:t>trading:order_milestones</w:t>
             </w:r>
           </w:p>
         </w:tc>
@@ -6782,7 +7578,7 @@
                 <w:sz w:val="17"/>
                 <w:szCs w:val="17"/>
               </w:rPr>
-              <w:t>展示询价单全部条款与关联报价，支持直接响应。</w:t>
+              <w:t>按时间顺序登记与查看订单履约节点，形成可追溯的证据链。</w:t>
             </w:r>
           </w:p>
         </w:tc>
@@ -6802,7 +7598,7 @@
                 <w:sz w:val="17"/>
                 <w:szCs w:val="17"/>
               </w:rPr>
-              <w:t>询价条款、发起方与时间、关联报价列表、状态流转记录、响应入口与会话入口。</w:t>
+              <w:t>节点登记表单（节点类型、时间、操作人、说明、凭证上传）、时间轴全量展示、凭证查看与下载。</w:t>
             </w:r>
           </w:p>
         </w:tc>
@@ -6827,7 +7623,7 @@
                 <w:sz w:val="17"/>
                 <w:szCs w:val="17"/>
               </w:rPr>
-              <w:t>报价单列表</w:t>
+              <w:t>订单变更单</w:t>
             </w:r>
             <w:r>
               <w:rPr>
@@ -6835,7 +7631,7 @@
                 <w:szCs w:val="17"/>
               </w:rPr>
               <w:br/>
-              <w:t>/quotes/</w:t>
+              <w:t>/orders/&lt;int:pk&gt;/changes/</w:t>
             </w:r>
             <w:r>
               <w:rPr>
@@ -6843,7 +7639,7 @@
                 <w:szCs w:val="17"/>
               </w:rPr>
               <w:br/>
-              <w:t>portal:quote_list</w:t>
+              <w:t>trading:order_changes</w:t>
             </w:r>
           </w:p>
         </w:tc>
@@ -6883,7 +7679,7 @@
                 <w:sz w:val="17"/>
                 <w:szCs w:val="17"/>
               </w:rPr>
-              <w:t>查看本企业发出与收到的报价单及其版本与有效期。</w:t>
+              <w:t>以变更单方式记录数量、价格、交期与收货信息的调整，保留原值。</w:t>
             </w:r>
           </w:p>
         </w:tc>
@@ -6903,108 +7699,7 @@
                 <w:sz w:val="17"/>
                 <w:szCs w:val="17"/>
               </w:rPr>
-              <w:t>列表项展示商品、单价与币种、贸易术语、有效期剩余天数、版本号；临期报价高亮提示。</w:t>
-            </w:r>
-          </w:p>
-        </w:tc>
-      </w:tr>
-      <w:tr>
-        <w:trPr>
-          <w:cantSplit/>
-          <w:jc w:val="center"/>
-        </w:trPr>
-        <w:tc>
-          <w:tcPr>
-            <w:tcW w:w="2268" w:type="dxa"/>
-            <w:vAlign w:val="center"/>
-          </w:tcPr>
-          <w:p>
-            <w:pPr>
-              <w:pStyle w:val="PZPlain"/>
-              <w:spacing w:before="40" w:after="40" w:line="240" w:lineRule="auto"/>
-            </w:pPr>
-            <w:r>
-              <w:rPr>
-                <w:sz w:val="17"/>
-                <w:szCs w:val="17"/>
-              </w:rPr>
-              <w:t>报价单详情</w:t>
-            </w:r>
-            <w:r>
-              <w:rPr>
-                <w:sz w:val="17"/>
-                <w:szCs w:val="17"/>
-              </w:rPr>
-              <w:br/>
-              <w:t>/quotes/&lt;int:pk&gt;/</w:t>
-            </w:r>
-            <w:r>
-              <w:rPr>
-                <w:sz w:val="17"/>
-                <w:szCs w:val="17"/>
-              </w:rPr>
-              <w:br/>
-              <w:t>portal:quote_detail</w:t>
-            </w:r>
-          </w:p>
-        </w:tc>
-        <w:tc>
-          <w:tcPr>
-            <w:tcW w:w="1077" w:type="dxa"/>
-            <w:vAlign w:val="center"/>
-          </w:tcPr>
-          <w:p>
-            <w:pPr>
-              <w:pStyle w:val="PZPlain"/>
-              <w:spacing w:before="40" w:after="40" w:line="240" w:lineRule="auto"/>
-              <w:jc w:val="center"/>
-            </w:pPr>
-            <w:r>
-              <w:rPr>
-                <w:sz w:val="17"/>
-                <w:szCs w:val="17"/>
-              </w:rPr>
-              <w:t>需登录</w:t>
-            </w:r>
-          </w:p>
-        </w:tc>
-        <w:tc>
-          <w:tcPr>
-            <w:tcW w:w="2948" w:type="dxa"/>
-            <w:vAlign w:val="center"/>
-          </w:tcPr>
-          <w:p>
-            <w:pPr>
-              <w:pStyle w:val="PZPlain"/>
-              <w:spacing w:before="40" w:after="40" w:line="240" w:lineRule="auto"/>
-              <w:jc w:val="both"/>
-            </w:pPr>
-            <w:r>
-              <w:rPr>
-                <w:sz w:val="17"/>
-                <w:szCs w:val="17"/>
-              </w:rPr>
-              <w:t>展示报价全部条款、阶梯价与版本历史，支持转为订单。</w:t>
-            </w:r>
-          </w:p>
-        </w:tc>
-        <w:tc>
-          <w:tcPr>
-            <w:tcW w:w="3231" w:type="dxa"/>
-            <w:vAlign w:val="center"/>
-          </w:tcPr>
-          <w:p>
-            <w:pPr>
-              <w:pStyle w:val="PZPlain"/>
-              <w:spacing w:before="40" w:after="40" w:line="240" w:lineRule="auto"/>
-              <w:jc w:val="both"/>
-            </w:pPr>
-            <w:r>
-              <w:rPr>
-                <w:sz w:val="17"/>
-                <w:szCs w:val="17"/>
-              </w:rPr>
-              <w:t>单价、币种、阶梯价、交期、贸易术语、有效期、备注；版本历史与差异对比；发出后不可直接修改，修改生成新版本。</w:t>
+              <w:t>变更项选择、变更前后值对照、变更原因、双方确认状态；未确认前原条款继续有效。</w:t>
             </w:r>
           </w:p>
         </w:tc>
@@ -7024,30 +7719,18 @@
         <w:rPr>
           <w:rFonts w:ascii="Times New Roman" w:eastAsia="SimHei" w:hAnsi="Times New Roman" w:cs="Times New Roman"/>
         </w:rPr>
-        <w:t xml:space="preserve">3.5 M4. </w:t>
+        <w:t xml:space="preserve">3.6 M5. </w:t>
       </w:r>
       <w:r>
         <w:rPr>
           <w:rFonts w:ascii="Times New Roman" w:eastAsia="SimHei" w:hAnsi="Times New Roman" w:cs="Times New Roman"/>
         </w:rPr>
-        <w:t>订单管理</w:t>
+        <w:t>物流与口岸</w:t>
       </w:r>
     </w:p>
     <w:p>
       <w:r>
-        <w:t>本模块是应用的核心。订单卡片按「当前状态</w:t>
-      </w:r>
-      <w:r>
-        <w:t>—</w:t>
-      </w:r>
-      <w:r>
-        <w:t>里程碑时间线</w:t>
-      </w:r>
-      <w:r>
-        <w:t>—</w:t>
-      </w:r>
-      <w:r>
-        <w:t>可执行操作」三区布局，一屏之内即可回答「进展到哪」与「下一步做什么」。</w:t>
+        <w:t>本模块服务于货物实际移动与异常事件登记。该模块页面主要在仓库、口岸、运输途中等现场以移动设备使用。</w:t>
       </w:r>
     </w:p>
     <w:p>
@@ -7058,16 +7741,16 @@
         <w:t>表</w:t>
       </w:r>
       <w:r>
-        <w:t xml:space="preserve"> 7</w:t>
+        <w:t xml:space="preserve"> 8</w:t>
       </w:r>
       <w:r>
         <w:t xml:space="preserve">　模块</w:t>
       </w:r>
       <w:r>
-        <w:t xml:space="preserve"> M4</w:t>
-      </w:r>
-      <w:r>
-        <w:t>「订单管理」的页面</w:t>
+        <w:t xml:space="preserve"> M5</w:t>
+      </w:r>
+      <w:r>
+        <w:t>「物流与口岸」的页面</w:t>
       </w:r>
     </w:p>
     <w:tbl>
@@ -7204,7 +7887,8 @@
                 <w:sz w:val="17"/>
                 <w:szCs w:val="17"/>
               </w:rPr>
-              <w:t>订单列表</w:t>
+              <w:lastRenderedPageBreak/>
+              <w:t>运输批次列表</w:t>
             </w:r>
             <w:r>
               <w:rPr>
@@ -7212,7 +7896,7 @@
                 <w:szCs w:val="17"/>
               </w:rPr>
               <w:br/>
-              <w:t>/orders/</w:t>
+              <w:t>/shipments/</w:t>
             </w:r>
             <w:r>
               <w:rPr>
@@ -7220,7 +7904,7 @@
                 <w:szCs w:val="17"/>
               </w:rPr>
               <w:br/>
-              <w:t>portal:order_list</w:t>
+              <w:t>logistics:shipment_list</w:t>
             </w:r>
           </w:p>
         </w:tc>
@@ -7260,7 +7944,7 @@
                 <w:sz w:val="17"/>
                 <w:szCs w:val="17"/>
               </w:rPr>
-              <w:t>按状态、通道与时间检索订单，快速定位异常与超期订单。</w:t>
+              <w:t>按批次跟踪货物运输状态与所属通道。</w:t>
             </w:r>
           </w:p>
         </w:tc>
@@ -7280,7 +7964,7 @@
                 <w:sz w:val="17"/>
                 <w:szCs w:val="17"/>
               </w:rPr>
-              <w:t>卡片化列表（订单号、对方企业、当前状态标签、关键时间、下一步动作）、状态筛选、异常订单置顶、导出入口。</w:t>
+              <w:t>批次列表（批次号、运输方式、通道、口岸、当前节点、预计到达时间）；支持按通道与口岸筛选。</w:t>
             </w:r>
           </w:p>
         </w:tc>
@@ -7305,7 +7989,7 @@
                 <w:sz w:val="17"/>
                 <w:szCs w:val="17"/>
               </w:rPr>
-              <w:t>订单详情</w:t>
+              <w:t>运输节点登记</w:t>
             </w:r>
             <w:r>
               <w:rPr>
@@ -7313,7 +7997,7 @@
                 <w:szCs w:val="17"/>
               </w:rPr>
               <w:br/>
-              <w:t>/orders/&lt;int:pk&gt;/</w:t>
+              <w:t>/shipments/&lt;int:pk&gt;/</w:t>
             </w:r>
             <w:r>
               <w:rPr>
@@ -7321,7 +8005,13 @@
                 <w:szCs w:val="17"/>
               </w:rPr>
               <w:br/>
-              <w:t>portal:order_detail</w:t>
+            </w:r>
+            <w:r>
+              <w:rPr>
+                <w:sz w:val="17"/>
+                <w:szCs w:val="17"/>
+              </w:rPr>
+              <w:t>logistics:shipment_detail</w:t>
             </w:r>
           </w:p>
         </w:tc>
@@ -7361,63 +8051,7 @@
                 <w:sz w:val="17"/>
                 <w:szCs w:val="17"/>
               </w:rPr>
-              <w:t>以</w:t>
-            </w:r>
-            <w:r>
-              <w:rPr>
-                <w:sz w:val="17"/>
-                <w:szCs w:val="17"/>
-              </w:rPr>
-              <w:t>“</w:t>
-            </w:r>
-            <w:r>
-              <w:rPr>
-                <w:sz w:val="17"/>
-                <w:szCs w:val="17"/>
-              </w:rPr>
-              <w:t>状态区</w:t>
-            </w:r>
-            <w:r>
-              <w:rPr>
-                <w:sz w:val="17"/>
-                <w:szCs w:val="17"/>
-              </w:rPr>
-              <w:t xml:space="preserve"> + </w:t>
-            </w:r>
-            <w:r>
-              <w:rPr>
-                <w:sz w:val="17"/>
-                <w:szCs w:val="17"/>
-              </w:rPr>
-              <w:t>里程碑时间轴</w:t>
-            </w:r>
-            <w:r>
-              <w:rPr>
-                <w:sz w:val="17"/>
-                <w:szCs w:val="17"/>
-              </w:rPr>
-              <w:t xml:space="preserve"> + </w:t>
-            </w:r>
-            <w:r>
-              <w:rPr>
-                <w:sz w:val="17"/>
-                <w:szCs w:val="17"/>
-              </w:rPr>
-              <w:t>操作区</w:t>
-            </w:r>
-            <w:r>
-              <w:rPr>
-                <w:sz w:val="17"/>
-                <w:szCs w:val="17"/>
-              </w:rPr>
-              <w:t>”</w:t>
-            </w:r>
-            <w:r>
-              <w:rPr>
-                <w:sz w:val="17"/>
-                <w:szCs w:val="17"/>
-              </w:rPr>
-              <w:t>三段式结构回答订单当前进度与下一步动作。</w:t>
+              <w:t>登记提货至派送的各运输节点并上传凭证。</w:t>
             </w:r>
           </w:p>
         </w:tc>
@@ -7437,7 +8071,7 @@
                 <w:sz w:val="17"/>
                 <w:szCs w:val="17"/>
               </w:rPr>
-              <w:t>顶部状态区（当前状态、下一步动作、责任方）；中部里程碑时间轴（节点、时间、操作人、凭证缩略图）；底部操作区（按角色与状态动态给出可执行动作）。</w:t>
+              <w:t>运输方式与运单号、箱号与封号（支持扫码录入）、节点登记表单、时效偏差提示、凭证列表。</w:t>
             </w:r>
           </w:p>
         </w:tc>
@@ -7462,7 +8096,7 @@
                 <w:sz w:val="17"/>
                 <w:szCs w:val="17"/>
               </w:rPr>
-              <w:t>履约里程碑</w:t>
+              <w:t>在途异常列表</w:t>
             </w:r>
             <w:r>
               <w:rPr>
@@ -7470,7 +8104,7 @@
                 <w:szCs w:val="17"/>
               </w:rPr>
               <w:br/>
-              <w:t>/orders/&lt;int:pk&gt;/milestones/</w:t>
+              <w:t>/exceptions/</w:t>
             </w:r>
             <w:r>
               <w:rPr>
@@ -7478,13 +8112,7 @@
                 <w:szCs w:val="17"/>
               </w:rPr>
               <w:br/>
-            </w:r>
-            <w:r>
-              <w:rPr>
-                <w:sz w:val="17"/>
-                <w:szCs w:val="17"/>
-              </w:rPr>
-              <w:t>portal:order_milestones</w:t>
+              <w:t>logistics:exception_list</w:t>
             </w:r>
           </w:p>
         </w:tc>
@@ -7524,7 +8152,7 @@
                 <w:sz w:val="17"/>
                 <w:szCs w:val="17"/>
               </w:rPr>
-              <w:t>按时间顺序登记与查看订单履约节点，形成可追溯的证据链。</w:t>
+              <w:t>集中查看在途异常及其处置进展。</w:t>
             </w:r>
           </w:p>
         </w:tc>
@@ -7544,7 +8172,7 @@
                 <w:sz w:val="17"/>
                 <w:szCs w:val="17"/>
               </w:rPr>
-              <w:t>节点登记表单（节点类型、时间、操作人、说明、凭证上传）、时间轴全量展示、凭证查看与下载。</w:t>
+              <w:t>异常列表（异常分类、发生节点、上报人、上报时间、处置状态）；未处置异常置顶并高亮。</w:t>
             </w:r>
           </w:p>
         </w:tc>
@@ -7569,7 +8197,7 @@
                 <w:sz w:val="17"/>
                 <w:szCs w:val="17"/>
               </w:rPr>
-              <w:t>订单变更单</w:t>
+              <w:t>上报在途异常</w:t>
             </w:r>
             <w:r>
               <w:rPr>
@@ -7577,7 +8205,7 @@
                 <w:szCs w:val="17"/>
               </w:rPr>
               <w:br/>
-              <w:t>/orders/&lt;int:pk&gt;/changes/</w:t>
+              <w:t>/exceptions/new/</w:t>
             </w:r>
             <w:r>
               <w:rPr>
@@ -7585,7 +8213,7 @@
                 <w:szCs w:val="17"/>
               </w:rPr>
               <w:br/>
-              <w:t>portal:order_changes</w:t>
+              <w:t>logistics:exception_create</w:t>
             </w:r>
           </w:p>
         </w:tc>
@@ -7625,7 +8253,7 @@
                 <w:sz w:val="17"/>
                 <w:szCs w:val="17"/>
               </w:rPr>
-              <w:t>以变更单方式记录数量、价格、交期与收货信息的调整，保留原值。</w:t>
+              <w:t>在现场三步内完成异常上报，自动附带时间与位置。</w:t>
             </w:r>
           </w:p>
         </w:tc>
@@ -7645,7 +8273,7 @@
                 <w:sz w:val="17"/>
                 <w:szCs w:val="17"/>
               </w:rPr>
-              <w:t>变更项选择、变更前后值对照、变更原因、双方确认状态；未确认前原条款继续有效。</w:t>
+              <w:t>异常分类选择、情况说明、拍照上传（自动压缩并记录时间与位置）、关联订单与批次；离线可提交，恢复网络后自动同步。</w:t>
             </w:r>
           </w:p>
         </w:tc>
@@ -7665,18 +8293,18 @@
         <w:rPr>
           <w:rFonts w:ascii="Times New Roman" w:eastAsia="SimHei" w:hAnsi="Times New Roman" w:cs="Times New Roman"/>
         </w:rPr>
-        <w:t xml:space="preserve">3.6 M5. </w:t>
+        <w:t xml:space="preserve">3.7 M6. </w:t>
       </w:r>
       <w:r>
         <w:rPr>
           <w:rFonts w:ascii="Times New Roman" w:eastAsia="SimHei" w:hAnsi="Times New Roman" w:cs="Times New Roman"/>
         </w:rPr>
-        <w:t>物流与口岸</w:t>
+        <w:t>单证与合规</w:t>
       </w:r>
     </w:p>
     <w:p>
       <w:r>
-        <w:t>本模块服务于货物实际移动与异常事件登记。该模块页面主要在仓库、口岸、运输途中等现场以移动设备使用。</w:t>
+        <w:t>本模块保证单证齐备并监控证书有效期。平台只记录事实并指出缺失项，不作出合规性的最终判定。</w:t>
       </w:r>
     </w:p>
     <w:p>
@@ -7687,16 +8315,16 @@
         <w:t>表</w:t>
       </w:r>
       <w:r>
-        <w:t xml:space="preserve"> 8</w:t>
+        <w:t xml:space="preserve"> 9</w:t>
       </w:r>
       <w:r>
         <w:t xml:space="preserve">　模块</w:t>
       </w:r>
       <w:r>
-        <w:t xml:space="preserve"> M5</w:t>
-      </w:r>
-      <w:r>
-        <w:t>「物流与口岸」的页面</w:t>
+        <w:t xml:space="preserve"> M6</w:t>
+      </w:r>
+      <w:r>
+        <w:t>「单证与合规」的页面</w:t>
       </w:r>
     </w:p>
     <w:tbl>
@@ -7833,8 +8461,7 @@
                 <w:sz w:val="17"/>
                 <w:szCs w:val="17"/>
               </w:rPr>
-              <w:lastRenderedPageBreak/>
-              <w:t>运输批次列表</w:t>
+              <w:t>单证清单</w:t>
             </w:r>
             <w:r>
               <w:rPr>
@@ -7842,7 +8469,7 @@
                 <w:szCs w:val="17"/>
               </w:rPr>
               <w:br/>
-              <w:t>/shipments/</w:t>
+              <w:t>/documents/</w:t>
             </w:r>
             <w:r>
               <w:rPr>
@@ -7850,7 +8477,7 @@
                 <w:szCs w:val="17"/>
               </w:rPr>
               <w:br/>
-              <w:t>portal:shipment_list</w:t>
+              <w:t>documents:documents_list</w:t>
             </w:r>
           </w:p>
         </w:tc>
@@ -7890,7 +8517,7 @@
                 <w:sz w:val="17"/>
                 <w:szCs w:val="17"/>
               </w:rPr>
-              <w:t>按批次跟踪货物运输状态与所属通道。</w:t>
+              <w:t>按运输方式与商品品类展示订单所需单证清单及其齐备情况。</w:t>
             </w:r>
           </w:p>
         </w:tc>
@@ -7910,7 +8537,7 @@
                 <w:sz w:val="17"/>
                 <w:szCs w:val="17"/>
               </w:rPr>
-              <w:t>批次列表（批次号、运输方式、通道、口岸、当前节点、预计到达时间）；支持按通道与口岸筛选。</w:t>
+              <w:t>清单项（单证类型、是否必需、是否已上传、有效版本、上传人、上传时间）；缺件项高亮并给出补件入口。</w:t>
             </w:r>
           </w:p>
         </w:tc>
@@ -7935,7 +8562,7 @@
                 <w:sz w:val="17"/>
                 <w:szCs w:val="17"/>
               </w:rPr>
-              <w:t>运输节点登记</w:t>
+              <w:t>单证上传</w:t>
             </w:r>
             <w:r>
               <w:rPr>
@@ -7943,7 +8570,7 @@
                 <w:szCs w:val="17"/>
               </w:rPr>
               <w:br/>
-              <w:t>/shipments/&lt;int:pk&gt;/</w:t>
+              <w:t>/documents/upload/</w:t>
             </w:r>
             <w:r>
               <w:rPr>
@@ -7951,13 +8578,7 @@
                 <w:szCs w:val="17"/>
               </w:rPr>
               <w:br/>
-            </w:r>
-            <w:r>
-              <w:rPr>
-                <w:sz w:val="17"/>
-                <w:szCs w:val="17"/>
-              </w:rPr>
-              <w:t>portal:shipment_detail</w:t>
+              <w:t>documents:documents_upload</w:t>
             </w:r>
           </w:p>
         </w:tc>
@@ -7997,7 +8618,7 @@
                 <w:sz w:val="17"/>
                 <w:szCs w:val="17"/>
               </w:rPr>
-              <w:t>登记提货至派送的各运输节点并上传凭证。</w:t>
+              <w:t>以拍照、相册或文件三种方式上传单证，并保留版本。</w:t>
             </w:r>
           </w:p>
         </w:tc>
@@ -8017,7 +8638,7 @@
                 <w:sz w:val="17"/>
                 <w:szCs w:val="17"/>
               </w:rPr>
-              <w:t>运输方式与运单号、箱号与封号（支持扫码录入）、节点登记表单、时效偏差提示、凭证列表。</w:t>
+              <w:t>上传方式选择、单证类型指定、文件类型与大小校验、上传进度与断点续传、版本标注（有效版本唯一）。</w:t>
             </w:r>
           </w:p>
         </w:tc>
@@ -8042,7 +8663,7 @@
                 <w:sz w:val="17"/>
                 <w:szCs w:val="17"/>
               </w:rPr>
-              <w:t>在途异常列表</w:t>
+              <w:t>证书有效期管理</w:t>
             </w:r>
             <w:r>
               <w:rPr>
@@ -8050,7 +8671,7 @@
                 <w:szCs w:val="17"/>
               </w:rPr>
               <w:br/>
-              <w:t>/exceptions/</w:t>
+              <w:t>/certificates/</w:t>
             </w:r>
             <w:r>
               <w:rPr>
@@ -8058,7 +8679,7 @@
                 <w:szCs w:val="17"/>
               </w:rPr>
               <w:br/>
-              <w:t>portal:exception_list</w:t>
+              <w:t>documents:certificates_list</w:t>
             </w:r>
           </w:p>
         </w:tc>
@@ -8098,7 +8719,21 @@
                 <w:sz w:val="17"/>
                 <w:szCs w:val="17"/>
               </w:rPr>
-              <w:t>集中查看在途异常及其处置进展。</w:t>
+              <w:t>登记证书信息并按</w:t>
+            </w:r>
+            <w:r>
+              <w:rPr>
+                <w:sz w:val="17"/>
+                <w:szCs w:val="17"/>
+              </w:rPr>
+              <w:t xml:space="preserve"> 60/30/7 </w:t>
+            </w:r>
+            <w:r>
+              <w:rPr>
+                <w:sz w:val="17"/>
+                <w:szCs w:val="17"/>
+              </w:rPr>
+              <w:t>天分级提醒到期风险。</w:t>
             </w:r>
           </w:p>
         </w:tc>
@@ -8118,7 +8753,7 @@
                 <w:sz w:val="17"/>
                 <w:szCs w:val="17"/>
               </w:rPr>
-              <w:t>异常列表（异常分类、发生节点、上报人、上报时间、处置状态）；未处置异常置顶并高亮。</w:t>
+              <w:t>证书列表（编号、签发方、生效日、到期日、剩余天数、关联商品与订单）；临期与过期按颜色分级；关联订单高亮。</w:t>
             </w:r>
           </w:p>
         </w:tc>
@@ -8143,7 +8778,7 @@
                 <w:sz w:val="17"/>
                 <w:szCs w:val="17"/>
               </w:rPr>
-              <w:t>上报在途异常</w:t>
+              <w:t>合规自查表</w:t>
             </w:r>
             <w:r>
               <w:rPr>
@@ -8151,7 +8786,7 @@
                 <w:szCs w:val="17"/>
               </w:rPr>
               <w:br/>
-              <w:t>/exceptions/new/</w:t>
+              <w:t>/compliance/self-check/</w:t>
             </w:r>
             <w:r>
               <w:rPr>
@@ -8159,7 +8794,7 @@
                 <w:szCs w:val="17"/>
               </w:rPr>
               <w:br/>
-              <w:t>portal:exception_create</w:t>
+              <w:t>documents:compliance_check</w:t>
             </w:r>
           </w:p>
         </w:tc>
@@ -8199,7 +8834,7 @@
                 <w:sz w:val="17"/>
                 <w:szCs w:val="17"/>
               </w:rPr>
-              <w:t>在现场三步内完成异常上报，自动附带时间与位置。</w:t>
+              <w:t>按清单逐项自查并留痕，作为发运前的检查依据。</w:t>
             </w:r>
           </w:p>
         </w:tc>
@@ -8219,7 +8854,7 @@
                 <w:sz w:val="17"/>
                 <w:szCs w:val="17"/>
               </w:rPr>
-              <w:t>异常分类选择、情况说明、拍照上传（自动压缩并记录时间与位置）、关联订单与批次；离线可提交，恢复网络后自动同步。</w:t>
+              <w:t>按运输方式生成的检查项清单、逐项勾选、不通过项填写原因、提交后生成留痕记录；平台只提示不判定结论。</w:t>
             </w:r>
           </w:p>
         </w:tc>
@@ -8239,18 +8874,18 @@
         <w:rPr>
           <w:rFonts w:ascii="Times New Roman" w:eastAsia="SimHei" w:hAnsi="Times New Roman" w:cs="Times New Roman"/>
         </w:rPr>
-        <w:t xml:space="preserve">3.7 M6. </w:t>
+        <w:t xml:space="preserve">3.8 M7. </w:t>
       </w:r>
       <w:r>
         <w:rPr>
           <w:rFonts w:ascii="Times New Roman" w:eastAsia="SimHei" w:hAnsi="Times New Roman" w:cs="Times New Roman"/>
         </w:rPr>
-        <w:t>单证与合规</w:t>
+        <w:t>双语沟通</w:t>
       </w:r>
     </w:p>
     <w:p>
       <w:r>
-        <w:t>本模块保证单证齐备并监控证书有效期。平台只记录事实并指出缺失项，不作出合规性的最终判定。</w:t>
+        <w:t>本模块提供与业务对象绑定的双语沟通。每个会话都关联订单、批次、单证或账单，使往来沟通不脱离交易上下文。</w:t>
       </w:r>
     </w:p>
     <w:p>
@@ -8261,16 +8896,16 @@
         <w:t>表</w:t>
       </w:r>
       <w:r>
-        <w:t xml:space="preserve"> 9</w:t>
+        <w:t xml:space="preserve"> 10</w:t>
       </w:r>
       <w:r>
         <w:t xml:space="preserve">　模块</w:t>
       </w:r>
       <w:r>
-        <w:t xml:space="preserve"> M6</w:t>
-      </w:r>
-      <w:r>
-        <w:t>「单证与合规」的页面</w:t>
+        <w:t xml:space="preserve"> M7</w:t>
+      </w:r>
+      <w:r>
+        <w:t>「双语沟通」的页面</w:t>
       </w:r>
     </w:p>
     <w:tbl>
@@ -8407,7 +9042,8 @@
                 <w:sz w:val="17"/>
                 <w:szCs w:val="17"/>
               </w:rPr>
-              <w:t>单证清单</w:t>
+              <w:lastRenderedPageBreak/>
+              <w:t>会话列表</w:t>
             </w:r>
             <w:r>
               <w:rPr>
@@ -8415,7 +9051,7 @@
                 <w:szCs w:val="17"/>
               </w:rPr>
               <w:br/>
-              <w:t>/documents/</w:t>
+              <w:t>/messages/</w:t>
             </w:r>
             <w:r>
               <w:rPr>
@@ -8423,7 +9059,7 @@
                 <w:szCs w:val="17"/>
               </w:rPr>
               <w:br/>
-              <w:t>portal:documents_list</w:t>
+              <w:t>messaging:message_list</w:t>
             </w:r>
           </w:p>
         </w:tc>
@@ -8463,7 +9099,7 @@
                 <w:sz w:val="17"/>
                 <w:szCs w:val="17"/>
               </w:rPr>
-              <w:t>按运输方式与商品品类展示订单所需单证清单及其齐备情况。</w:t>
+              <w:t>按业务对象分组查看会话，避免沟通脱离业务上下文。</w:t>
             </w:r>
           </w:p>
         </w:tc>
@@ -8483,7 +9119,49 @@
                 <w:sz w:val="17"/>
                 <w:szCs w:val="17"/>
               </w:rPr>
-              <w:t>清单项（单证类型、是否必需、是否已上传、有效版本、上传人、上传时间）；缺件项高亮并给出补件入口。</w:t>
+              <w:t>会话列表（关联订单</w:t>
+            </w:r>
+            <w:r>
+              <w:rPr>
+                <w:sz w:val="17"/>
+                <w:szCs w:val="17"/>
+              </w:rPr>
+              <w:t>/</w:t>
+            </w:r>
+            <w:r>
+              <w:rPr>
+                <w:sz w:val="17"/>
+                <w:szCs w:val="17"/>
+              </w:rPr>
+              <w:t>批次</w:t>
+            </w:r>
+            <w:r>
+              <w:rPr>
+                <w:sz w:val="17"/>
+                <w:szCs w:val="17"/>
+              </w:rPr>
+              <w:t>/</w:t>
+            </w:r>
+            <w:r>
+              <w:rPr>
+                <w:sz w:val="17"/>
+                <w:szCs w:val="17"/>
+              </w:rPr>
+              <w:t>单证</w:t>
+            </w:r>
+            <w:r>
+              <w:rPr>
+                <w:sz w:val="17"/>
+                <w:szCs w:val="17"/>
+              </w:rPr>
+              <w:t>/</w:t>
+            </w:r>
+            <w:r>
+              <w:rPr>
+                <w:sz w:val="17"/>
+                <w:szCs w:val="17"/>
+              </w:rPr>
+              <w:t>对账单、对方企业、最后一条消息摘要、未读数）；未读会话置顶。</w:t>
             </w:r>
           </w:p>
         </w:tc>
@@ -8508,7 +9186,7 @@
                 <w:sz w:val="17"/>
                 <w:szCs w:val="17"/>
               </w:rPr>
-              <w:t>单证上传</w:t>
+              <w:t>会话详情</w:t>
             </w:r>
             <w:r>
               <w:rPr>
@@ -8516,7 +9194,7 @@
                 <w:szCs w:val="17"/>
               </w:rPr>
               <w:br/>
-              <w:t>/documents/upload/</w:t>
+              <w:t>/messages/&lt;int:pk&gt;/</w:t>
             </w:r>
             <w:r>
               <w:rPr>
@@ -8524,7 +9202,7 @@
                 <w:szCs w:val="17"/>
               </w:rPr>
               <w:br/>
-              <w:t>portal:documents_upload</w:t>
+              <w:t>messaging:message_detail</w:t>
             </w:r>
           </w:p>
         </w:tc>
@@ -8564,7 +9242,7 @@
                 <w:sz w:val="17"/>
                 <w:szCs w:val="17"/>
               </w:rPr>
-              <w:t>以拍照、相册或文件三种方式上传单证，并保留版本。</w:t>
+              <w:t>在业务对象上下文中进行中俄双语沟通并留存记录。</w:t>
             </w:r>
           </w:p>
         </w:tc>
@@ -8584,223 +9262,35 @@
                 <w:sz w:val="17"/>
                 <w:szCs w:val="17"/>
               </w:rPr>
-              <w:t>上传方式选择、单证类型指定、文件类型与大小校验、上传进度与断点续传、版本标注（有效版本唯一）。</w:t>
-            </w:r>
-          </w:p>
-        </w:tc>
-      </w:tr>
-      <w:tr>
-        <w:trPr>
-          <w:cantSplit/>
-          <w:jc w:val="center"/>
-        </w:trPr>
-        <w:tc>
-          <w:tcPr>
-            <w:tcW w:w="2268" w:type="dxa"/>
-            <w:vAlign w:val="center"/>
-          </w:tcPr>
-          <w:p>
-            <w:pPr>
-              <w:pStyle w:val="PZPlain"/>
-              <w:spacing w:before="40" w:after="40" w:line="240" w:lineRule="auto"/>
-            </w:pPr>
-            <w:r>
-              <w:rPr>
-                <w:sz w:val="17"/>
-                <w:szCs w:val="17"/>
-              </w:rPr>
-              <w:t>证书有效期管理</w:t>
-            </w:r>
-            <w:r>
-              <w:rPr>
-                <w:sz w:val="17"/>
-                <w:szCs w:val="17"/>
-              </w:rPr>
-              <w:br/>
-              <w:t>/certificates/</w:t>
-            </w:r>
-            <w:r>
-              <w:rPr>
-                <w:sz w:val="17"/>
-                <w:szCs w:val="17"/>
-              </w:rPr>
-              <w:br/>
-              <w:t>portal:certificates_list</w:t>
-            </w:r>
-          </w:p>
-        </w:tc>
-        <w:tc>
-          <w:tcPr>
-            <w:tcW w:w="1077" w:type="dxa"/>
-            <w:vAlign w:val="center"/>
-          </w:tcPr>
-          <w:p>
-            <w:pPr>
-              <w:pStyle w:val="PZPlain"/>
-              <w:spacing w:before="40" w:after="40" w:line="240" w:lineRule="auto"/>
-              <w:jc w:val="center"/>
-            </w:pPr>
-            <w:r>
-              <w:rPr>
-                <w:sz w:val="17"/>
-                <w:szCs w:val="17"/>
-              </w:rPr>
-              <w:t>需登录</w:t>
-            </w:r>
-          </w:p>
-        </w:tc>
-        <w:tc>
-          <w:tcPr>
-            <w:tcW w:w="2948" w:type="dxa"/>
-            <w:vAlign w:val="center"/>
-          </w:tcPr>
-          <w:p>
-            <w:pPr>
-              <w:pStyle w:val="PZPlain"/>
-              <w:spacing w:before="40" w:after="40" w:line="240" w:lineRule="auto"/>
-              <w:jc w:val="both"/>
-            </w:pPr>
-            <w:r>
-              <w:rPr>
-                <w:sz w:val="17"/>
-                <w:szCs w:val="17"/>
-              </w:rPr>
-              <w:t>登记证书信息并按</w:t>
-            </w:r>
-            <w:r>
-              <w:rPr>
-                <w:sz w:val="17"/>
-                <w:szCs w:val="17"/>
-              </w:rPr>
-              <w:t xml:space="preserve"> 60/30/7 </w:t>
-            </w:r>
-            <w:r>
-              <w:rPr>
-                <w:sz w:val="17"/>
-                <w:szCs w:val="17"/>
-              </w:rPr>
-              <w:t>天分级提醒到期风险。</w:t>
-            </w:r>
-          </w:p>
-        </w:tc>
-        <w:tc>
-          <w:tcPr>
-            <w:tcW w:w="3231" w:type="dxa"/>
-            <w:vAlign w:val="center"/>
-          </w:tcPr>
-          <w:p>
-            <w:pPr>
-              <w:pStyle w:val="PZPlain"/>
-              <w:spacing w:before="40" w:after="40" w:line="240" w:lineRule="auto"/>
-              <w:jc w:val="both"/>
-            </w:pPr>
-            <w:r>
-              <w:rPr>
-                <w:sz w:val="17"/>
-                <w:szCs w:val="17"/>
-              </w:rPr>
-              <w:t>证书列表（编号、签发方、生效日、到期日、剩余天数、关联商品与订单）；临期与过期按颜色分级；关联订单高亮。</w:t>
-            </w:r>
-          </w:p>
-        </w:tc>
-      </w:tr>
-      <w:tr>
-        <w:trPr>
-          <w:cantSplit/>
-          <w:jc w:val="center"/>
-        </w:trPr>
-        <w:tc>
-          <w:tcPr>
-            <w:tcW w:w="2268" w:type="dxa"/>
-            <w:vAlign w:val="center"/>
-          </w:tcPr>
-          <w:p>
-            <w:pPr>
-              <w:pStyle w:val="PZPlain"/>
-              <w:spacing w:before="40" w:after="40" w:line="240" w:lineRule="auto"/>
-            </w:pPr>
-            <w:r>
-              <w:rPr>
-                <w:sz w:val="17"/>
-                <w:szCs w:val="17"/>
-              </w:rPr>
-              <w:t>合规自查表</w:t>
-            </w:r>
-            <w:r>
-              <w:rPr>
-                <w:sz w:val="17"/>
-                <w:szCs w:val="17"/>
-              </w:rPr>
-              <w:br/>
-              <w:t>/compliance/self-check/</w:t>
-            </w:r>
-            <w:r>
-              <w:rPr>
-                <w:sz w:val="17"/>
-                <w:szCs w:val="17"/>
-              </w:rPr>
-              <w:br/>
-              <w:t>portal:compliance_check</w:t>
-            </w:r>
-          </w:p>
-        </w:tc>
-        <w:tc>
-          <w:tcPr>
-            <w:tcW w:w="1077" w:type="dxa"/>
-            <w:vAlign w:val="center"/>
-          </w:tcPr>
-          <w:p>
-            <w:pPr>
-              <w:pStyle w:val="PZPlain"/>
-              <w:spacing w:before="40" w:after="40" w:line="240" w:lineRule="auto"/>
-              <w:jc w:val="center"/>
-            </w:pPr>
-            <w:r>
-              <w:rPr>
-                <w:sz w:val="17"/>
-                <w:szCs w:val="17"/>
-              </w:rPr>
-              <w:t>需登录</w:t>
-            </w:r>
-          </w:p>
-        </w:tc>
-        <w:tc>
-          <w:tcPr>
-            <w:tcW w:w="2948" w:type="dxa"/>
-            <w:vAlign w:val="center"/>
-          </w:tcPr>
-          <w:p>
-            <w:pPr>
-              <w:pStyle w:val="PZPlain"/>
-              <w:spacing w:before="40" w:after="40" w:line="240" w:lineRule="auto"/>
-              <w:jc w:val="both"/>
-            </w:pPr>
-            <w:r>
-              <w:rPr>
-                <w:sz w:val="17"/>
-                <w:szCs w:val="17"/>
-              </w:rPr>
-              <w:t>按清单逐项自查并留痕，作为发运前的检查依据。</w:t>
-            </w:r>
-          </w:p>
-        </w:tc>
-        <w:tc>
-          <w:tcPr>
-            <w:tcW w:w="3231" w:type="dxa"/>
-            <w:vAlign w:val="center"/>
-          </w:tcPr>
-          <w:p>
-            <w:pPr>
-              <w:pStyle w:val="PZPlain"/>
-              <w:spacing w:before="40" w:after="40" w:line="240" w:lineRule="auto"/>
-              <w:jc w:val="both"/>
-            </w:pPr>
-            <w:r>
-              <w:rPr>
-                <w:sz w:val="17"/>
-                <w:szCs w:val="17"/>
-              </w:rPr>
-              <w:t>按运输方式生成的检查项清单、逐项勾选、不通过项填写原因、提交后生成留痕记录；平台只提示不判定结论。</w:t>
+              <w:t>消息流、结构化消息模板选择、翻译辅助（标注</w:t>
+            </w:r>
+            <w:r>
+              <w:rPr>
+                <w:sz w:val="17"/>
+                <w:szCs w:val="17"/>
+              </w:rPr>
+              <w:t>“</w:t>
+            </w:r>
+            <w:r>
+              <w:rPr>
+                <w:sz w:val="17"/>
+                <w:szCs w:val="17"/>
+              </w:rPr>
+              <w:t>机器辅助翻译</w:t>
+            </w:r>
+            <w:r>
+              <w:rPr>
+                <w:sz w:val="17"/>
+                <w:szCs w:val="17"/>
+              </w:rPr>
+              <w:t>”</w:t>
+            </w:r>
+            <w:r>
+              <w:rPr>
+                <w:sz w:val="17"/>
+                <w:szCs w:val="17"/>
+              </w:rPr>
+              <w:t>并要求发送方确认）、术语库提示、文件与图片消息、按业务对象导出沟通记录。</w:t>
             </w:r>
           </w:p>
         </w:tc>
@@ -8820,18 +9310,18 @@
         <w:rPr>
           <w:rFonts w:ascii="Times New Roman" w:eastAsia="SimHei" w:hAnsi="Times New Roman" w:cs="Times New Roman"/>
         </w:rPr>
-        <w:t xml:space="preserve">3.8 M7. </w:t>
+        <w:t xml:space="preserve">3.9 M8. </w:t>
       </w:r>
       <w:r>
         <w:rPr>
           <w:rFonts w:ascii="Times New Roman" w:eastAsia="SimHei" w:hAnsi="Times New Roman" w:cs="Times New Roman"/>
         </w:rPr>
-        <w:t>双语沟通</w:t>
+        <w:t>任务与提醒</w:t>
       </w:r>
     </w:p>
     <w:p>
       <w:r>
-        <w:t>本模块提供与业务对象绑定的双语沟通。每个会话都关联订单、批次、单证或账单，使往来沟通不脱离交易上下文。</w:t>
+        <w:t>本模块把业务事件转化为带责任人与期限的任务。逾期任务上报负责人，避免操作「悬空」。</w:t>
       </w:r>
     </w:p>
     <w:p>
@@ -8842,16 +9332,16 @@
         <w:t>表</w:t>
       </w:r>
       <w:r>
-        <w:t xml:space="preserve"> 10</w:t>
+        <w:t xml:space="preserve"> 11</w:t>
       </w:r>
       <w:r>
         <w:t xml:space="preserve">　模块</w:t>
       </w:r>
       <w:r>
-        <w:t xml:space="preserve"> M7</w:t>
-      </w:r>
-      <w:r>
-        <w:t>「双语沟通」的页面</w:t>
+        <w:t xml:space="preserve"> M8</w:t>
+      </w:r>
+      <w:r>
+        <w:t>「任务与提醒」的页面</w:t>
       </w:r>
     </w:p>
     <w:tbl>
@@ -8988,8 +9478,7 @@
                 <w:sz w:val="17"/>
                 <w:szCs w:val="17"/>
               </w:rPr>
-              <w:lastRenderedPageBreak/>
-              <w:t>会话列表</w:t>
+              <w:t>任务看板</w:t>
             </w:r>
             <w:r>
               <w:rPr>
@@ -8997,7 +9486,7 @@
                 <w:szCs w:val="17"/>
               </w:rPr>
               <w:br/>
-              <w:t>/messages/</w:t>
+              <w:t>/tasks/</w:t>
             </w:r>
             <w:r>
               <w:rPr>
@@ -9005,7 +9494,7 @@
                 <w:szCs w:val="17"/>
               </w:rPr>
               <w:br/>
-              <w:t>portal:message_list</w:t>
+              <w:t>tasks:task_board</w:t>
             </w:r>
           </w:p>
         </w:tc>
@@ -9045,7 +9534,63 @@
                 <w:sz w:val="17"/>
                 <w:szCs w:val="17"/>
               </w:rPr>
-              <w:t>按业务对象分组查看会话，避免沟通脱离业务上下文。</w:t>
+              <w:t>按</w:t>
+            </w:r>
+            <w:r>
+              <w:rPr>
+                <w:sz w:val="17"/>
+                <w:szCs w:val="17"/>
+              </w:rPr>
+              <w:t>“</w:t>
+            </w:r>
+            <w:r>
+              <w:rPr>
+                <w:sz w:val="17"/>
+                <w:szCs w:val="17"/>
+              </w:rPr>
+              <w:t>待我处理</w:t>
+            </w:r>
+            <w:r>
+              <w:rPr>
+                <w:sz w:val="17"/>
+                <w:szCs w:val="17"/>
+              </w:rPr>
+              <w:t xml:space="preserve"> / </w:t>
+            </w:r>
+            <w:r>
+              <w:rPr>
+                <w:sz w:val="17"/>
+                <w:szCs w:val="17"/>
+              </w:rPr>
+              <w:t>我发起的</w:t>
+            </w:r>
+            <w:r>
+              <w:rPr>
+                <w:sz w:val="17"/>
+                <w:szCs w:val="17"/>
+              </w:rPr>
+              <w:t xml:space="preserve"> / </w:t>
+            </w:r>
+            <w:r>
+              <w:rPr>
+                <w:sz w:val="17"/>
+                <w:szCs w:val="17"/>
+              </w:rPr>
+              <w:t>已超时</w:t>
+            </w:r>
+            <w:r>
+              <w:rPr>
+                <w:sz w:val="17"/>
+                <w:szCs w:val="17"/>
+              </w:rPr>
+              <w:t>”</w:t>
+            </w:r>
+            <w:r>
+              <w:rPr>
+                <w:sz w:val="17"/>
+                <w:szCs w:val="17"/>
+              </w:rPr>
+              <w:t>分组呈现任务并支持筛选。</w:t>
             </w:r>
           </w:p>
         </w:tc>
@@ -9065,49 +9610,7 @@
                 <w:sz w:val="17"/>
                 <w:szCs w:val="17"/>
               </w:rPr>
-              <w:t>会话列表（关联订单</w:t>
-            </w:r>
-            <w:r>
-              <w:rPr>
-                <w:sz w:val="17"/>
-                <w:szCs w:val="17"/>
-              </w:rPr>
-              <w:t>/</w:t>
-            </w:r>
-            <w:r>
-              <w:rPr>
-                <w:sz w:val="17"/>
-                <w:szCs w:val="17"/>
-              </w:rPr>
-              <w:t>批次</w:t>
-            </w:r>
-            <w:r>
-              <w:rPr>
-                <w:sz w:val="17"/>
-                <w:szCs w:val="17"/>
-              </w:rPr>
-              <w:t>/</w:t>
-            </w:r>
-            <w:r>
-              <w:rPr>
-                <w:sz w:val="17"/>
-                <w:szCs w:val="17"/>
-              </w:rPr>
-              <w:t>单证</w:t>
-            </w:r>
-            <w:r>
-              <w:rPr>
-                <w:sz w:val="17"/>
-                <w:szCs w:val="17"/>
-              </w:rPr>
-              <w:t>/</w:t>
-            </w:r>
-            <w:r>
-              <w:rPr>
-                <w:sz w:val="17"/>
-                <w:szCs w:val="17"/>
-              </w:rPr>
-              <w:t>对账单、对方企业、最后一条消息摘要、未读数）；未读会话置顶。</w:t>
+              <w:t>三组看板列、任务卡片（标题、关联业务对象、责任人、剩余时限）、超时项置顶并高亮、筛选与批量操作。</w:t>
             </w:r>
           </w:p>
         </w:tc>
@@ -9132,7 +9635,7 @@
                 <w:sz w:val="17"/>
                 <w:szCs w:val="17"/>
               </w:rPr>
-              <w:t>会话详情</w:t>
+              <w:t>任务详情</w:t>
             </w:r>
             <w:r>
               <w:rPr>
@@ -9140,7 +9643,7 @@
                 <w:szCs w:val="17"/>
               </w:rPr>
               <w:br/>
-              <w:t>/messages/&lt;int:pk&gt;/</w:t>
+              <w:t>/tasks/&lt;int:pk&gt;/</w:t>
             </w:r>
             <w:r>
               <w:rPr>
@@ -9148,7 +9651,7 @@
                 <w:szCs w:val="17"/>
               </w:rPr>
               <w:br/>
-              <w:t>portal:message_detail</w:t>
+              <w:t>tasks:task_detail</w:t>
             </w:r>
           </w:p>
         </w:tc>
@@ -9188,7 +9691,7 @@
                 <w:sz w:val="17"/>
                 <w:szCs w:val="17"/>
               </w:rPr>
-              <w:t>在业务对象上下文中进行中俄双语沟通并留存记录。</w:t>
+              <w:t>展示任务详情、处理记录与升级链路。</w:t>
             </w:r>
           </w:p>
         </w:tc>
@@ -9208,35 +9711,136 @@
                 <w:sz w:val="17"/>
                 <w:szCs w:val="17"/>
               </w:rPr>
-              <w:t>消息流、结构化消息模板选择、翻译辅助（标注</w:t>
-            </w:r>
-            <w:r>
-              <w:rPr>
-                <w:sz w:val="17"/>
-                <w:szCs w:val="17"/>
-              </w:rPr>
-              <w:t>“</w:t>
-            </w:r>
-            <w:r>
-              <w:rPr>
-                <w:sz w:val="17"/>
-                <w:szCs w:val="17"/>
-              </w:rPr>
-              <w:t>机器辅助翻译</w:t>
-            </w:r>
-            <w:r>
-              <w:rPr>
-                <w:sz w:val="17"/>
-                <w:szCs w:val="17"/>
-              </w:rPr>
-              <w:t>”</w:t>
-            </w:r>
-            <w:r>
-              <w:rPr>
-                <w:sz w:val="17"/>
-                <w:szCs w:val="17"/>
-              </w:rPr>
-              <w:t>并要求发送方确认）、术语库提示、文件与图片消息、按业务对象导出沟通记录。</w:t>
+              <w:t>任务描述、关联业务对象、责任人、响应时限、处理记录、确认接收与转派、超时升级记录。</w:t>
+            </w:r>
+          </w:p>
+        </w:tc>
+      </w:tr>
+      <w:tr>
+        <w:trPr>
+          <w:cantSplit/>
+          <w:jc w:val="center"/>
+        </w:trPr>
+        <w:tc>
+          <w:tcPr>
+            <w:tcW w:w="2268" w:type="dxa"/>
+            <w:vAlign w:val="center"/>
+          </w:tcPr>
+          <w:p>
+            <w:pPr>
+              <w:pStyle w:val="PZPlain"/>
+              <w:spacing w:before="40" w:after="40" w:line="240" w:lineRule="auto"/>
+            </w:pPr>
+            <w:r>
+              <w:rPr>
+                <w:sz w:val="17"/>
+                <w:szCs w:val="17"/>
+              </w:rPr>
+              <w:t>提醒与免打扰设置</w:t>
+            </w:r>
+            <w:r>
+              <w:rPr>
+                <w:sz w:val="17"/>
+                <w:szCs w:val="17"/>
+              </w:rPr>
+              <w:br/>
+              <w:t>/notifications/settings/</w:t>
+            </w:r>
+            <w:r>
+              <w:rPr>
+                <w:sz w:val="17"/>
+                <w:szCs w:val="17"/>
+              </w:rPr>
+              <w:br/>
+              <w:t>tasks:notification_settings</w:t>
+            </w:r>
+          </w:p>
+        </w:tc>
+        <w:tc>
+          <w:tcPr>
+            <w:tcW w:w="1077" w:type="dxa"/>
+            <w:vAlign w:val="center"/>
+          </w:tcPr>
+          <w:p>
+            <w:pPr>
+              <w:pStyle w:val="PZPlain"/>
+              <w:spacing w:before="40" w:after="40" w:line="240" w:lineRule="auto"/>
+              <w:jc w:val="center"/>
+            </w:pPr>
+            <w:r>
+              <w:rPr>
+                <w:sz w:val="17"/>
+                <w:szCs w:val="17"/>
+              </w:rPr>
+              <w:t>需登录</w:t>
+            </w:r>
+          </w:p>
+        </w:tc>
+        <w:tc>
+          <w:tcPr>
+            <w:tcW w:w="2948" w:type="dxa"/>
+            <w:vAlign w:val="center"/>
+          </w:tcPr>
+          <w:p>
+            <w:pPr>
+              <w:pStyle w:val="PZPlain"/>
+              <w:spacing w:before="40" w:after="40" w:line="240" w:lineRule="auto"/>
+              <w:jc w:val="both"/>
+            </w:pPr>
+            <w:r>
+              <w:rPr>
+                <w:sz w:val="17"/>
+                <w:szCs w:val="17"/>
+              </w:rPr>
+              <w:t>配置各类事件的推送渠道、优先级与免打扰时段。</w:t>
+            </w:r>
+          </w:p>
+        </w:tc>
+        <w:tc>
+          <w:tcPr>
+            <w:tcW w:w="3231" w:type="dxa"/>
+            <w:vAlign w:val="center"/>
+          </w:tcPr>
+          <w:p>
+            <w:pPr>
+              <w:pStyle w:val="PZPlain"/>
+              <w:spacing w:before="40" w:after="40" w:line="240" w:lineRule="auto"/>
+              <w:jc w:val="both"/>
+            </w:pPr>
+            <w:r>
+              <w:rPr>
+                <w:sz w:val="17"/>
+                <w:szCs w:val="17"/>
+              </w:rPr>
+              <w:t>事件类型与推送开关、推送渠道（应用内</w:t>
+            </w:r>
+            <w:r>
+              <w:rPr>
+                <w:sz w:val="17"/>
+                <w:szCs w:val="17"/>
+              </w:rPr>
+              <w:t>/</w:t>
+            </w:r>
+            <w:r>
+              <w:rPr>
+                <w:sz w:val="17"/>
+                <w:szCs w:val="17"/>
+              </w:rPr>
+              <w:t>短信</w:t>
+            </w:r>
+            <w:r>
+              <w:rPr>
+                <w:sz w:val="17"/>
+                <w:szCs w:val="17"/>
+              </w:rPr>
+              <w:t>/</w:t>
+            </w:r>
+            <w:r>
+              <w:rPr>
+                <w:sz w:val="17"/>
+                <w:szCs w:val="17"/>
+              </w:rPr>
+              <w:t>邮件）、免打扰时段（按各自本地时间生效）、语言与时区切换入口。</w:t>
             </w:r>
           </w:p>
         </w:tc>
@@ -9256,18 +9860,18 @@
         <w:rPr>
           <w:rFonts w:ascii="Times New Roman" w:eastAsia="SimHei" w:hAnsi="Times New Roman" w:cs="Times New Roman"/>
         </w:rPr>
-        <w:t xml:space="preserve">3.9 M8. </w:t>
+        <w:t xml:space="preserve">3.10 M9. </w:t>
       </w:r>
       <w:r>
         <w:rPr>
           <w:rFonts w:ascii="Times New Roman" w:eastAsia="SimHei" w:hAnsi="Times New Roman" w:cs="Times New Roman"/>
         </w:rPr>
-        <w:t>任务与提醒</w:t>
+        <w:t>数据看板</w:t>
       </w:r>
     </w:p>
     <w:p>
       <w:r>
-        <w:t>本模块把业务事件转化为带责任人与期限的任务。逾期任务上报负责人，避免操作「悬空」。</w:t>
+        <w:t>本模块提供汇总分析：订单履约、各通道时效与成本、合规风险。数据以汇总卡片与紧凑表格呈现。</w:t>
       </w:r>
     </w:p>
     <w:p>
@@ -9278,16 +9882,483 @@
         <w:t>表</w:t>
       </w:r>
       <w:r>
-        <w:t xml:space="preserve"> 11</w:t>
+        <w:t xml:space="preserve"> 12</w:t>
       </w:r>
       <w:r>
         <w:t xml:space="preserve">　模块</w:t>
       </w:r>
       <w:r>
-        <w:t xml:space="preserve"> M8</w:t>
-      </w:r>
-      <w:r>
-        <w:t>「任务与提醒」的页面</w:t>
+        <w:t xml:space="preserve"> M9</w:t>
+      </w:r>
+      <w:r>
+        <w:t>「数据看板」的页面</w:t>
+      </w:r>
+    </w:p>
+    <w:tbl>
+      <w:tblPr>
+        <w:tblStyle w:val="aff1"/>
+        <w:tblW w:w="5000" w:type="pct"/>
+        <w:jc w:val="center"/>
+        <w:tblCellMar>
+          <w:top w:w="40" w:type="dxa"/>
+          <w:left w:w="90" w:type="dxa"/>
+          <w:bottom w:w="40" w:type="dxa"/>
+          <w:right w:w="90" w:type="dxa"/>
+        </w:tblCellMar>
+        <w:tblLook w:val="04A0" w:firstRow="1" w:lastRow="0" w:firstColumn="1" w:lastColumn="0" w:noHBand="0" w:noVBand="1"/>
+      </w:tblPr>
+      <w:tblGrid>
+        <w:gridCol w:w="2411"/>
+        <w:gridCol w:w="1083"/>
+        <w:gridCol w:w="2963"/>
+        <w:gridCol w:w="3248"/>
+      </w:tblGrid>
+      <w:tr>
+        <w:trPr>
+          <w:cantSplit/>
+          <w:tblHeader/>
+          <w:jc w:val="center"/>
+        </w:trPr>
+        <w:tc>
+          <w:tcPr>
+            <w:tcW w:w="2268" w:type="dxa"/>
+            <w:shd w:val="clear" w:color="auto" w:fill="E8E8E8"/>
+            <w:vAlign w:val="center"/>
+          </w:tcPr>
+          <w:p>
+            <w:pPr>
+              <w:pStyle w:val="PZPlain"/>
+              <w:spacing w:before="40" w:after="40" w:line="240" w:lineRule="auto"/>
+              <w:jc w:val="center"/>
+            </w:pPr>
+            <w:r>
+              <w:rPr>
+                <w:b/>
+                <w:sz w:val="17"/>
+                <w:szCs w:val="17"/>
+              </w:rPr>
+              <w:t>页面、地址与路由名</w:t>
+            </w:r>
+          </w:p>
+        </w:tc>
+        <w:tc>
+          <w:tcPr>
+            <w:tcW w:w="1077" w:type="dxa"/>
+            <w:shd w:val="clear" w:color="auto" w:fill="E8E8E8"/>
+            <w:vAlign w:val="center"/>
+          </w:tcPr>
+          <w:p>
+            <w:pPr>
+              <w:pStyle w:val="PZPlain"/>
+              <w:spacing w:before="40" w:after="40" w:line="240" w:lineRule="auto"/>
+              <w:jc w:val="center"/>
+            </w:pPr>
+            <w:r>
+              <w:rPr>
+                <w:b/>
+                <w:sz w:val="17"/>
+                <w:szCs w:val="17"/>
+              </w:rPr>
+              <w:t>访问权限</w:t>
+            </w:r>
+          </w:p>
+        </w:tc>
+        <w:tc>
+          <w:tcPr>
+            <w:tcW w:w="2948" w:type="dxa"/>
+            <w:shd w:val="clear" w:color="auto" w:fill="E8E8E8"/>
+            <w:vAlign w:val="center"/>
+          </w:tcPr>
+          <w:p>
+            <w:pPr>
+              <w:pStyle w:val="PZPlain"/>
+              <w:spacing w:before="40" w:after="40" w:line="240" w:lineRule="auto"/>
+              <w:jc w:val="center"/>
+            </w:pPr>
+            <w:r>
+              <w:rPr>
+                <w:b/>
+                <w:sz w:val="17"/>
+                <w:szCs w:val="17"/>
+              </w:rPr>
+              <w:t>用途</w:t>
+            </w:r>
+          </w:p>
+        </w:tc>
+        <w:tc>
+          <w:tcPr>
+            <w:tcW w:w="3231" w:type="dxa"/>
+            <w:shd w:val="clear" w:color="auto" w:fill="E8E8E8"/>
+            <w:vAlign w:val="center"/>
+          </w:tcPr>
+          <w:p>
+            <w:pPr>
+              <w:pStyle w:val="PZPlain"/>
+              <w:spacing w:before="40" w:after="40" w:line="240" w:lineRule="auto"/>
+              <w:jc w:val="center"/>
+            </w:pPr>
+            <w:r>
+              <w:rPr>
+                <w:b/>
+                <w:sz w:val="17"/>
+                <w:szCs w:val="17"/>
+              </w:rPr>
+              <w:t>主要内容</w:t>
+            </w:r>
+          </w:p>
+        </w:tc>
+      </w:tr>
+      <w:tr>
+        <w:trPr>
+          <w:cantSplit/>
+          <w:jc w:val="center"/>
+        </w:trPr>
+        <w:tc>
+          <w:tcPr>
+            <w:tcW w:w="2268" w:type="dxa"/>
+            <w:vAlign w:val="center"/>
+          </w:tcPr>
+          <w:p>
+            <w:pPr>
+              <w:pStyle w:val="PZPlain"/>
+              <w:spacing w:before="40" w:after="40" w:line="240" w:lineRule="auto"/>
+            </w:pPr>
+            <w:r>
+              <w:rPr>
+                <w:sz w:val="17"/>
+                <w:szCs w:val="17"/>
+              </w:rPr>
+              <w:t>履约看板</w:t>
+            </w:r>
+            <w:r>
+              <w:rPr>
+                <w:sz w:val="17"/>
+                <w:szCs w:val="17"/>
+              </w:rPr>
+              <w:br/>
+              <w:t>/dashboard/</w:t>
+            </w:r>
+            <w:r>
+              <w:rPr>
+                <w:sz w:val="17"/>
+                <w:szCs w:val="17"/>
+              </w:rPr>
+              <w:br/>
+              <w:t>analytics:dashboard</w:t>
+            </w:r>
+          </w:p>
+        </w:tc>
+        <w:tc>
+          <w:tcPr>
+            <w:tcW w:w="1077" w:type="dxa"/>
+            <w:vAlign w:val="center"/>
+          </w:tcPr>
+          <w:p>
+            <w:pPr>
+              <w:pStyle w:val="PZPlain"/>
+              <w:spacing w:before="40" w:after="40" w:line="240" w:lineRule="auto"/>
+              <w:jc w:val="center"/>
+            </w:pPr>
+            <w:r>
+              <w:rPr>
+                <w:sz w:val="17"/>
+                <w:szCs w:val="17"/>
+              </w:rPr>
+              <w:t>需登录</w:t>
+            </w:r>
+          </w:p>
+        </w:tc>
+        <w:tc>
+          <w:tcPr>
+            <w:tcW w:w="2948" w:type="dxa"/>
+            <w:vAlign w:val="center"/>
+          </w:tcPr>
+          <w:p>
+            <w:pPr>
+              <w:pStyle w:val="PZPlain"/>
+              <w:spacing w:before="40" w:after="40" w:line="240" w:lineRule="auto"/>
+              <w:jc w:val="both"/>
+            </w:pPr>
+            <w:r>
+              <w:rPr>
+                <w:sz w:val="17"/>
+                <w:szCs w:val="17"/>
+              </w:rPr>
+              <w:t>以摘要卡与紧凑图表呈现履约整体状况。</w:t>
+            </w:r>
+          </w:p>
+        </w:tc>
+        <w:tc>
+          <w:tcPr>
+            <w:tcW w:w="3231" w:type="dxa"/>
+            <w:vAlign w:val="center"/>
+          </w:tcPr>
+          <w:p>
+            <w:pPr>
+              <w:pStyle w:val="PZPlain"/>
+              <w:spacing w:before="40" w:after="40" w:line="240" w:lineRule="auto"/>
+              <w:jc w:val="both"/>
+            </w:pPr>
+            <w:r>
+              <w:rPr>
+                <w:sz w:val="17"/>
+                <w:szCs w:val="17"/>
+              </w:rPr>
+              <w:t>在途订单数量、状态分布、平均履约周期、超期订单清单；今日待办、异常订单、临期证书三张摘要卡，卡内数字即入口。</w:t>
+            </w:r>
+          </w:p>
+        </w:tc>
+      </w:tr>
+      <w:tr>
+        <w:trPr>
+          <w:cantSplit/>
+          <w:jc w:val="center"/>
+        </w:trPr>
+        <w:tc>
+          <w:tcPr>
+            <w:tcW w:w="2268" w:type="dxa"/>
+            <w:vAlign w:val="center"/>
+          </w:tcPr>
+          <w:p>
+            <w:pPr>
+              <w:pStyle w:val="PZPlain"/>
+              <w:spacing w:before="40" w:after="40" w:line="240" w:lineRule="auto"/>
+            </w:pPr>
+            <w:r>
+              <w:rPr>
+                <w:sz w:val="17"/>
+                <w:szCs w:val="17"/>
+              </w:rPr>
+              <w:t>时效与成本统计</w:t>
+            </w:r>
+            <w:r>
+              <w:rPr>
+                <w:sz w:val="17"/>
+                <w:szCs w:val="17"/>
+              </w:rPr>
+              <w:br/>
+              <w:t>/dashboard/logistics/</w:t>
+            </w:r>
+            <w:r>
+              <w:rPr>
+                <w:sz w:val="17"/>
+                <w:szCs w:val="17"/>
+              </w:rPr>
+              <w:br/>
+              <w:t>analytics:dashboard_logistics</w:t>
+            </w:r>
+          </w:p>
+        </w:tc>
+        <w:tc>
+          <w:tcPr>
+            <w:tcW w:w="1077" w:type="dxa"/>
+            <w:vAlign w:val="center"/>
+          </w:tcPr>
+          <w:p>
+            <w:pPr>
+              <w:pStyle w:val="PZPlain"/>
+              <w:spacing w:before="40" w:after="40" w:line="240" w:lineRule="auto"/>
+              <w:jc w:val="center"/>
+            </w:pPr>
+            <w:r>
+              <w:rPr>
+                <w:sz w:val="17"/>
+                <w:szCs w:val="17"/>
+              </w:rPr>
+              <w:t>需登录</w:t>
+            </w:r>
+          </w:p>
+        </w:tc>
+        <w:tc>
+          <w:tcPr>
+            <w:tcW w:w="2948" w:type="dxa"/>
+            <w:vAlign w:val="center"/>
+          </w:tcPr>
+          <w:p>
+            <w:pPr>
+              <w:pStyle w:val="PZPlain"/>
+              <w:spacing w:before="40" w:after="40" w:line="240" w:lineRule="auto"/>
+              <w:jc w:val="both"/>
+            </w:pPr>
+            <w:r>
+              <w:rPr>
+                <w:sz w:val="17"/>
+                <w:szCs w:val="17"/>
+              </w:rPr>
+              <w:t>按通道、口岸与品类统计平均时效与费用构成。</w:t>
+            </w:r>
+          </w:p>
+        </w:tc>
+        <w:tc>
+          <w:tcPr>
+            <w:tcW w:w="3231" w:type="dxa"/>
+            <w:vAlign w:val="center"/>
+          </w:tcPr>
+          <w:p>
+            <w:pPr>
+              <w:pStyle w:val="PZPlain"/>
+              <w:spacing w:before="40" w:after="40" w:line="240" w:lineRule="auto"/>
+              <w:jc w:val="both"/>
+            </w:pPr>
+            <w:r>
+              <w:rPr>
+                <w:sz w:val="17"/>
+                <w:szCs w:val="17"/>
+              </w:rPr>
+              <w:t>通道时效对比、口岸平均通关时长、费用构成（运费、报关费、仓储费、换装费）；支持按时间区间筛选与导出。</w:t>
+            </w:r>
+          </w:p>
+        </w:tc>
+      </w:tr>
+      <w:tr>
+        <w:trPr>
+          <w:cantSplit/>
+          <w:jc w:val="center"/>
+        </w:trPr>
+        <w:tc>
+          <w:tcPr>
+            <w:tcW w:w="2268" w:type="dxa"/>
+            <w:vAlign w:val="center"/>
+          </w:tcPr>
+          <w:p>
+            <w:pPr>
+              <w:pStyle w:val="PZPlain"/>
+              <w:spacing w:before="40" w:after="40" w:line="240" w:lineRule="auto"/>
+            </w:pPr>
+            <w:r>
+              <w:rPr>
+                <w:sz w:val="17"/>
+                <w:szCs w:val="17"/>
+              </w:rPr>
+              <w:t>合规风险看板</w:t>
+            </w:r>
+            <w:r>
+              <w:rPr>
+                <w:sz w:val="17"/>
+                <w:szCs w:val="17"/>
+              </w:rPr>
+              <w:br/>
+              <w:t>/dashboard/compliance/</w:t>
+            </w:r>
+            <w:r>
+              <w:rPr>
+                <w:sz w:val="17"/>
+                <w:szCs w:val="17"/>
+              </w:rPr>
+              <w:br/>
+              <w:t>analytics:dashboard_compliance</w:t>
+            </w:r>
+          </w:p>
+        </w:tc>
+        <w:tc>
+          <w:tcPr>
+            <w:tcW w:w="1077" w:type="dxa"/>
+            <w:vAlign w:val="center"/>
+          </w:tcPr>
+          <w:p>
+            <w:pPr>
+              <w:pStyle w:val="PZPlain"/>
+              <w:spacing w:before="40" w:after="40" w:line="240" w:lineRule="auto"/>
+              <w:jc w:val="center"/>
+            </w:pPr>
+            <w:r>
+              <w:rPr>
+                <w:sz w:val="17"/>
+                <w:szCs w:val="17"/>
+              </w:rPr>
+              <w:t>需登录</w:t>
+            </w:r>
+          </w:p>
+        </w:tc>
+        <w:tc>
+          <w:tcPr>
+            <w:tcW w:w="2948" w:type="dxa"/>
+            <w:vAlign w:val="center"/>
+          </w:tcPr>
+          <w:p>
+            <w:pPr>
+              <w:pStyle w:val="PZPlain"/>
+              <w:spacing w:before="40" w:after="40" w:line="240" w:lineRule="auto"/>
+              <w:jc w:val="both"/>
+            </w:pPr>
+            <w:r>
+              <w:rPr>
+                <w:sz w:val="17"/>
+                <w:szCs w:val="17"/>
+              </w:rPr>
+              <w:t>汇总临期与过期证书、缺件订单与待完成自查项。</w:t>
+            </w:r>
+          </w:p>
+        </w:tc>
+        <w:tc>
+          <w:tcPr>
+            <w:tcW w:w="3231" w:type="dxa"/>
+            <w:vAlign w:val="center"/>
+          </w:tcPr>
+          <w:p>
+            <w:pPr>
+              <w:pStyle w:val="PZPlain"/>
+              <w:spacing w:before="40" w:after="40" w:line="240" w:lineRule="auto"/>
+              <w:jc w:val="both"/>
+            </w:pPr>
+            <w:r>
+              <w:rPr>
+                <w:sz w:val="17"/>
+                <w:szCs w:val="17"/>
+              </w:rPr>
+              <w:t>风险清单按严重度排序（过期证书、临期证书、缺件订单、未完成自查）、一键跳转至处理页、导出风险报告。</w:t>
+            </w:r>
+          </w:p>
+        </w:tc>
+      </w:tr>
+    </w:tbl>
+    <w:p>
+      <w:pPr>
+        <w:pStyle w:val="PZPlain"/>
+        <w:spacing w:after="120"/>
+      </w:pPr>
+    </w:p>
+    <w:p>
+      <w:pPr>
+        <w:pStyle w:val="21"/>
+      </w:pPr>
+      <w:r>
+        <w:rPr>
+          <w:rFonts w:ascii="Times New Roman" w:eastAsia="SimHei" w:hAnsi="Times New Roman" w:cs="Times New Roman"/>
+        </w:rPr>
+        <w:lastRenderedPageBreak/>
+        <w:t xml:space="preserve">3.11 M10. </w:t>
+      </w:r>
+      <w:r>
+        <w:rPr>
+          <w:rFonts w:ascii="Times New Roman" w:eastAsia="SimHei" w:hAnsi="Times New Roman" w:cs="Times New Roman"/>
+        </w:rPr>
+        <w:t>结算与对账</w:t>
+      </w:r>
+    </w:p>
+    <w:p>
+      <w:r>
+        <w:t>本模块完成交易收尾：按订单与费用生成账单并进行逐项对账。平台不执行支付，只登记付款状态与双方确认。</w:t>
+      </w:r>
+    </w:p>
+    <w:p>
+      <w:pPr>
+        <w:pStyle w:val="PZTableCaption"/>
+      </w:pPr>
+      <w:r>
+        <w:t>表</w:t>
+      </w:r>
+      <w:r>
+        <w:t xml:space="preserve"> 13</w:t>
+      </w:r>
+      <w:r>
+        <w:t xml:space="preserve">　模块</w:t>
+      </w:r>
+      <w:r>
+        <w:t xml:space="preserve"> M10</w:t>
+      </w:r>
+      <w:r>
+        <w:t>「结算与对账」的页面</w:t>
       </w:r>
     </w:p>
     <w:tbl>
@@ -9424,7 +10495,7 @@
                 <w:sz w:val="17"/>
                 <w:szCs w:val="17"/>
               </w:rPr>
-              <w:t>任务看板</w:t>
+              <w:t>账单列表</w:t>
             </w:r>
             <w:r>
               <w:rPr>
@@ -9432,7 +10503,7 @@
                 <w:szCs w:val="17"/>
               </w:rPr>
               <w:br/>
-              <w:t>/tasks/</w:t>
+              <w:t>/statements/</w:t>
             </w:r>
             <w:r>
               <w:rPr>
@@ -9440,7 +10511,7 @@
                 <w:szCs w:val="17"/>
               </w:rPr>
               <w:br/>
-              <w:t>portal:task_board</w:t>
+              <w:t>billing:statement_list</w:t>
             </w:r>
           </w:p>
         </w:tc>
@@ -9480,63 +10551,7 @@
                 <w:sz w:val="17"/>
                 <w:szCs w:val="17"/>
               </w:rPr>
-              <w:t>按</w:t>
-            </w:r>
-            <w:r>
-              <w:rPr>
-                <w:sz w:val="17"/>
-                <w:szCs w:val="17"/>
-              </w:rPr>
-              <w:t>“</w:t>
-            </w:r>
-            <w:r>
-              <w:rPr>
-                <w:sz w:val="17"/>
-                <w:szCs w:val="17"/>
-              </w:rPr>
-              <w:t>待我处理</w:t>
-            </w:r>
-            <w:r>
-              <w:rPr>
-                <w:sz w:val="17"/>
-                <w:szCs w:val="17"/>
-              </w:rPr>
-              <w:t xml:space="preserve"> / </w:t>
-            </w:r>
-            <w:r>
-              <w:rPr>
-                <w:sz w:val="17"/>
-                <w:szCs w:val="17"/>
-              </w:rPr>
-              <w:t>我发起的</w:t>
-            </w:r>
-            <w:r>
-              <w:rPr>
-                <w:sz w:val="17"/>
-                <w:szCs w:val="17"/>
-              </w:rPr>
-              <w:t xml:space="preserve"> / </w:t>
-            </w:r>
-            <w:r>
-              <w:rPr>
-                <w:sz w:val="17"/>
-                <w:szCs w:val="17"/>
-              </w:rPr>
-              <w:t>已超时</w:t>
-            </w:r>
-            <w:r>
-              <w:rPr>
-                <w:sz w:val="17"/>
-                <w:szCs w:val="17"/>
-              </w:rPr>
-              <w:t>”</w:t>
-            </w:r>
-            <w:r>
-              <w:rPr>
-                <w:sz w:val="17"/>
-                <w:szCs w:val="17"/>
-              </w:rPr>
-              <w:t>分组呈现任务并支持筛选。</w:t>
+              <w:t>依据订单与费用归集生成账单并跟踪确认状态。</w:t>
             </w:r>
           </w:p>
         </w:tc>
@@ -9556,7 +10571,7 @@
                 <w:sz w:val="17"/>
                 <w:szCs w:val="17"/>
               </w:rPr>
-              <w:t>三组看板列、任务卡片（标题、关联业务对象、责任人、剩余时限）、超时项置顶并高亮、筛选与批量操作。</w:t>
+              <w:t>账单列表（关联订单、货值、运费、报关费、仓储费、合计、确认状态）；支持按时间区间与对方企业筛选。</w:t>
             </w:r>
           </w:p>
         </w:tc>
@@ -9581,7 +10596,7 @@
                 <w:sz w:val="17"/>
                 <w:szCs w:val="17"/>
               </w:rPr>
-              <w:t>任务详情</w:t>
+              <w:t>对账详情</w:t>
             </w:r>
             <w:r>
               <w:rPr>
@@ -9589,7 +10604,7 @@
                 <w:szCs w:val="17"/>
               </w:rPr>
               <w:br/>
-              <w:t>/tasks/&lt;int:pk&gt;/</w:t>
+              <w:t>/statements/&lt;int:pk&gt;/</w:t>
             </w:r>
             <w:r>
               <w:rPr>
@@ -9597,7 +10612,7 @@
                 <w:szCs w:val="17"/>
               </w:rPr>
               <w:br/>
-              <w:t>portal:task_detail</w:t>
+              <w:t>billing:statement_detail</w:t>
             </w:r>
           </w:p>
         </w:tc>
@@ -9637,7 +10652,7 @@
                 <w:sz w:val="17"/>
                 <w:szCs w:val="17"/>
               </w:rPr>
-              <w:t>展示任务详情、处理记录与升级链路。</w:t>
+              <w:t>逐项确认账单条目，标记差异并记录争议过程。</w:t>
             </w:r>
           </w:p>
         </w:tc>
@@ -9657,108 +10672,7 @@
                 <w:sz w:val="17"/>
                 <w:szCs w:val="17"/>
               </w:rPr>
-              <w:t>任务描述、关联业务对象、责任人、响应时限、处理记录、确认接收与转派、超时升级记录。</w:t>
-            </w:r>
-          </w:p>
-        </w:tc>
-      </w:tr>
-      <w:tr>
-        <w:trPr>
-          <w:cantSplit/>
-          <w:jc w:val="center"/>
-        </w:trPr>
-        <w:tc>
-          <w:tcPr>
-            <w:tcW w:w="2268" w:type="dxa"/>
-            <w:vAlign w:val="center"/>
-          </w:tcPr>
-          <w:p>
-            <w:pPr>
-              <w:pStyle w:val="PZPlain"/>
-              <w:spacing w:before="40" w:after="40" w:line="240" w:lineRule="auto"/>
-            </w:pPr>
-            <w:r>
-              <w:rPr>
-                <w:sz w:val="17"/>
-                <w:szCs w:val="17"/>
-              </w:rPr>
-              <w:t>提醒与免打扰设置</w:t>
-            </w:r>
-            <w:r>
-              <w:rPr>
-                <w:sz w:val="17"/>
-                <w:szCs w:val="17"/>
-              </w:rPr>
-              <w:br/>
-              <w:t>/notifications/settings/</w:t>
-            </w:r>
-            <w:r>
-              <w:rPr>
-                <w:sz w:val="17"/>
-                <w:szCs w:val="17"/>
-              </w:rPr>
-              <w:br/>
-              <w:t>portal:notification_settings</w:t>
-            </w:r>
-          </w:p>
-        </w:tc>
-        <w:tc>
-          <w:tcPr>
-            <w:tcW w:w="1077" w:type="dxa"/>
-            <w:vAlign w:val="center"/>
-          </w:tcPr>
-          <w:p>
-            <w:pPr>
-              <w:pStyle w:val="PZPlain"/>
-              <w:spacing w:before="40" w:after="40" w:line="240" w:lineRule="auto"/>
-              <w:jc w:val="center"/>
-            </w:pPr>
-            <w:r>
-              <w:rPr>
-                <w:sz w:val="17"/>
-                <w:szCs w:val="17"/>
-              </w:rPr>
-              <w:t>需登录</w:t>
-            </w:r>
-          </w:p>
-        </w:tc>
-        <w:tc>
-          <w:tcPr>
-            <w:tcW w:w="2948" w:type="dxa"/>
-            <w:vAlign w:val="center"/>
-          </w:tcPr>
-          <w:p>
-            <w:pPr>
-              <w:pStyle w:val="PZPlain"/>
-              <w:spacing w:before="40" w:after="40" w:line="240" w:lineRule="auto"/>
-              <w:jc w:val="both"/>
-            </w:pPr>
-            <w:r>
-              <w:rPr>
-                <w:sz w:val="17"/>
-                <w:szCs w:val="17"/>
-              </w:rPr>
-              <w:t>配置各类事件的推送渠道、优先级与免打扰时段。</w:t>
-            </w:r>
-          </w:p>
-        </w:tc>
-        <w:tc>
-          <w:tcPr>
-            <w:tcW w:w="3231" w:type="dxa"/>
-            <w:vAlign w:val="center"/>
-          </w:tcPr>
-          <w:p>
-            <w:pPr>
-              <w:pStyle w:val="PZPlain"/>
-              <w:spacing w:before="40" w:after="40" w:line="240" w:lineRule="auto"/>
-              <w:jc w:val="both"/>
-            </w:pPr>
-            <w:r>
-              <w:rPr>
-                <w:sz w:val="17"/>
-                <w:szCs w:val="17"/>
-              </w:rPr>
-              <w:t>事件类型与推送开关、推送渠道（应用内</w:t>
+              <w:t>明细逐项确认、差异标记与原因填写、付款节点状态登记（已申请</w:t>
             </w:r>
             <w:r>
               <w:rPr>
@@ -9772,7 +10686,7 @@
                 <w:sz w:val="17"/>
                 <w:szCs w:val="17"/>
               </w:rPr>
-              <w:t>短信</w:t>
+              <w:t>已汇出</w:t>
             </w:r>
             <w:r>
               <w:rPr>
@@ -9786,7 +10700,7 @@
                 <w:sz w:val="17"/>
                 <w:szCs w:val="17"/>
               </w:rPr>
-              <w:t>邮件）、免打扰时段（按各自本地时间生效）、语言与时区切换入口。</w:t>
+              <w:t>已到账，双方分别确认）、争议留痕与导出。</w:t>
             </w:r>
           </w:p>
         </w:tc>
@@ -9806,18 +10720,24 @@
         <w:rPr>
           <w:rFonts w:ascii="Times New Roman" w:eastAsia="SimHei" w:hAnsi="Times New Roman" w:cs="Times New Roman"/>
         </w:rPr>
-        <w:t xml:space="preserve">3.10 M9. </w:t>
+        <w:t xml:space="preserve">3.12 M11. </w:t>
       </w:r>
       <w:r>
         <w:rPr>
           <w:rFonts w:ascii="Times New Roman" w:eastAsia="SimHei" w:hAnsi="Times New Roman" w:cs="Times New Roman"/>
         </w:rPr>
-        <w:t>数据看板</w:t>
+        <w:t>系统管理</w:t>
       </w:r>
     </w:p>
     <w:p>
       <w:r>
-        <w:t>本模块提供汇总分析：订单履约、各通道时效与成本、合规风险。数据以汇总卡片与紧凑表格呈现。</w:t>
+        <w:t>本模块汇集管理类页面：审计日志、数据字典与</w:t>
+      </w:r>
+      <w:r>
+        <w:t xml:space="preserve"> Django </w:t>
+      </w:r>
+      <w:r>
+        <w:t>自带的管理后台。审计日志只读，不可清空。</w:t>
       </w:r>
     </w:p>
     <w:p>
@@ -9828,16 +10748,16 @@
         <w:t>表</w:t>
       </w:r>
       <w:r>
-        <w:t xml:space="preserve"> 12</w:t>
+        <w:t xml:space="preserve"> 14</w:t>
       </w:r>
       <w:r>
         <w:t xml:space="preserve">　模块</w:t>
       </w:r>
       <w:r>
-        <w:t xml:space="preserve"> M9</w:t>
-      </w:r>
-      <w:r>
-        <w:t>「数据看板」的页面</w:t>
+        <w:t xml:space="preserve"> M11</w:t>
+      </w:r>
+      <w:r>
+        <w:t>「系统管理」的页面</w:t>
       </w:r>
     </w:p>
     <w:tbl>
@@ -9974,7 +10894,7 @@
                 <w:sz w:val="17"/>
                 <w:szCs w:val="17"/>
               </w:rPr>
-              <w:t>履约看板</w:t>
+              <w:t>审计日志</w:t>
             </w:r>
             <w:r>
               <w:rPr>
@@ -9982,7 +10902,7 @@
                 <w:szCs w:val="17"/>
               </w:rPr>
               <w:br/>
-              <w:t>/dashboard/</w:t>
+              <w:t>/system/audit-logs/</w:t>
             </w:r>
             <w:r>
               <w:rPr>
@@ -9990,7 +10910,7 @@
                 <w:szCs w:val="17"/>
               </w:rPr>
               <w:br/>
-              <w:t>portal:dashboard</w:t>
+              <w:t>system:audit_log_list</w:t>
             </w:r>
           </w:p>
         </w:tc>
@@ -10010,7 +10930,7 @@
                 <w:sz w:val="17"/>
                 <w:szCs w:val="17"/>
               </w:rPr>
-              <w:t>需登录</w:t>
+              <w:t>按角色限制</w:t>
             </w:r>
           </w:p>
         </w:tc>
@@ -10030,7 +10950,7 @@
                 <w:sz w:val="17"/>
                 <w:szCs w:val="17"/>
               </w:rPr>
-              <w:t>以摘要卡与紧凑图表呈现履约整体状况。</w:t>
+              <w:t>查询登录、权限变更、状态迁移与数据导出等关键操作记录。</w:t>
             </w:r>
           </w:p>
         </w:tc>
@@ -10050,7 +10970,7 @@
                 <w:sz w:val="17"/>
                 <w:szCs w:val="17"/>
               </w:rPr>
-              <w:t>在途订单数量、状态分布、平均履约周期、超期订单清单；今日待办、异常订单、临期证书三张摘要卡，卡内数字即入口。</w:t>
+              <w:t>日志列表（操作人、时间、对象、操作类型、前后值）、按对象与时间检索、导出；日志只可查询不可删除。</w:t>
             </w:r>
           </w:p>
         </w:tc>
@@ -10075,7 +10995,7 @@
                 <w:sz w:val="17"/>
                 <w:szCs w:val="17"/>
               </w:rPr>
-              <w:t>时效与成本统计</w:t>
+              <w:t>基础字典维护</w:t>
             </w:r>
             <w:r>
               <w:rPr>
@@ -10083,7 +11003,7 @@
                 <w:szCs w:val="17"/>
               </w:rPr>
               <w:br/>
-              <w:t>/dashboard/logistics/</w:t>
+              <w:t>/system/dictionaries/</w:t>
             </w:r>
             <w:r>
               <w:rPr>
@@ -10091,7 +11011,13 @@
                 <w:szCs w:val="17"/>
               </w:rPr>
               <w:br/>
-              <w:t>portal:dashboard_logistics</w:t>
+            </w:r>
+            <w:r>
+              <w:rPr>
+                <w:sz w:val="17"/>
+                <w:szCs w:val="17"/>
+              </w:rPr>
+              <w:t>system:dictionary_list</w:t>
             </w:r>
           </w:p>
         </w:tc>
@@ -10111,7 +11037,7 @@
                 <w:sz w:val="17"/>
                 <w:szCs w:val="17"/>
               </w:rPr>
-              <w:t>需登录</w:t>
+              <w:t>按角色限制</w:t>
             </w:r>
           </w:p>
         </w:tc>
@@ -10131,7 +11057,7 @@
                 <w:sz w:val="17"/>
                 <w:szCs w:val="17"/>
               </w:rPr>
-              <w:t>按通道、口岸与品类统计平均时效与费用构成。</w:t>
+              <w:t>维护口岸、通道、贸易术语、单证类型与异常原因分类等基础字典。</w:t>
             </w:r>
           </w:p>
         </w:tc>
@@ -10151,7 +11077,7 @@
                 <w:sz w:val="17"/>
                 <w:szCs w:val="17"/>
               </w:rPr>
-              <w:t>通道时效对比、口岸平均通关时长、费用构成（运费、报关费、仓储费、换装费）；支持按时间区间筛选与导出。</w:t>
+              <w:t>字典分类树、词条增删改、启用与停用、双语词条维护；变更写入审计日志。</w:t>
             </w:r>
           </w:p>
         </w:tc>
@@ -10176,7 +11102,14 @@
                 <w:sz w:val="17"/>
                 <w:szCs w:val="17"/>
               </w:rPr>
-              <w:t>合规风险看板</w:t>
+              <w:t xml:space="preserve">Django </w:t>
+            </w:r>
+            <w:r>
+              <w:rPr>
+                <w:sz w:val="17"/>
+                <w:szCs w:val="17"/>
+              </w:rPr>
+              <w:t>管理后台</w:t>
             </w:r>
             <w:r>
               <w:rPr>
@@ -10184,7 +11117,7 @@
                 <w:szCs w:val="17"/>
               </w:rPr>
               <w:br/>
-              <w:t>/dashboard/compliance/</w:t>
+              <w:t>/admin/</w:t>
             </w:r>
             <w:r>
               <w:rPr>
@@ -10192,7 +11125,7 @@
                 <w:szCs w:val="17"/>
               </w:rPr>
               <w:br/>
-              <w:t>portal:dashboard_compliance</w:t>
+              <w:t>admin:index</w:t>
             </w:r>
           </w:p>
         </w:tc>
@@ -10212,7 +11145,7 @@
                 <w:sz w:val="17"/>
                 <w:szCs w:val="17"/>
               </w:rPr>
-              <w:t>需登录</w:t>
+              <w:t>按角色限制</w:t>
             </w:r>
           </w:p>
         </w:tc>
@@ -10232,7 +11165,21 @@
                 <w:sz w:val="17"/>
                 <w:szCs w:val="17"/>
               </w:rPr>
-              <w:t>汇总临期与过期证书、缺件订单与待完成自查项。</w:t>
+              <w:t>由</w:t>
+            </w:r>
+            <w:r>
+              <w:rPr>
+                <w:sz w:val="17"/>
+                <w:szCs w:val="17"/>
+              </w:rPr>
+              <w:t xml:space="preserve"> Django </w:t>
+            </w:r>
+            <w:r>
+              <w:rPr>
+                <w:sz w:val="17"/>
+                <w:szCs w:val="17"/>
+              </w:rPr>
+              <w:t>框架自带的管理后台提供数据维护能力。</w:t>
             </w:r>
           </w:p>
         </w:tc>
@@ -10252,7 +11199,21 @@
                 <w:sz w:val="17"/>
                 <w:szCs w:val="17"/>
               </w:rPr>
-              <w:t>风险清单按严重度排序（过期证书、临期证书、缺件订单、未完成自查）、一键跳转至处理页、导出风险报告。</w:t>
+              <w:t>模型注册、数据增删改查、用户与权限管理；由</w:t>
+            </w:r>
+            <w:r>
+              <w:rPr>
+                <w:sz w:val="17"/>
+                <w:szCs w:val="17"/>
+              </w:rPr>
+              <w:t xml:space="preserve"> django.contrib.admin </w:t>
+            </w:r>
+            <w:r>
+              <w:rPr>
+                <w:sz w:val="17"/>
+                <w:szCs w:val="17"/>
+              </w:rPr>
+              <w:t>提供，不另行开发。</w:t>
             </w:r>
           </w:p>
         </w:tc>
@@ -10266,25 +11227,37 @@
     </w:p>
     <w:p>
       <w:pPr>
-        <w:pStyle w:val="21"/>
+        <w:pStyle w:val="1"/>
       </w:pPr>
       <w:r>
         <w:rPr>
           <w:rFonts w:ascii="Times New Roman" w:eastAsia="SimHei" w:hAnsi="Times New Roman" w:cs="Times New Roman"/>
         </w:rPr>
         <w:lastRenderedPageBreak/>
-        <w:t xml:space="preserve">3.11 M10. </w:t>
+        <w:t xml:space="preserve">4 </w:t>
       </w:r>
       <w:r>
         <w:rPr>
           <w:rFonts w:ascii="Times New Roman" w:eastAsia="SimHei" w:hAnsi="Times New Roman" w:cs="Times New Roman"/>
         </w:rPr>
-        <w:t>结算与对账</w:t>
+        <w:t>路由与视图汇总表</w:t>
       </w:r>
     </w:p>
     <w:p>
       <w:r>
-        <w:t>本模块完成交易收尾：按订单与费用生成账单并进行逐项对账。平台不执行支付，只登记付款状态与双方确认。</w:t>
+        <w:t>下表汇总全部页面的路由与视图对应关系，可作为路由配置的核查清单。其中「视图」一列给出视图函数名；标注为</w:t>
+      </w:r>
+      <w:r>
+        <w:t xml:space="preserve"> django.contrib.admin </w:t>
+      </w:r>
+      <w:r>
+        <w:t>的页面由</w:t>
+      </w:r>
+      <w:r>
+        <w:t xml:space="preserve"> Django </w:t>
+      </w:r>
+      <w:r>
+        <w:t>自带的管理后台提供，不单独实现。</w:t>
       </w:r>
     </w:p>
     <w:p>
@@ -10295,16 +11268,10 @@
         <w:t>表</w:t>
       </w:r>
       <w:r>
-        <w:t xml:space="preserve"> 13</w:t>
-      </w:r>
-      <w:r>
-        <w:t xml:space="preserve">　模块</w:t>
-      </w:r>
-      <w:r>
-        <w:t xml:space="preserve"> M10</w:t>
-      </w:r>
-      <w:r>
-        <w:t>「结算与对账」的页面</w:t>
+        <w:t xml:space="preserve"> 15</w:t>
+      </w:r>
+      <w:r>
+        <w:t xml:space="preserve">　路由与视图汇总表</w:t>
       </w:r>
     </w:p>
     <w:tbl>
@@ -10321,10 +11288,12 @@
         <w:tblLook w:val="04A0" w:firstRow="1" w:lastRow="0" w:firstColumn="1" w:lastColumn="0" w:noHBand="0" w:noVBand="1"/>
       </w:tblPr>
       <w:tblGrid>
-        <w:gridCol w:w="2312"/>
-        <w:gridCol w:w="1097"/>
-        <w:gridCol w:w="3004"/>
-        <w:gridCol w:w="3292"/>
+        <w:gridCol w:w="395"/>
+        <w:gridCol w:w="562"/>
+        <w:gridCol w:w="958"/>
+        <w:gridCol w:w="2142"/>
+        <w:gridCol w:w="2399"/>
+        <w:gridCol w:w="3249"/>
       </w:tblGrid>
       <w:tr>
         <w:trPr>
@@ -10334,6 +11303,72 @@
         </w:trPr>
         <w:tc>
           <w:tcPr>
+            <w:tcW w:w="567" w:type="dxa"/>
+            <w:shd w:val="clear" w:color="auto" w:fill="E8E8E8"/>
+            <w:vAlign w:val="center"/>
+          </w:tcPr>
+          <w:p>
+            <w:pPr>
+              <w:pStyle w:val="PZPlain"/>
+              <w:spacing w:before="40" w:after="40" w:line="240" w:lineRule="auto"/>
+              <w:jc w:val="center"/>
+            </w:pPr>
+            <w:r>
+              <w:rPr>
+                <w:b/>
+                <w:sz w:val="17"/>
+                <w:szCs w:val="17"/>
+              </w:rPr>
+              <w:t>序号</w:t>
+            </w:r>
+          </w:p>
+        </w:tc>
+        <w:tc>
+          <w:tcPr>
+            <w:tcW w:w="794" w:type="dxa"/>
+            <w:shd w:val="clear" w:color="auto" w:fill="E8E8E8"/>
+            <w:vAlign w:val="center"/>
+          </w:tcPr>
+          <w:p>
+            <w:pPr>
+              <w:pStyle w:val="PZPlain"/>
+              <w:spacing w:before="40" w:after="40" w:line="240" w:lineRule="auto"/>
+              <w:jc w:val="center"/>
+            </w:pPr>
+            <w:r>
+              <w:rPr>
+                <w:b/>
+                <w:sz w:val="17"/>
+                <w:szCs w:val="17"/>
+              </w:rPr>
+              <w:t>模块</w:t>
+            </w:r>
+          </w:p>
+        </w:tc>
+        <w:tc>
+          <w:tcPr>
+            <w:tcW w:w="2041" w:type="dxa"/>
+            <w:shd w:val="clear" w:color="auto" w:fill="E8E8E8"/>
+            <w:vAlign w:val="center"/>
+          </w:tcPr>
+          <w:p>
+            <w:pPr>
+              <w:pStyle w:val="PZPlain"/>
+              <w:spacing w:before="40" w:after="40" w:line="240" w:lineRule="auto"/>
+              <w:jc w:val="center"/>
+            </w:pPr>
+            <w:r>
+              <w:rPr>
+                <w:b/>
+                <w:sz w:val="17"/>
+                <w:szCs w:val="17"/>
+              </w:rPr>
+              <w:t>页面</w:t>
+            </w:r>
+          </w:p>
+        </w:tc>
+        <w:tc>
+          <w:tcPr>
             <w:tcW w:w="2268" w:type="dxa"/>
             <w:shd w:val="clear" w:color="auto" w:fill="E8E8E8"/>
             <w:vAlign w:val="center"/>
@@ -10350,13 +11385,29 @@
                 <w:sz w:val="17"/>
                 <w:szCs w:val="17"/>
               </w:rPr>
-              <w:t>页面、地址与路由名</w:t>
-            </w:r>
-          </w:p>
-        </w:tc>
-        <w:tc>
-          <w:tcPr>
-            <w:tcW w:w="1077" w:type="dxa"/>
+              <w:t>地址（</w:t>
+            </w:r>
+            <w:r>
+              <w:rPr>
+                <w:b/>
+                <w:sz w:val="17"/>
+                <w:szCs w:val="17"/>
+              </w:rPr>
+              <w:t>URL</w:t>
+            </w:r>
+            <w:r>
+              <w:rPr>
+                <w:b/>
+                <w:sz w:val="17"/>
+                <w:szCs w:val="17"/>
+              </w:rPr>
+              <w:t>）</w:t>
+            </w:r>
+          </w:p>
+        </w:tc>
+        <w:tc>
+          <w:tcPr>
+            <w:tcW w:w="1814" w:type="dxa"/>
             <w:shd w:val="clear" w:color="auto" w:fill="E8E8E8"/>
             <w:vAlign w:val="center"/>
           </w:tcPr>
@@ -10372,13 +11423,13 @@
                 <w:sz w:val="17"/>
                 <w:szCs w:val="17"/>
               </w:rPr>
-              <w:t>访问权限</w:t>
-            </w:r>
-          </w:p>
-        </w:tc>
-        <w:tc>
-          <w:tcPr>
-            <w:tcW w:w="2948" w:type="dxa"/>
+              <w:t>路由名</w:t>
+            </w:r>
+          </w:p>
+        </w:tc>
+        <w:tc>
+          <w:tcPr>
+            <w:tcW w:w="2041" w:type="dxa"/>
             <w:shd w:val="clear" w:color="auto" w:fill="E8E8E8"/>
             <w:vAlign w:val="center"/>
           </w:tcPr>
@@ -10394,29 +11445,7 @@
                 <w:sz w:val="17"/>
                 <w:szCs w:val="17"/>
               </w:rPr>
-              <w:t>用途</w:t>
-            </w:r>
-          </w:p>
-        </w:tc>
-        <w:tc>
-          <w:tcPr>
-            <w:tcW w:w="3231" w:type="dxa"/>
-            <w:shd w:val="clear" w:color="auto" w:fill="E8E8E8"/>
-            <w:vAlign w:val="center"/>
-          </w:tcPr>
-          <w:p>
-            <w:pPr>
-              <w:pStyle w:val="PZPlain"/>
-              <w:spacing w:before="40" w:after="40" w:line="240" w:lineRule="auto"/>
-              <w:jc w:val="center"/>
-            </w:pPr>
-            <w:r>
-              <w:rPr>
-                <w:b/>
-                <w:sz w:val="17"/>
-                <w:szCs w:val="17"/>
-              </w:rPr>
-              <w:t>主要内容</w:t>
+              <w:t>视图</w:t>
             </w:r>
           </w:p>
         </w:tc>
@@ -10428,6 +11457,65 @@
         </w:trPr>
         <w:tc>
           <w:tcPr>
+            <w:tcW w:w="567" w:type="dxa"/>
+            <w:vAlign w:val="center"/>
+          </w:tcPr>
+          <w:p>
+            <w:pPr>
+              <w:pStyle w:val="PZPlain"/>
+              <w:spacing w:before="40" w:after="40" w:line="240" w:lineRule="auto"/>
+              <w:jc w:val="center"/>
+            </w:pPr>
+            <w:r>
+              <w:rPr>
+                <w:sz w:val="17"/>
+                <w:szCs w:val="17"/>
+              </w:rPr>
+              <w:t>1</w:t>
+            </w:r>
+          </w:p>
+        </w:tc>
+        <w:tc>
+          <w:tcPr>
+            <w:tcW w:w="794" w:type="dxa"/>
+            <w:vAlign w:val="center"/>
+          </w:tcPr>
+          <w:p>
+            <w:pPr>
+              <w:pStyle w:val="PZPlain"/>
+              <w:spacing w:before="40" w:after="40" w:line="240" w:lineRule="auto"/>
+              <w:jc w:val="center"/>
+            </w:pPr>
+            <w:r>
+              <w:rPr>
+                <w:sz w:val="17"/>
+                <w:szCs w:val="17"/>
+              </w:rPr>
+              <w:t>M0</w:t>
+            </w:r>
+          </w:p>
+        </w:tc>
+        <w:tc>
+          <w:tcPr>
+            <w:tcW w:w="2041" w:type="dxa"/>
+            <w:vAlign w:val="center"/>
+          </w:tcPr>
+          <w:p>
+            <w:pPr>
+              <w:pStyle w:val="PZPlain"/>
+              <w:spacing w:before="40" w:after="40" w:line="240" w:lineRule="auto"/>
+            </w:pPr>
+            <w:r>
+              <w:rPr>
+                <w:sz w:val="17"/>
+                <w:szCs w:val="17"/>
+              </w:rPr>
+              <w:t>首页</w:t>
+            </w:r>
+          </w:p>
+        </w:tc>
+        <w:tc>
+          <w:tcPr>
             <w:tcW w:w="2268" w:type="dxa"/>
             <w:vAlign w:val="center"/>
           </w:tcPr>
@@ -10441,83 +11529,45 @@
                 <w:sz w:val="17"/>
                 <w:szCs w:val="17"/>
               </w:rPr>
-              <w:t>账单列表</w:t>
-            </w:r>
-            <w:r>
-              <w:rPr>
-                <w:sz w:val="17"/>
-                <w:szCs w:val="17"/>
-              </w:rPr>
-              <w:br/>
-              <w:t>/statements/</w:t>
-            </w:r>
-            <w:r>
-              <w:rPr>
-                <w:sz w:val="17"/>
-                <w:szCs w:val="17"/>
-              </w:rPr>
-              <w:br/>
-              <w:t>portal:statement_list</w:t>
-            </w:r>
-          </w:p>
-        </w:tc>
-        <w:tc>
-          <w:tcPr>
-            <w:tcW w:w="1077" w:type="dxa"/>
-            <w:vAlign w:val="center"/>
-          </w:tcPr>
-          <w:p>
-            <w:pPr>
-              <w:pStyle w:val="PZPlain"/>
-              <w:spacing w:before="40" w:after="40" w:line="240" w:lineRule="auto"/>
-              <w:jc w:val="center"/>
-            </w:pPr>
-            <w:r>
-              <w:rPr>
-                <w:sz w:val="17"/>
-                <w:szCs w:val="17"/>
-              </w:rPr>
-              <w:t>需登录</w:t>
-            </w:r>
-          </w:p>
-        </w:tc>
-        <w:tc>
-          <w:tcPr>
-            <w:tcW w:w="2948" w:type="dxa"/>
-            <w:vAlign w:val="center"/>
-          </w:tcPr>
-          <w:p>
-            <w:pPr>
-              <w:pStyle w:val="PZPlain"/>
-              <w:spacing w:before="40" w:after="40" w:line="240" w:lineRule="auto"/>
-              <w:jc w:val="both"/>
-            </w:pPr>
-            <w:r>
-              <w:rPr>
-                <w:sz w:val="17"/>
-                <w:szCs w:val="17"/>
-              </w:rPr>
-              <w:t>依据订单与费用归集生成账单并跟踪确认状态。</w:t>
-            </w:r>
-          </w:p>
-        </w:tc>
-        <w:tc>
-          <w:tcPr>
-            <w:tcW w:w="3231" w:type="dxa"/>
-            <w:vAlign w:val="center"/>
-          </w:tcPr>
-          <w:p>
-            <w:pPr>
-              <w:pStyle w:val="PZPlain"/>
-              <w:spacing w:before="40" w:after="40" w:line="240" w:lineRule="auto"/>
-              <w:jc w:val="both"/>
-            </w:pPr>
-            <w:r>
-              <w:rPr>
-                <w:sz w:val="17"/>
-                <w:szCs w:val="17"/>
-              </w:rPr>
-              <w:t>账单列表（关联订单、货值、运费、报关费、仓储费、合计、确认状态）；支持按时间区间与对方企业筛选。</w:t>
+              <w:t>/</w:t>
+            </w:r>
+          </w:p>
+        </w:tc>
+        <w:tc>
+          <w:tcPr>
+            <w:tcW w:w="1814" w:type="dxa"/>
+            <w:vAlign w:val="center"/>
+          </w:tcPr>
+          <w:p>
+            <w:pPr>
+              <w:pStyle w:val="PZPlain"/>
+              <w:spacing w:before="40" w:after="40" w:line="240" w:lineRule="auto"/>
+            </w:pPr>
+            <w:r>
+              <w:rPr>
+                <w:sz w:val="17"/>
+                <w:szCs w:val="17"/>
+              </w:rPr>
+              <w:t>core:index</w:t>
+            </w:r>
+          </w:p>
+        </w:tc>
+        <w:tc>
+          <w:tcPr>
+            <w:tcW w:w="2041" w:type="dxa"/>
+            <w:vAlign w:val="center"/>
+          </w:tcPr>
+          <w:p>
+            <w:pPr>
+              <w:pStyle w:val="PZPlain"/>
+              <w:spacing w:before="40" w:after="40" w:line="240" w:lineRule="auto"/>
+            </w:pPr>
+            <w:r>
+              <w:rPr>
+                <w:sz w:val="17"/>
+                <w:szCs w:val="17"/>
+              </w:rPr>
+              <w:t>core.views.index_view</w:t>
             </w:r>
           </w:p>
         </w:tc>
@@ -10529,6 +11579,65 @@
         </w:trPr>
         <w:tc>
           <w:tcPr>
+            <w:tcW w:w="567" w:type="dxa"/>
+            <w:vAlign w:val="center"/>
+          </w:tcPr>
+          <w:p>
+            <w:pPr>
+              <w:pStyle w:val="PZPlain"/>
+              <w:spacing w:before="40" w:after="40" w:line="240" w:lineRule="auto"/>
+              <w:jc w:val="center"/>
+            </w:pPr>
+            <w:r>
+              <w:rPr>
+                <w:sz w:val="17"/>
+                <w:szCs w:val="17"/>
+              </w:rPr>
+              <w:t>2</w:t>
+            </w:r>
+          </w:p>
+        </w:tc>
+        <w:tc>
+          <w:tcPr>
+            <w:tcW w:w="794" w:type="dxa"/>
+            <w:vAlign w:val="center"/>
+          </w:tcPr>
+          <w:p>
+            <w:pPr>
+              <w:pStyle w:val="PZPlain"/>
+              <w:spacing w:before="40" w:after="40" w:line="240" w:lineRule="auto"/>
+              <w:jc w:val="center"/>
+            </w:pPr>
+            <w:r>
+              <w:rPr>
+                <w:sz w:val="17"/>
+                <w:szCs w:val="17"/>
+              </w:rPr>
+              <w:t>M0</w:t>
+            </w:r>
+          </w:p>
+        </w:tc>
+        <w:tc>
+          <w:tcPr>
+            <w:tcW w:w="2041" w:type="dxa"/>
+            <w:vAlign w:val="center"/>
+          </w:tcPr>
+          <w:p>
+            <w:pPr>
+              <w:pStyle w:val="PZPlain"/>
+              <w:spacing w:before="40" w:after="40" w:line="240" w:lineRule="auto"/>
+            </w:pPr>
+            <w:r>
+              <w:rPr>
+                <w:sz w:val="17"/>
+                <w:szCs w:val="17"/>
+              </w:rPr>
+              <w:t>关于平台</w:t>
+            </w:r>
+          </w:p>
+        </w:tc>
+        <w:tc>
+          <w:tcPr>
             <w:tcW w:w="2268" w:type="dxa"/>
             <w:vAlign w:val="center"/>
           </w:tcPr>
@@ -10542,280 +11651,45 @@
                 <w:sz w:val="17"/>
                 <w:szCs w:val="17"/>
               </w:rPr>
-              <w:t>对账详情</w:t>
-            </w:r>
-            <w:r>
-              <w:rPr>
-                <w:sz w:val="17"/>
-                <w:szCs w:val="17"/>
-              </w:rPr>
-              <w:br/>
-              <w:t>/statements/&lt;int:pk&gt;/</w:t>
-            </w:r>
-            <w:r>
-              <w:rPr>
-                <w:sz w:val="17"/>
-                <w:szCs w:val="17"/>
-              </w:rPr>
-              <w:br/>
-              <w:t>portal:statement_detail</w:t>
-            </w:r>
-          </w:p>
-        </w:tc>
-        <w:tc>
-          <w:tcPr>
-            <w:tcW w:w="1077" w:type="dxa"/>
-            <w:vAlign w:val="center"/>
-          </w:tcPr>
-          <w:p>
-            <w:pPr>
-              <w:pStyle w:val="PZPlain"/>
-              <w:spacing w:before="40" w:after="40" w:line="240" w:lineRule="auto"/>
-              <w:jc w:val="center"/>
-            </w:pPr>
-            <w:r>
-              <w:rPr>
-                <w:sz w:val="17"/>
-                <w:szCs w:val="17"/>
-              </w:rPr>
-              <w:t>需登录</w:t>
-            </w:r>
-          </w:p>
-        </w:tc>
-        <w:tc>
-          <w:tcPr>
-            <w:tcW w:w="2948" w:type="dxa"/>
-            <w:vAlign w:val="center"/>
-          </w:tcPr>
-          <w:p>
-            <w:pPr>
-              <w:pStyle w:val="PZPlain"/>
-              <w:spacing w:before="40" w:after="40" w:line="240" w:lineRule="auto"/>
-              <w:jc w:val="both"/>
-            </w:pPr>
-            <w:r>
-              <w:rPr>
-                <w:sz w:val="17"/>
-                <w:szCs w:val="17"/>
-              </w:rPr>
-              <w:t>逐项确认账单条目，标记差异并记录争议过程。</w:t>
-            </w:r>
-          </w:p>
-        </w:tc>
-        <w:tc>
-          <w:tcPr>
-            <w:tcW w:w="3231" w:type="dxa"/>
-            <w:vAlign w:val="center"/>
-          </w:tcPr>
-          <w:p>
-            <w:pPr>
-              <w:pStyle w:val="PZPlain"/>
-              <w:spacing w:before="40" w:after="40" w:line="240" w:lineRule="auto"/>
-              <w:jc w:val="both"/>
-            </w:pPr>
-            <w:r>
-              <w:rPr>
-                <w:sz w:val="17"/>
-                <w:szCs w:val="17"/>
-              </w:rPr>
-              <w:t>明细逐项确认、差异标记与原因填写、付款节点状态登记（已申请</w:t>
-            </w:r>
-            <w:r>
-              <w:rPr>
-                <w:sz w:val="17"/>
-                <w:szCs w:val="17"/>
-              </w:rPr>
-              <w:t>/</w:t>
-            </w:r>
-            <w:r>
-              <w:rPr>
-                <w:sz w:val="17"/>
-                <w:szCs w:val="17"/>
-              </w:rPr>
-              <w:t>已汇出</w:t>
-            </w:r>
-            <w:r>
-              <w:rPr>
-                <w:sz w:val="17"/>
-                <w:szCs w:val="17"/>
-              </w:rPr>
-              <w:t>/</w:t>
-            </w:r>
-            <w:r>
-              <w:rPr>
-                <w:sz w:val="17"/>
-                <w:szCs w:val="17"/>
-              </w:rPr>
-              <w:t>已到账，双方分别确认）、争议留痕与导出。</w:t>
-            </w:r>
-          </w:p>
-        </w:tc>
-      </w:tr>
-    </w:tbl>
-    <w:p>
-      <w:pPr>
-        <w:pStyle w:val="PZPlain"/>
-        <w:spacing w:after="120"/>
-      </w:pPr>
-    </w:p>
-    <w:p>
-      <w:pPr>
-        <w:pStyle w:val="21"/>
-      </w:pPr>
-      <w:r>
-        <w:rPr>
-          <w:rFonts w:ascii="Times New Roman" w:eastAsia="SimHei" w:hAnsi="Times New Roman" w:cs="Times New Roman"/>
-        </w:rPr>
-        <w:t xml:space="preserve">3.12 M11. </w:t>
-      </w:r>
-      <w:r>
-        <w:rPr>
-          <w:rFonts w:ascii="Times New Roman" w:eastAsia="SimHei" w:hAnsi="Times New Roman" w:cs="Times New Roman"/>
-        </w:rPr>
-        <w:t>系统管理</w:t>
-      </w:r>
-    </w:p>
-    <w:p>
-      <w:r>
-        <w:t>本模块汇集管理类页面：审计日志、数据字典与</w:t>
-      </w:r>
-      <w:r>
-        <w:t xml:space="preserve"> Django </w:t>
-      </w:r>
-      <w:r>
-        <w:t>自带的管理后台。审计日志只读，不可清空。</w:t>
-      </w:r>
-    </w:p>
-    <w:p>
-      <w:pPr>
-        <w:pStyle w:val="PZTableCaption"/>
-      </w:pPr>
-      <w:r>
-        <w:t>表</w:t>
-      </w:r>
-      <w:r>
-        <w:t xml:space="preserve"> 14</w:t>
-      </w:r>
-      <w:r>
-        <w:t xml:space="preserve">　模块</w:t>
-      </w:r>
-      <w:r>
-        <w:t xml:space="preserve"> M11</w:t>
-      </w:r>
-      <w:r>
-        <w:t>「系统管理」的页面</w:t>
-      </w:r>
-    </w:p>
-    <w:tbl>
-      <w:tblPr>
-        <w:tblStyle w:val="aff1"/>
-        <w:tblW w:w="5000" w:type="pct"/>
-        <w:jc w:val="center"/>
-        <w:tblCellMar>
-          <w:top w:w="40" w:type="dxa"/>
-          <w:left w:w="90" w:type="dxa"/>
-          <w:bottom w:w="40" w:type="dxa"/>
-          <w:right w:w="90" w:type="dxa"/>
-        </w:tblCellMar>
-        <w:tblLook w:val="04A0" w:firstRow="1" w:lastRow="0" w:firstColumn="1" w:lastColumn="0" w:noHBand="0" w:noVBand="1"/>
-      </w:tblPr>
-      <w:tblGrid>
-        <w:gridCol w:w="2312"/>
-        <w:gridCol w:w="1097"/>
-        <w:gridCol w:w="3004"/>
-        <w:gridCol w:w="3292"/>
-      </w:tblGrid>
-      <w:tr>
-        <w:trPr>
-          <w:cantSplit/>
-          <w:tblHeader/>
-          <w:jc w:val="center"/>
-        </w:trPr>
-        <w:tc>
-          <w:tcPr>
-            <w:tcW w:w="2268" w:type="dxa"/>
-            <w:shd w:val="clear" w:color="auto" w:fill="E8E8E8"/>
-            <w:vAlign w:val="center"/>
-          </w:tcPr>
-          <w:p>
-            <w:pPr>
-              <w:pStyle w:val="PZPlain"/>
-              <w:spacing w:before="40" w:after="40" w:line="240" w:lineRule="auto"/>
-              <w:jc w:val="center"/>
-            </w:pPr>
-            <w:r>
-              <w:rPr>
-                <w:b/>
-                <w:sz w:val="17"/>
-                <w:szCs w:val="17"/>
-              </w:rPr>
-              <w:t>页面、地址与路由名</w:t>
-            </w:r>
-          </w:p>
-        </w:tc>
-        <w:tc>
-          <w:tcPr>
-            <w:tcW w:w="1077" w:type="dxa"/>
-            <w:shd w:val="clear" w:color="auto" w:fill="E8E8E8"/>
-            <w:vAlign w:val="center"/>
-          </w:tcPr>
-          <w:p>
-            <w:pPr>
-              <w:pStyle w:val="PZPlain"/>
-              <w:spacing w:before="40" w:after="40" w:line="240" w:lineRule="auto"/>
-              <w:jc w:val="center"/>
-            </w:pPr>
-            <w:r>
-              <w:rPr>
-                <w:b/>
-                <w:sz w:val="17"/>
-                <w:szCs w:val="17"/>
-              </w:rPr>
-              <w:t>访问权限</w:t>
-            </w:r>
-          </w:p>
-        </w:tc>
-        <w:tc>
-          <w:tcPr>
-            <w:tcW w:w="2948" w:type="dxa"/>
-            <w:shd w:val="clear" w:color="auto" w:fill="E8E8E8"/>
-            <w:vAlign w:val="center"/>
-          </w:tcPr>
-          <w:p>
-            <w:pPr>
-              <w:pStyle w:val="PZPlain"/>
-              <w:spacing w:before="40" w:after="40" w:line="240" w:lineRule="auto"/>
-              <w:jc w:val="center"/>
-            </w:pPr>
-            <w:r>
-              <w:rPr>
-                <w:b/>
-                <w:sz w:val="17"/>
-                <w:szCs w:val="17"/>
-              </w:rPr>
-              <w:t>用途</w:t>
-            </w:r>
-          </w:p>
-        </w:tc>
-        <w:tc>
-          <w:tcPr>
-            <w:tcW w:w="3231" w:type="dxa"/>
-            <w:shd w:val="clear" w:color="auto" w:fill="E8E8E8"/>
-            <w:vAlign w:val="center"/>
-          </w:tcPr>
-          <w:p>
-            <w:pPr>
-              <w:pStyle w:val="PZPlain"/>
-              <w:spacing w:before="40" w:after="40" w:line="240" w:lineRule="auto"/>
-              <w:jc w:val="center"/>
-            </w:pPr>
-            <w:r>
-              <w:rPr>
-                <w:b/>
-                <w:sz w:val="17"/>
-                <w:szCs w:val="17"/>
-              </w:rPr>
-              <w:t>主要内容</w:t>
+              <w:t>/about/</w:t>
+            </w:r>
+          </w:p>
+        </w:tc>
+        <w:tc>
+          <w:tcPr>
+            <w:tcW w:w="1814" w:type="dxa"/>
+            <w:vAlign w:val="center"/>
+          </w:tcPr>
+          <w:p>
+            <w:pPr>
+              <w:pStyle w:val="PZPlain"/>
+              <w:spacing w:before="40" w:after="40" w:line="240" w:lineRule="auto"/>
+            </w:pPr>
+            <w:r>
+              <w:rPr>
+                <w:sz w:val="17"/>
+                <w:szCs w:val="17"/>
+              </w:rPr>
+              <w:t>core:about</w:t>
+            </w:r>
+          </w:p>
+        </w:tc>
+        <w:tc>
+          <w:tcPr>
+            <w:tcW w:w="2041" w:type="dxa"/>
+            <w:vAlign w:val="center"/>
+          </w:tcPr>
+          <w:p>
+            <w:pPr>
+              <w:pStyle w:val="PZPlain"/>
+              <w:spacing w:before="40" w:after="40" w:line="240" w:lineRule="auto"/>
+            </w:pPr>
+            <w:r>
+              <w:rPr>
+                <w:sz w:val="17"/>
+                <w:szCs w:val="17"/>
+              </w:rPr>
+              <w:t>core.views.about_view</w:t>
             </w:r>
           </w:p>
         </w:tc>
@@ -10827,6 +11701,65 @@
         </w:trPr>
         <w:tc>
           <w:tcPr>
+            <w:tcW w:w="567" w:type="dxa"/>
+            <w:vAlign w:val="center"/>
+          </w:tcPr>
+          <w:p>
+            <w:pPr>
+              <w:pStyle w:val="PZPlain"/>
+              <w:spacing w:before="40" w:after="40" w:line="240" w:lineRule="auto"/>
+              <w:jc w:val="center"/>
+            </w:pPr>
+            <w:r>
+              <w:rPr>
+                <w:sz w:val="17"/>
+                <w:szCs w:val="17"/>
+              </w:rPr>
+              <w:t>3</w:t>
+            </w:r>
+          </w:p>
+        </w:tc>
+        <w:tc>
+          <w:tcPr>
+            <w:tcW w:w="794" w:type="dxa"/>
+            <w:vAlign w:val="center"/>
+          </w:tcPr>
+          <w:p>
+            <w:pPr>
+              <w:pStyle w:val="PZPlain"/>
+              <w:spacing w:before="40" w:after="40" w:line="240" w:lineRule="auto"/>
+              <w:jc w:val="center"/>
+            </w:pPr>
+            <w:r>
+              <w:rPr>
+                <w:sz w:val="17"/>
+                <w:szCs w:val="17"/>
+              </w:rPr>
+              <w:t>M0</w:t>
+            </w:r>
+          </w:p>
+        </w:tc>
+        <w:tc>
+          <w:tcPr>
+            <w:tcW w:w="2041" w:type="dxa"/>
+            <w:vAlign w:val="center"/>
+          </w:tcPr>
+          <w:p>
+            <w:pPr>
+              <w:pStyle w:val="PZPlain"/>
+              <w:spacing w:before="40" w:after="40" w:line="240" w:lineRule="auto"/>
+            </w:pPr>
+            <w:r>
+              <w:rPr>
+                <w:sz w:val="17"/>
+                <w:szCs w:val="17"/>
+              </w:rPr>
+              <w:t>帮助与使用指南</w:t>
+            </w:r>
+          </w:p>
+        </w:tc>
+        <w:tc>
+          <w:tcPr>
             <w:tcW w:w="2268" w:type="dxa"/>
             <w:vAlign w:val="center"/>
           </w:tcPr>
@@ -10840,83 +11773,45 @@
                 <w:sz w:val="17"/>
                 <w:szCs w:val="17"/>
               </w:rPr>
-              <w:t>审计日志</w:t>
-            </w:r>
-            <w:r>
-              <w:rPr>
-                <w:sz w:val="17"/>
-                <w:szCs w:val="17"/>
-              </w:rPr>
-              <w:br/>
-              <w:t>/system/audit-logs/</w:t>
-            </w:r>
-            <w:r>
-              <w:rPr>
-                <w:sz w:val="17"/>
-                <w:szCs w:val="17"/>
-              </w:rPr>
-              <w:br/>
-              <w:t>portal:audit_log_list</w:t>
-            </w:r>
-          </w:p>
-        </w:tc>
-        <w:tc>
-          <w:tcPr>
-            <w:tcW w:w="1077" w:type="dxa"/>
-            <w:vAlign w:val="center"/>
-          </w:tcPr>
-          <w:p>
-            <w:pPr>
-              <w:pStyle w:val="PZPlain"/>
-              <w:spacing w:before="40" w:after="40" w:line="240" w:lineRule="auto"/>
-              <w:jc w:val="center"/>
-            </w:pPr>
-            <w:r>
-              <w:rPr>
-                <w:sz w:val="17"/>
-                <w:szCs w:val="17"/>
-              </w:rPr>
-              <w:t>按角色限制</w:t>
-            </w:r>
-          </w:p>
-        </w:tc>
-        <w:tc>
-          <w:tcPr>
-            <w:tcW w:w="2948" w:type="dxa"/>
-            <w:vAlign w:val="center"/>
-          </w:tcPr>
-          <w:p>
-            <w:pPr>
-              <w:pStyle w:val="PZPlain"/>
-              <w:spacing w:before="40" w:after="40" w:line="240" w:lineRule="auto"/>
-              <w:jc w:val="both"/>
-            </w:pPr>
-            <w:r>
-              <w:rPr>
-                <w:sz w:val="17"/>
-                <w:szCs w:val="17"/>
-              </w:rPr>
-              <w:t>查询登录、权限变更、状态迁移与数据导出等关键操作记录。</w:t>
-            </w:r>
-          </w:p>
-        </w:tc>
-        <w:tc>
-          <w:tcPr>
-            <w:tcW w:w="3231" w:type="dxa"/>
-            <w:vAlign w:val="center"/>
-          </w:tcPr>
-          <w:p>
-            <w:pPr>
-              <w:pStyle w:val="PZPlain"/>
-              <w:spacing w:before="40" w:after="40" w:line="240" w:lineRule="auto"/>
-              <w:jc w:val="both"/>
-            </w:pPr>
-            <w:r>
-              <w:rPr>
-                <w:sz w:val="17"/>
-                <w:szCs w:val="17"/>
-              </w:rPr>
-              <w:t>日志列表（操作人、时间、对象、操作类型、前后值）、按对象与时间检索、导出；日志只可查询不可删除。</w:t>
+              <w:t>/help/</w:t>
+            </w:r>
+          </w:p>
+        </w:tc>
+        <w:tc>
+          <w:tcPr>
+            <w:tcW w:w="1814" w:type="dxa"/>
+            <w:vAlign w:val="center"/>
+          </w:tcPr>
+          <w:p>
+            <w:pPr>
+              <w:pStyle w:val="PZPlain"/>
+              <w:spacing w:before="40" w:after="40" w:line="240" w:lineRule="auto"/>
+            </w:pPr>
+            <w:r>
+              <w:rPr>
+                <w:sz w:val="17"/>
+                <w:szCs w:val="17"/>
+              </w:rPr>
+              <w:t>core:help</w:t>
+            </w:r>
+          </w:p>
+        </w:tc>
+        <w:tc>
+          <w:tcPr>
+            <w:tcW w:w="2041" w:type="dxa"/>
+            <w:vAlign w:val="center"/>
+          </w:tcPr>
+          <w:p>
+            <w:pPr>
+              <w:pStyle w:val="PZPlain"/>
+              <w:spacing w:before="40" w:after="40" w:line="240" w:lineRule="auto"/>
+            </w:pPr>
+            <w:r>
+              <w:rPr>
+                <w:sz w:val="17"/>
+                <w:szCs w:val="17"/>
+              </w:rPr>
+              <w:t>core.views.help_view</w:t>
             </w:r>
           </w:p>
         </w:tc>
@@ -10928,6 +11823,65 @@
         </w:trPr>
         <w:tc>
           <w:tcPr>
+            <w:tcW w:w="567" w:type="dxa"/>
+            <w:vAlign w:val="center"/>
+          </w:tcPr>
+          <w:p>
+            <w:pPr>
+              <w:pStyle w:val="PZPlain"/>
+              <w:spacing w:before="40" w:after="40" w:line="240" w:lineRule="auto"/>
+              <w:jc w:val="center"/>
+            </w:pPr>
+            <w:r>
+              <w:rPr>
+                <w:sz w:val="17"/>
+                <w:szCs w:val="17"/>
+              </w:rPr>
+              <w:t>4</w:t>
+            </w:r>
+          </w:p>
+        </w:tc>
+        <w:tc>
+          <w:tcPr>
+            <w:tcW w:w="794" w:type="dxa"/>
+            <w:vAlign w:val="center"/>
+          </w:tcPr>
+          <w:p>
+            <w:pPr>
+              <w:pStyle w:val="PZPlain"/>
+              <w:spacing w:before="40" w:after="40" w:line="240" w:lineRule="auto"/>
+              <w:jc w:val="center"/>
+            </w:pPr>
+            <w:r>
+              <w:rPr>
+                <w:sz w:val="17"/>
+                <w:szCs w:val="17"/>
+              </w:rPr>
+              <w:t>M0</w:t>
+            </w:r>
+          </w:p>
+        </w:tc>
+        <w:tc>
+          <w:tcPr>
+            <w:tcW w:w="2041" w:type="dxa"/>
+            <w:vAlign w:val="center"/>
+          </w:tcPr>
+          <w:p>
+            <w:pPr>
+              <w:pStyle w:val="PZPlain"/>
+              <w:spacing w:before="40" w:after="40" w:line="240" w:lineRule="auto"/>
+            </w:pPr>
+            <w:r>
+              <w:rPr>
+                <w:sz w:val="17"/>
+                <w:szCs w:val="17"/>
+              </w:rPr>
+              <w:t>登录</w:t>
+            </w:r>
+          </w:p>
+        </w:tc>
+        <w:tc>
+          <w:tcPr>
             <w:tcW w:w="2268" w:type="dxa"/>
             <w:vAlign w:val="center"/>
           </w:tcPr>
@@ -10941,89 +11895,45 @@
                 <w:sz w:val="17"/>
                 <w:szCs w:val="17"/>
               </w:rPr>
-              <w:t>基础字典维护</w:t>
-            </w:r>
-            <w:r>
-              <w:rPr>
-                <w:sz w:val="17"/>
-                <w:szCs w:val="17"/>
-              </w:rPr>
-              <w:br/>
-              <w:t>/system/dictionaries/</w:t>
-            </w:r>
-            <w:r>
-              <w:rPr>
-                <w:sz w:val="17"/>
-                <w:szCs w:val="17"/>
-              </w:rPr>
-              <w:br/>
-            </w:r>
-            <w:r>
-              <w:rPr>
-                <w:sz w:val="17"/>
-                <w:szCs w:val="17"/>
-              </w:rPr>
-              <w:t>portal:dictionary_list</w:t>
-            </w:r>
-          </w:p>
-        </w:tc>
-        <w:tc>
-          <w:tcPr>
-            <w:tcW w:w="1077" w:type="dxa"/>
-            <w:vAlign w:val="center"/>
-          </w:tcPr>
-          <w:p>
-            <w:pPr>
-              <w:pStyle w:val="PZPlain"/>
-              <w:spacing w:before="40" w:after="40" w:line="240" w:lineRule="auto"/>
-              <w:jc w:val="center"/>
-            </w:pPr>
-            <w:r>
-              <w:rPr>
-                <w:sz w:val="17"/>
-                <w:szCs w:val="17"/>
-              </w:rPr>
-              <w:t>按角色限制</w:t>
-            </w:r>
-          </w:p>
-        </w:tc>
-        <w:tc>
-          <w:tcPr>
-            <w:tcW w:w="2948" w:type="dxa"/>
-            <w:vAlign w:val="center"/>
-          </w:tcPr>
-          <w:p>
-            <w:pPr>
-              <w:pStyle w:val="PZPlain"/>
-              <w:spacing w:before="40" w:after="40" w:line="240" w:lineRule="auto"/>
-              <w:jc w:val="both"/>
-            </w:pPr>
-            <w:r>
-              <w:rPr>
-                <w:sz w:val="17"/>
-                <w:szCs w:val="17"/>
-              </w:rPr>
-              <w:t>维护口岸、通道、贸易术语、单证类型与异常原因分类等基础字典。</w:t>
-            </w:r>
-          </w:p>
-        </w:tc>
-        <w:tc>
-          <w:tcPr>
-            <w:tcW w:w="3231" w:type="dxa"/>
-            <w:vAlign w:val="center"/>
-          </w:tcPr>
-          <w:p>
-            <w:pPr>
-              <w:pStyle w:val="PZPlain"/>
-              <w:spacing w:before="40" w:after="40" w:line="240" w:lineRule="auto"/>
-              <w:jc w:val="both"/>
-            </w:pPr>
-            <w:r>
-              <w:rPr>
-                <w:sz w:val="17"/>
-                <w:szCs w:val="17"/>
-              </w:rPr>
-              <w:t>字典分类树、词条增删改、启用与停用、双语词条维护；变更写入审计日志。</w:t>
+              <w:t>/accounts/login/</w:t>
+            </w:r>
+          </w:p>
+        </w:tc>
+        <w:tc>
+          <w:tcPr>
+            <w:tcW w:w="1814" w:type="dxa"/>
+            <w:vAlign w:val="center"/>
+          </w:tcPr>
+          <w:p>
+            <w:pPr>
+              <w:pStyle w:val="PZPlain"/>
+              <w:spacing w:before="40" w:after="40" w:line="240" w:lineRule="auto"/>
+            </w:pPr>
+            <w:r>
+              <w:rPr>
+                <w:sz w:val="17"/>
+                <w:szCs w:val="17"/>
+              </w:rPr>
+              <w:t>accounts:login</w:t>
+            </w:r>
+          </w:p>
+        </w:tc>
+        <w:tc>
+          <w:tcPr>
+            <w:tcW w:w="2041" w:type="dxa"/>
+            <w:vAlign w:val="center"/>
+          </w:tcPr>
+          <w:p>
+            <w:pPr>
+              <w:pStyle w:val="PZPlain"/>
+              <w:spacing w:before="40" w:after="40" w:line="240" w:lineRule="auto"/>
+            </w:pPr>
+            <w:r>
+              <w:rPr>
+                <w:sz w:val="17"/>
+                <w:szCs w:val="17"/>
+              </w:rPr>
+              <w:t>accounts.views.login_view</w:t>
             </w:r>
           </w:p>
         </w:tc>
@@ -11035,6 +11945,65 @@
         </w:trPr>
         <w:tc>
           <w:tcPr>
+            <w:tcW w:w="567" w:type="dxa"/>
+            <w:vAlign w:val="center"/>
+          </w:tcPr>
+          <w:p>
+            <w:pPr>
+              <w:pStyle w:val="PZPlain"/>
+              <w:spacing w:before="40" w:after="40" w:line="240" w:lineRule="auto"/>
+              <w:jc w:val="center"/>
+            </w:pPr>
+            <w:r>
+              <w:rPr>
+                <w:sz w:val="17"/>
+                <w:szCs w:val="17"/>
+              </w:rPr>
+              <w:t>5</w:t>
+            </w:r>
+          </w:p>
+        </w:tc>
+        <w:tc>
+          <w:tcPr>
+            <w:tcW w:w="794" w:type="dxa"/>
+            <w:vAlign w:val="center"/>
+          </w:tcPr>
+          <w:p>
+            <w:pPr>
+              <w:pStyle w:val="PZPlain"/>
+              <w:spacing w:before="40" w:after="40" w:line="240" w:lineRule="auto"/>
+              <w:jc w:val="center"/>
+            </w:pPr>
+            <w:r>
+              <w:rPr>
+                <w:sz w:val="17"/>
+                <w:szCs w:val="17"/>
+              </w:rPr>
+              <w:t>M0</w:t>
+            </w:r>
+          </w:p>
+        </w:tc>
+        <w:tc>
+          <w:tcPr>
+            <w:tcW w:w="2041" w:type="dxa"/>
+            <w:vAlign w:val="center"/>
+          </w:tcPr>
+          <w:p>
+            <w:pPr>
+              <w:pStyle w:val="PZPlain"/>
+              <w:spacing w:before="40" w:after="40" w:line="240" w:lineRule="auto"/>
+            </w:pPr>
+            <w:r>
+              <w:rPr>
+                <w:sz w:val="17"/>
+                <w:szCs w:val="17"/>
+              </w:rPr>
+              <w:t>注册</w:t>
+            </w:r>
+          </w:p>
+        </w:tc>
+        <w:tc>
+          <w:tcPr>
             <w:tcW w:w="2268" w:type="dxa"/>
             <w:vAlign w:val="center"/>
           </w:tcPr>
@@ -11048,350 +12017,45 @@
                 <w:sz w:val="17"/>
                 <w:szCs w:val="17"/>
               </w:rPr>
-              <w:t xml:space="preserve">Django </w:t>
-            </w:r>
-            <w:r>
-              <w:rPr>
-                <w:sz w:val="17"/>
-                <w:szCs w:val="17"/>
-              </w:rPr>
-              <w:t>管理后台</w:t>
-            </w:r>
-            <w:r>
-              <w:rPr>
-                <w:sz w:val="17"/>
-                <w:szCs w:val="17"/>
-              </w:rPr>
-              <w:br/>
-              <w:t>/admin/</w:t>
-            </w:r>
-            <w:r>
-              <w:rPr>
-                <w:sz w:val="17"/>
-                <w:szCs w:val="17"/>
-              </w:rPr>
-              <w:br/>
-              <w:t>admin:index</w:t>
-            </w:r>
-          </w:p>
-        </w:tc>
-        <w:tc>
-          <w:tcPr>
-            <w:tcW w:w="1077" w:type="dxa"/>
-            <w:vAlign w:val="center"/>
-          </w:tcPr>
-          <w:p>
-            <w:pPr>
-              <w:pStyle w:val="PZPlain"/>
-              <w:spacing w:before="40" w:after="40" w:line="240" w:lineRule="auto"/>
-              <w:jc w:val="center"/>
-            </w:pPr>
-            <w:r>
-              <w:rPr>
-                <w:sz w:val="17"/>
-                <w:szCs w:val="17"/>
-              </w:rPr>
-              <w:t>按角色限制</w:t>
-            </w:r>
-          </w:p>
-        </w:tc>
-        <w:tc>
-          <w:tcPr>
-            <w:tcW w:w="2948" w:type="dxa"/>
-            <w:vAlign w:val="center"/>
-          </w:tcPr>
-          <w:p>
-            <w:pPr>
-              <w:pStyle w:val="PZPlain"/>
-              <w:spacing w:before="40" w:after="40" w:line="240" w:lineRule="auto"/>
-              <w:jc w:val="both"/>
-            </w:pPr>
-            <w:r>
-              <w:rPr>
-                <w:sz w:val="17"/>
-                <w:szCs w:val="17"/>
-              </w:rPr>
-              <w:t>由</w:t>
-            </w:r>
-            <w:r>
-              <w:rPr>
-                <w:sz w:val="17"/>
-                <w:szCs w:val="17"/>
-              </w:rPr>
-              <w:t xml:space="preserve"> Django </w:t>
-            </w:r>
-            <w:r>
-              <w:rPr>
-                <w:sz w:val="17"/>
-                <w:szCs w:val="17"/>
-              </w:rPr>
-              <w:t>框架自带的管理后台提供数据维护能力。</w:t>
-            </w:r>
-          </w:p>
-        </w:tc>
-        <w:tc>
-          <w:tcPr>
-            <w:tcW w:w="3231" w:type="dxa"/>
-            <w:vAlign w:val="center"/>
-          </w:tcPr>
-          <w:p>
-            <w:pPr>
-              <w:pStyle w:val="PZPlain"/>
-              <w:spacing w:before="40" w:after="40" w:line="240" w:lineRule="auto"/>
-              <w:jc w:val="both"/>
-            </w:pPr>
-            <w:r>
-              <w:rPr>
-                <w:sz w:val="17"/>
-                <w:szCs w:val="17"/>
-              </w:rPr>
-              <w:t>模型注册、数据增删改查、用户与权限管理；由</w:t>
-            </w:r>
-            <w:r>
-              <w:rPr>
-                <w:sz w:val="17"/>
-                <w:szCs w:val="17"/>
-              </w:rPr>
-              <w:t xml:space="preserve"> django.contrib.admin </w:t>
-            </w:r>
-            <w:r>
-              <w:rPr>
-                <w:sz w:val="17"/>
-                <w:szCs w:val="17"/>
-              </w:rPr>
-              <w:t>提供，不另行开发。</w:t>
-            </w:r>
-          </w:p>
-        </w:tc>
-      </w:tr>
-    </w:tbl>
-    <w:p>
-      <w:pPr>
-        <w:pStyle w:val="PZPlain"/>
-        <w:spacing w:after="120"/>
-      </w:pPr>
-    </w:p>
-    <w:p>
-      <w:pPr>
-        <w:pStyle w:val="1"/>
-      </w:pPr>
-      <w:r>
-        <w:rPr>
-          <w:rFonts w:ascii="Times New Roman" w:eastAsia="SimHei" w:hAnsi="Times New Roman" w:cs="Times New Roman"/>
-        </w:rPr>
-        <w:lastRenderedPageBreak/>
-        <w:t xml:space="preserve">4 </w:t>
-      </w:r>
-      <w:r>
-        <w:rPr>
-          <w:rFonts w:ascii="Times New Roman" w:eastAsia="SimHei" w:hAnsi="Times New Roman" w:cs="Times New Roman"/>
-        </w:rPr>
-        <w:t>路由与视图汇总表</w:t>
-      </w:r>
-    </w:p>
-    <w:p>
-      <w:r>
-        <w:t>下表汇总全部页面的路由与视图对应关系，可作为路由配置的核查清单。其中「视图」一列给出视图函数名；标注为</w:t>
-      </w:r>
-      <w:r>
-        <w:t xml:space="preserve"> django.contrib.admin </w:t>
-      </w:r>
-      <w:r>
-        <w:t>的页面由</w:t>
-      </w:r>
-      <w:r>
-        <w:t xml:space="preserve"> Django </w:t>
-      </w:r>
-      <w:r>
-        <w:t>自带的管理后台提供，不单独实现。</w:t>
-      </w:r>
-    </w:p>
-    <w:p>
-      <w:pPr>
-        <w:pStyle w:val="PZTableCaption"/>
-      </w:pPr>
-      <w:r>
-        <w:t>表</w:t>
-      </w:r>
-      <w:r>
-        <w:t xml:space="preserve"> 15</w:t>
-      </w:r>
-      <w:r>
-        <w:t xml:space="preserve">　路由与视图汇总表</w:t>
-      </w:r>
-    </w:p>
-    <w:tbl>
-      <w:tblPr>
-        <w:tblStyle w:val="aff1"/>
-        <w:tblW w:w="5000" w:type="pct"/>
-        <w:jc w:val="center"/>
-        <w:tblCellMar>
-          <w:top w:w="40" w:type="dxa"/>
-          <w:left w:w="90" w:type="dxa"/>
-          <w:bottom w:w="40" w:type="dxa"/>
-          <w:right w:w="90" w:type="dxa"/>
-        </w:tblCellMar>
-        <w:tblLook w:val="04A0" w:firstRow="1" w:lastRow="0" w:firstColumn="1" w:lastColumn="0" w:noHBand="0" w:noVBand="1"/>
-      </w:tblPr>
-      <w:tblGrid>
-        <w:gridCol w:w="486"/>
-        <w:gridCol w:w="685"/>
-        <w:gridCol w:w="1532"/>
-        <w:gridCol w:w="2209"/>
-        <w:gridCol w:w="2191"/>
-        <w:gridCol w:w="2602"/>
-      </w:tblGrid>
-      <w:tr>
-        <w:trPr>
-          <w:cantSplit/>
-          <w:tblHeader/>
-          <w:jc w:val="center"/>
-        </w:trPr>
-        <w:tc>
-          <w:tcPr>
-            <w:tcW w:w="567" w:type="dxa"/>
-            <w:shd w:val="clear" w:color="auto" w:fill="E8E8E8"/>
-            <w:vAlign w:val="center"/>
-          </w:tcPr>
-          <w:p>
-            <w:pPr>
-              <w:pStyle w:val="PZPlain"/>
-              <w:spacing w:before="40" w:after="40" w:line="240" w:lineRule="auto"/>
-              <w:jc w:val="center"/>
-            </w:pPr>
-            <w:r>
-              <w:rPr>
-                <w:b/>
-                <w:sz w:val="17"/>
-                <w:szCs w:val="17"/>
-              </w:rPr>
-              <w:t>序号</w:t>
-            </w:r>
-          </w:p>
-        </w:tc>
-        <w:tc>
-          <w:tcPr>
-            <w:tcW w:w="794" w:type="dxa"/>
-            <w:shd w:val="clear" w:color="auto" w:fill="E8E8E8"/>
-            <w:vAlign w:val="center"/>
-          </w:tcPr>
-          <w:p>
-            <w:pPr>
-              <w:pStyle w:val="PZPlain"/>
-              <w:spacing w:before="40" w:after="40" w:line="240" w:lineRule="auto"/>
-              <w:jc w:val="center"/>
-            </w:pPr>
-            <w:r>
-              <w:rPr>
-                <w:b/>
-                <w:sz w:val="17"/>
-                <w:szCs w:val="17"/>
-              </w:rPr>
-              <w:t>模块</w:t>
+              <w:t>/accounts/register/</w:t>
+            </w:r>
+          </w:p>
+        </w:tc>
+        <w:tc>
+          <w:tcPr>
+            <w:tcW w:w="1814" w:type="dxa"/>
+            <w:vAlign w:val="center"/>
+          </w:tcPr>
+          <w:p>
+            <w:pPr>
+              <w:pStyle w:val="PZPlain"/>
+              <w:spacing w:before="40" w:after="40" w:line="240" w:lineRule="auto"/>
+            </w:pPr>
+            <w:r>
+              <w:rPr>
+                <w:sz w:val="17"/>
+                <w:szCs w:val="17"/>
+              </w:rPr>
+              <w:t>accounts:register</w:t>
             </w:r>
           </w:p>
         </w:tc>
         <w:tc>
           <w:tcPr>
             <w:tcW w:w="2041" w:type="dxa"/>
-            <w:shd w:val="clear" w:color="auto" w:fill="E8E8E8"/>
-            <w:vAlign w:val="center"/>
-          </w:tcPr>
-          <w:p>
-            <w:pPr>
-              <w:pStyle w:val="PZPlain"/>
-              <w:spacing w:before="40" w:after="40" w:line="240" w:lineRule="auto"/>
-              <w:jc w:val="center"/>
-            </w:pPr>
-            <w:r>
-              <w:rPr>
-                <w:b/>
-                <w:sz w:val="17"/>
-                <w:szCs w:val="17"/>
-              </w:rPr>
-              <w:t>页面</w:t>
-            </w:r>
-          </w:p>
-        </w:tc>
-        <w:tc>
-          <w:tcPr>
-            <w:tcW w:w="2268" w:type="dxa"/>
-            <w:shd w:val="clear" w:color="auto" w:fill="E8E8E8"/>
-            <w:vAlign w:val="center"/>
-          </w:tcPr>
-          <w:p>
-            <w:pPr>
-              <w:pStyle w:val="PZPlain"/>
-              <w:spacing w:before="40" w:after="40" w:line="240" w:lineRule="auto"/>
-              <w:jc w:val="center"/>
-            </w:pPr>
-            <w:r>
-              <w:rPr>
-                <w:b/>
-                <w:sz w:val="17"/>
-                <w:szCs w:val="17"/>
-              </w:rPr>
-              <w:t>地址（</w:t>
-            </w:r>
-            <w:r>
-              <w:rPr>
-                <w:b/>
-                <w:sz w:val="17"/>
-                <w:szCs w:val="17"/>
-              </w:rPr>
-              <w:t>URL</w:t>
-            </w:r>
-            <w:r>
-              <w:rPr>
-                <w:b/>
-                <w:sz w:val="17"/>
-                <w:szCs w:val="17"/>
-              </w:rPr>
-              <w:t>）</w:t>
-            </w:r>
-          </w:p>
-        </w:tc>
-        <w:tc>
-          <w:tcPr>
-            <w:tcW w:w="1814" w:type="dxa"/>
-            <w:shd w:val="clear" w:color="auto" w:fill="E8E8E8"/>
-            <w:vAlign w:val="center"/>
-          </w:tcPr>
-          <w:p>
-            <w:pPr>
-              <w:pStyle w:val="PZPlain"/>
-              <w:spacing w:before="40" w:after="40" w:line="240" w:lineRule="auto"/>
-              <w:jc w:val="center"/>
-            </w:pPr>
-            <w:r>
-              <w:rPr>
-                <w:b/>
-                <w:sz w:val="17"/>
-                <w:szCs w:val="17"/>
-              </w:rPr>
-              <w:t>路由名</w:t>
-            </w:r>
-          </w:p>
-        </w:tc>
-        <w:tc>
-          <w:tcPr>
-            <w:tcW w:w="2041" w:type="dxa"/>
-            <w:shd w:val="clear" w:color="auto" w:fill="E8E8E8"/>
-            <w:vAlign w:val="center"/>
-          </w:tcPr>
-          <w:p>
-            <w:pPr>
-              <w:pStyle w:val="PZPlain"/>
-              <w:spacing w:before="40" w:after="40" w:line="240" w:lineRule="auto"/>
-              <w:jc w:val="center"/>
-            </w:pPr>
-            <w:r>
-              <w:rPr>
-                <w:b/>
-                <w:sz w:val="17"/>
-                <w:szCs w:val="17"/>
-              </w:rPr>
-              <w:t>视图</w:t>
+            <w:vAlign w:val="center"/>
+          </w:tcPr>
+          <w:p>
+            <w:pPr>
+              <w:pStyle w:val="PZPlain"/>
+              <w:spacing w:before="40" w:after="40" w:line="240" w:lineRule="auto"/>
+            </w:pPr>
+            <w:r>
+              <w:rPr>
+                <w:sz w:val="17"/>
+                <w:szCs w:val="17"/>
+              </w:rPr>
+              <w:t>accounts.views.register_view</w:t>
             </w:r>
           </w:p>
         </w:tc>
@@ -11417,7 +12081,7 @@
                 <w:sz w:val="17"/>
                 <w:szCs w:val="17"/>
               </w:rPr>
-              <w:t>1</w:t>
+              <w:t>6</w:t>
             </w:r>
           </w:p>
         </w:tc>
@@ -11456,7 +12120,7 @@
                 <w:sz w:val="17"/>
                 <w:szCs w:val="17"/>
               </w:rPr>
-              <w:t>首页</w:t>
+              <w:t>退出登录</w:t>
             </w:r>
           </w:p>
         </w:tc>
@@ -11475,7 +12139,7 @@
                 <w:sz w:val="17"/>
                 <w:szCs w:val="17"/>
               </w:rPr>
-              <w:t>/</w:t>
+              <w:t>/accounts/logout/</w:t>
             </w:r>
           </w:p>
         </w:tc>
@@ -11494,7 +12158,7 @@
                 <w:sz w:val="17"/>
                 <w:szCs w:val="17"/>
               </w:rPr>
-              <w:t>portal:index</w:t>
+              <w:t>accounts:logout</w:t>
             </w:r>
           </w:p>
         </w:tc>
@@ -11513,7 +12177,7 @@
                 <w:sz w:val="17"/>
                 <w:szCs w:val="17"/>
               </w:rPr>
-              <w:t>views.index_view</w:t>
+              <w:t>accounts.views.logout_view</w:t>
             </w:r>
           </w:p>
         </w:tc>
@@ -11539,7 +12203,7 @@
                 <w:sz w:val="17"/>
                 <w:szCs w:val="17"/>
               </w:rPr>
-              <w:t>2</w:t>
+              <w:t>7</w:t>
             </w:r>
           </w:p>
         </w:tc>
@@ -11559,7 +12223,7 @@
                 <w:sz w:val="17"/>
                 <w:szCs w:val="17"/>
               </w:rPr>
-              <w:t>M0</w:t>
+              <w:t>M1</w:t>
             </w:r>
           </w:p>
         </w:tc>
@@ -11578,7 +12242,7 @@
                 <w:sz w:val="17"/>
                 <w:szCs w:val="17"/>
               </w:rPr>
-              <w:t>关于平台</w:t>
+              <w:t>企业双语档案</w:t>
             </w:r>
           </w:p>
         </w:tc>
@@ -11597,7 +12261,7 @@
                 <w:sz w:val="17"/>
                 <w:szCs w:val="17"/>
               </w:rPr>
-              <w:t>/about/</w:t>
+              <w:t>/enterprises/profile/</w:t>
             </w:r>
           </w:p>
         </w:tc>
@@ -11616,7 +12280,7 @@
                 <w:sz w:val="17"/>
                 <w:szCs w:val="17"/>
               </w:rPr>
-              <w:t>portal:about</w:t>
+              <w:t>accounts:enterprise_profile</w:t>
             </w:r>
           </w:p>
         </w:tc>
@@ -11635,7 +12299,7 @@
                 <w:sz w:val="17"/>
                 <w:szCs w:val="17"/>
               </w:rPr>
-              <w:t>views.about_view</w:t>
+              <w:t>accounts.views.enterprise_profile_view</w:t>
             </w:r>
           </w:p>
         </w:tc>
@@ -11661,7 +12325,7 @@
                 <w:sz w:val="17"/>
                 <w:szCs w:val="17"/>
               </w:rPr>
-              <w:t>3</w:t>
+              <w:t>8</w:t>
             </w:r>
           </w:p>
         </w:tc>
@@ -11681,7 +12345,7 @@
                 <w:sz w:val="17"/>
                 <w:szCs w:val="17"/>
               </w:rPr>
-              <w:t>M0</w:t>
+              <w:t>M1</w:t>
             </w:r>
           </w:p>
         </w:tc>
@@ -11700,7 +12364,7 @@
                 <w:sz w:val="17"/>
                 <w:szCs w:val="17"/>
               </w:rPr>
-              <w:t>帮助与使用指南</w:t>
+              <w:t>主体认证</w:t>
             </w:r>
           </w:p>
         </w:tc>
@@ -11719,7 +12383,7 @@
                 <w:sz w:val="17"/>
                 <w:szCs w:val="17"/>
               </w:rPr>
-              <w:t>/help/</w:t>
+              <w:t>/enterprises/verification/</w:t>
             </w:r>
           </w:p>
         </w:tc>
@@ -11738,7 +12402,7 @@
                 <w:sz w:val="17"/>
                 <w:szCs w:val="17"/>
               </w:rPr>
-              <w:t>portal:help</w:t>
+              <w:t>accounts:enterprise_verification</w:t>
             </w:r>
           </w:p>
         </w:tc>
@@ -11757,7 +12421,7 @@
                 <w:sz w:val="17"/>
                 <w:szCs w:val="17"/>
               </w:rPr>
-              <w:t>views.help_view</w:t>
+              <w:t>accounts.views.enterprise_verification_view</w:t>
             </w:r>
           </w:p>
         </w:tc>
@@ -11783,7 +12447,7 @@
                 <w:sz w:val="17"/>
                 <w:szCs w:val="17"/>
               </w:rPr>
-              <w:t>4</w:t>
+              <w:t>9</w:t>
             </w:r>
           </w:p>
         </w:tc>
@@ -11803,7 +12467,7 @@
                 <w:sz w:val="17"/>
                 <w:szCs w:val="17"/>
               </w:rPr>
-              <w:t>M0</w:t>
+              <w:t>M1</w:t>
             </w:r>
           </w:p>
         </w:tc>
@@ -11822,7 +12486,7 @@
                 <w:sz w:val="17"/>
                 <w:szCs w:val="17"/>
               </w:rPr>
-              <w:t>登录</w:t>
+              <w:t>成员与角色管理</w:t>
             </w:r>
           </w:p>
         </w:tc>
@@ -11841,7 +12505,7 @@
                 <w:sz w:val="17"/>
                 <w:szCs w:val="17"/>
               </w:rPr>
-              <w:t>/accounts/login/</w:t>
+              <w:t>/enterprises/members/</w:t>
             </w:r>
           </w:p>
         </w:tc>
@@ -11860,7 +12524,7 @@
                 <w:sz w:val="17"/>
                 <w:szCs w:val="17"/>
               </w:rPr>
-              <w:t>portal:login</w:t>
+              <w:t>accounts:enterprise_members</w:t>
             </w:r>
           </w:p>
         </w:tc>
@@ -11879,7 +12543,7 @@
                 <w:sz w:val="17"/>
                 <w:szCs w:val="17"/>
               </w:rPr>
-              <w:t>views.login_view</w:t>
+              <w:t>accounts.views.enterprise_members_view</w:t>
             </w:r>
           </w:p>
         </w:tc>
@@ -11905,7 +12569,7 @@
                 <w:sz w:val="17"/>
                 <w:szCs w:val="17"/>
               </w:rPr>
-              <w:t>5</w:t>
+              <w:t>10</w:t>
             </w:r>
           </w:p>
         </w:tc>
@@ -11925,7 +12589,7 @@
                 <w:sz w:val="17"/>
                 <w:szCs w:val="17"/>
               </w:rPr>
-              <w:t>M0</w:t>
+              <w:t>M1</w:t>
             </w:r>
           </w:p>
         </w:tc>
@@ -11944,7 +12608,7 @@
                 <w:sz w:val="17"/>
                 <w:szCs w:val="17"/>
               </w:rPr>
-              <w:t>注册</w:t>
+              <w:t>协作者邀请</w:t>
             </w:r>
           </w:p>
         </w:tc>
@@ -11963,7 +12627,7 @@
                 <w:sz w:val="17"/>
                 <w:szCs w:val="17"/>
               </w:rPr>
-              <w:t>/accounts/register/</w:t>
+              <w:t>/enterprises/invitations/</w:t>
             </w:r>
           </w:p>
         </w:tc>
@@ -11982,7 +12646,7 @@
                 <w:sz w:val="17"/>
                 <w:szCs w:val="17"/>
               </w:rPr>
-              <w:t>portal:register</w:t>
+              <w:t>accounts:enterprise_invitations</w:t>
             </w:r>
           </w:p>
         </w:tc>
@@ -12001,7 +12665,7 @@
                 <w:sz w:val="17"/>
                 <w:szCs w:val="17"/>
               </w:rPr>
-              <w:t>views.register_view</w:t>
+              <w:t>accounts.views.enterprise_invitations_view</w:t>
             </w:r>
           </w:p>
         </w:tc>
@@ -12027,7 +12691,7 @@
                 <w:sz w:val="17"/>
                 <w:szCs w:val="17"/>
               </w:rPr>
-              <w:t>6</w:t>
+              <w:t>11</w:t>
             </w:r>
           </w:p>
         </w:tc>
@@ -12047,7 +12711,7 @@
                 <w:sz w:val="17"/>
                 <w:szCs w:val="17"/>
               </w:rPr>
-              <w:t>M0</w:t>
+              <w:t>M2</w:t>
             </w:r>
           </w:p>
         </w:tc>
@@ -12066,7 +12730,7 @@
                 <w:sz w:val="17"/>
                 <w:szCs w:val="17"/>
               </w:rPr>
-              <w:t>退出登录</w:t>
+              <w:t>商品列表</w:t>
             </w:r>
           </w:p>
         </w:tc>
@@ -12085,7 +12749,7 @@
                 <w:sz w:val="17"/>
                 <w:szCs w:val="17"/>
               </w:rPr>
-              <w:t>/accounts/logout/</w:t>
+              <w:t>/goods/</w:t>
             </w:r>
           </w:p>
         </w:tc>
@@ -12104,7 +12768,7 @@
                 <w:sz w:val="17"/>
                 <w:szCs w:val="17"/>
               </w:rPr>
-              <w:t>portal:logout</w:t>
+              <w:t>catalog:goods_list</w:t>
             </w:r>
           </w:p>
         </w:tc>
@@ -12123,7 +12787,7 @@
                 <w:sz w:val="17"/>
                 <w:szCs w:val="17"/>
               </w:rPr>
-              <w:t>views.logout_view</w:t>
+              <w:t>catalog.views.goods_list_view</w:t>
             </w:r>
           </w:p>
         </w:tc>
@@ -12149,7 +12813,7 @@
                 <w:sz w:val="17"/>
                 <w:szCs w:val="17"/>
               </w:rPr>
-              <w:t>7</w:t>
+              <w:t>12</w:t>
             </w:r>
           </w:p>
         </w:tc>
@@ -12169,7 +12833,7 @@
                 <w:sz w:val="17"/>
                 <w:szCs w:val="17"/>
               </w:rPr>
-              <w:t>M1</w:t>
+              <w:t>M2</w:t>
             </w:r>
           </w:p>
         </w:tc>
@@ -12188,7 +12852,7 @@
                 <w:sz w:val="17"/>
                 <w:szCs w:val="17"/>
               </w:rPr>
-              <w:t>企业双语档案</w:t>
+              <w:t>商品详情</w:t>
             </w:r>
           </w:p>
         </w:tc>
@@ -12207,7 +12871,7 @@
                 <w:sz w:val="17"/>
                 <w:szCs w:val="17"/>
               </w:rPr>
-              <w:t>/enterprises/profile/</w:t>
+              <w:t>/goods/&lt;int:pk&gt;/</w:t>
             </w:r>
           </w:p>
         </w:tc>
@@ -12226,7 +12890,7 @@
                 <w:sz w:val="17"/>
                 <w:szCs w:val="17"/>
               </w:rPr>
-              <w:t>portal:enterprise_profile</w:t>
+              <w:t>catalog:goods_detail</w:t>
             </w:r>
           </w:p>
         </w:tc>
@@ -12245,7 +12909,7 @@
                 <w:sz w:val="17"/>
                 <w:szCs w:val="17"/>
               </w:rPr>
-              <w:t>views.enterprise_profile_view</w:t>
+              <w:t>catalog.views.goods_detail_view</w:t>
             </w:r>
           </w:p>
         </w:tc>
@@ -12271,7 +12935,7 @@
                 <w:sz w:val="17"/>
                 <w:szCs w:val="17"/>
               </w:rPr>
-              <w:t>8</w:t>
+              <w:t>13</w:t>
             </w:r>
           </w:p>
         </w:tc>
@@ -12291,7 +12955,7 @@
                 <w:sz w:val="17"/>
                 <w:szCs w:val="17"/>
               </w:rPr>
-              <w:t>M1</w:t>
+              <w:t>M2</w:t>
             </w:r>
           </w:p>
         </w:tc>
@@ -12310,7 +12974,21 @@
                 <w:sz w:val="17"/>
                 <w:szCs w:val="17"/>
               </w:rPr>
-              <w:t>主体认证</w:t>
+              <w:t>新建</w:t>
+            </w:r>
+            <w:r>
+              <w:rPr>
+                <w:sz w:val="17"/>
+                <w:szCs w:val="17"/>
+              </w:rPr>
+              <w:t>/</w:t>
+            </w:r>
+            <w:r>
+              <w:rPr>
+                <w:sz w:val="17"/>
+                <w:szCs w:val="17"/>
+              </w:rPr>
+              <w:t>编辑商品</w:t>
             </w:r>
           </w:p>
         </w:tc>
@@ -12329,7 +13007,7 @@
                 <w:sz w:val="17"/>
                 <w:szCs w:val="17"/>
               </w:rPr>
-              <w:t>/enterprises/verification/</w:t>
+              <w:t>/goods/new/</w:t>
             </w:r>
           </w:p>
         </w:tc>
@@ -12348,7 +13026,7 @@
                 <w:sz w:val="17"/>
                 <w:szCs w:val="17"/>
               </w:rPr>
-              <w:t>portal:enterprise_verification</w:t>
+              <w:t>catalog:goods_form</w:t>
             </w:r>
           </w:p>
         </w:tc>
@@ -12367,7 +13045,7 @@
                 <w:sz w:val="17"/>
                 <w:szCs w:val="17"/>
               </w:rPr>
-              <w:t>views.enterprise_verification_view</w:t>
+              <w:t>catalog.views.goods_form_view</w:t>
             </w:r>
           </w:p>
         </w:tc>
@@ -12393,7 +13071,7 @@
                 <w:sz w:val="17"/>
                 <w:szCs w:val="17"/>
               </w:rPr>
-              <w:t>9</w:t>
+              <w:t>14</w:t>
             </w:r>
           </w:p>
         </w:tc>
@@ -12413,7 +13091,7 @@
                 <w:sz w:val="17"/>
                 <w:szCs w:val="17"/>
               </w:rPr>
-              <w:t>M1</w:t>
+              <w:t>M3</w:t>
             </w:r>
           </w:p>
         </w:tc>
@@ -12432,7 +13110,7 @@
                 <w:sz w:val="17"/>
                 <w:szCs w:val="17"/>
               </w:rPr>
-              <w:t>成员与角色管理</w:t>
+              <w:t>询价单列表</w:t>
             </w:r>
           </w:p>
         </w:tc>
@@ -12451,7 +13129,7 @@
                 <w:sz w:val="17"/>
                 <w:szCs w:val="17"/>
               </w:rPr>
-              <w:t>/enterprises/members/</w:t>
+              <w:t>/rfqs/</w:t>
             </w:r>
           </w:p>
         </w:tc>
@@ -12470,7 +13148,7 @@
                 <w:sz w:val="17"/>
                 <w:szCs w:val="17"/>
               </w:rPr>
-              <w:t>portal:enterprise_members</w:t>
+              <w:t>trading:rfq_list</w:t>
             </w:r>
           </w:p>
         </w:tc>
@@ -12489,7 +13167,7 @@
                 <w:sz w:val="17"/>
                 <w:szCs w:val="17"/>
               </w:rPr>
-              <w:t>views.enterprise_members_view</w:t>
+              <w:t>trading.views.rfq_list_view</w:t>
             </w:r>
           </w:p>
         </w:tc>
@@ -12515,7 +13193,7 @@
                 <w:sz w:val="17"/>
                 <w:szCs w:val="17"/>
               </w:rPr>
-              <w:t>10</w:t>
+              <w:t>15</w:t>
             </w:r>
           </w:p>
         </w:tc>
@@ -12535,7 +13213,7 @@
                 <w:sz w:val="17"/>
                 <w:szCs w:val="17"/>
               </w:rPr>
-              <w:t>M1</w:t>
+              <w:t>M3</w:t>
             </w:r>
           </w:p>
         </w:tc>
@@ -12554,7 +13232,7 @@
                 <w:sz w:val="17"/>
                 <w:szCs w:val="17"/>
               </w:rPr>
-              <w:t>协作者邀请</w:t>
+              <w:t>发起询价</w:t>
             </w:r>
           </w:p>
         </w:tc>
@@ -12573,7 +13251,7 @@
                 <w:sz w:val="17"/>
                 <w:szCs w:val="17"/>
               </w:rPr>
-              <w:t>/enterprises/invitations/</w:t>
+              <w:t>/rfqs/new/</w:t>
             </w:r>
           </w:p>
         </w:tc>
@@ -12592,7 +13270,7 @@
                 <w:sz w:val="17"/>
                 <w:szCs w:val="17"/>
               </w:rPr>
-              <w:t>portal:enterprise_invitations</w:t>
+              <w:t>trading:rfq_create</w:t>
             </w:r>
           </w:p>
         </w:tc>
@@ -12611,7 +13289,7 @@
                 <w:sz w:val="17"/>
                 <w:szCs w:val="17"/>
               </w:rPr>
-              <w:t>views.enterprise_invitations_view</w:t>
+              <w:t>trading.views.rfq_create_view</w:t>
             </w:r>
           </w:p>
         </w:tc>
@@ -12637,7 +13315,7 @@
                 <w:sz w:val="17"/>
                 <w:szCs w:val="17"/>
               </w:rPr>
-              <w:t>11</w:t>
+              <w:t>16</w:t>
             </w:r>
           </w:p>
         </w:tc>
@@ -12657,7 +13335,7 @@
                 <w:sz w:val="17"/>
                 <w:szCs w:val="17"/>
               </w:rPr>
-              <w:t>M2</w:t>
+              <w:t>M3</w:t>
             </w:r>
           </w:p>
         </w:tc>
@@ -12676,7 +13354,7 @@
                 <w:sz w:val="17"/>
                 <w:szCs w:val="17"/>
               </w:rPr>
-              <w:t>商品列表</w:t>
+              <w:t>询价单详情</w:t>
             </w:r>
           </w:p>
         </w:tc>
@@ -12695,7 +13373,7 @@
                 <w:sz w:val="17"/>
                 <w:szCs w:val="17"/>
               </w:rPr>
-              <w:t>/goods/</w:t>
+              <w:t>/rfqs/&lt;int:pk&gt;/</w:t>
             </w:r>
           </w:p>
         </w:tc>
@@ -12714,7 +13392,7 @@
                 <w:sz w:val="17"/>
                 <w:szCs w:val="17"/>
               </w:rPr>
-              <w:t>portal:goods_list</w:t>
+              <w:t>trading:rfq_detail</w:t>
             </w:r>
           </w:p>
         </w:tc>
@@ -12733,7 +13411,7 @@
                 <w:sz w:val="17"/>
                 <w:szCs w:val="17"/>
               </w:rPr>
-              <w:t>views.goods_list_view</w:t>
+              <w:t>trading.views.rfq_detail_view</w:t>
             </w:r>
           </w:p>
         </w:tc>
@@ -12759,7 +13437,7 @@
                 <w:sz w:val="17"/>
                 <w:szCs w:val="17"/>
               </w:rPr>
-              <w:t>12</w:t>
+              <w:t>17</w:t>
             </w:r>
           </w:p>
         </w:tc>
@@ -12779,7 +13457,7 @@
                 <w:sz w:val="17"/>
                 <w:szCs w:val="17"/>
               </w:rPr>
-              <w:t>M2</w:t>
+              <w:t>M3</w:t>
             </w:r>
           </w:p>
         </w:tc>
@@ -12798,7 +13476,7 @@
                 <w:sz w:val="17"/>
                 <w:szCs w:val="17"/>
               </w:rPr>
-              <w:t>商品详情</w:t>
+              <w:t>报价单列表</w:t>
             </w:r>
           </w:p>
         </w:tc>
@@ -12817,7 +13495,7 @@
                 <w:sz w:val="17"/>
                 <w:szCs w:val="17"/>
               </w:rPr>
-              <w:t>/goods/&lt;int:pk&gt;/</w:t>
+              <w:t>/quotes/</w:t>
             </w:r>
           </w:p>
         </w:tc>
@@ -12836,7 +13514,7 @@
                 <w:sz w:val="17"/>
                 <w:szCs w:val="17"/>
               </w:rPr>
-              <w:t>portal:goods_detail</w:t>
+              <w:t>trading:quote_list</w:t>
             </w:r>
           </w:p>
         </w:tc>
@@ -12855,7 +13533,7 @@
                 <w:sz w:val="17"/>
                 <w:szCs w:val="17"/>
               </w:rPr>
-              <w:t>views.goods_detail_view</w:t>
+              <w:t>trading.views.quote_list_view</w:t>
             </w:r>
           </w:p>
         </w:tc>
@@ -12881,7 +13559,7 @@
                 <w:sz w:val="17"/>
                 <w:szCs w:val="17"/>
               </w:rPr>
-              <w:t>13</w:t>
+              <w:t>18</w:t>
             </w:r>
           </w:p>
         </w:tc>
@@ -12901,7 +13579,7 @@
                 <w:sz w:val="17"/>
                 <w:szCs w:val="17"/>
               </w:rPr>
-              <w:t>M2</w:t>
+              <w:t>M3</w:t>
             </w:r>
           </w:p>
         </w:tc>
@@ -12920,21 +13598,7 @@
                 <w:sz w:val="17"/>
                 <w:szCs w:val="17"/>
               </w:rPr>
-              <w:t>新建</w:t>
-            </w:r>
-            <w:r>
-              <w:rPr>
-                <w:sz w:val="17"/>
-                <w:szCs w:val="17"/>
-              </w:rPr>
-              <w:t>/</w:t>
-            </w:r>
-            <w:r>
-              <w:rPr>
-                <w:sz w:val="17"/>
-                <w:szCs w:val="17"/>
-              </w:rPr>
-              <w:t>编辑商品</w:t>
+              <w:t>报价单详情</w:t>
             </w:r>
           </w:p>
         </w:tc>
@@ -12953,7 +13617,7 @@
                 <w:sz w:val="17"/>
                 <w:szCs w:val="17"/>
               </w:rPr>
-              <w:t>/goods/new/</w:t>
+              <w:t>/quotes/&lt;int:pk&gt;/</w:t>
             </w:r>
           </w:p>
         </w:tc>
@@ -12972,7 +13636,7 @@
                 <w:sz w:val="17"/>
                 <w:szCs w:val="17"/>
               </w:rPr>
-              <w:t>portal:goods_form</w:t>
+              <w:t>trading:quote_detail</w:t>
             </w:r>
           </w:p>
         </w:tc>
@@ -12991,7 +13655,7 @@
                 <w:sz w:val="17"/>
                 <w:szCs w:val="17"/>
               </w:rPr>
-              <w:t>views.goods_form_view</w:t>
+              <w:t>trading.views.quote_detail_view</w:t>
             </w:r>
           </w:p>
         </w:tc>
@@ -13017,7 +13681,7 @@
                 <w:sz w:val="17"/>
                 <w:szCs w:val="17"/>
               </w:rPr>
-              <w:t>14</w:t>
+              <w:t>19</w:t>
             </w:r>
           </w:p>
         </w:tc>
@@ -13037,7 +13701,7 @@
                 <w:sz w:val="17"/>
                 <w:szCs w:val="17"/>
               </w:rPr>
-              <w:t>M3</w:t>
+              <w:t>M4</w:t>
             </w:r>
           </w:p>
         </w:tc>
@@ -13056,7 +13720,7 @@
                 <w:sz w:val="17"/>
                 <w:szCs w:val="17"/>
               </w:rPr>
-              <w:t>询价单列表</w:t>
+              <w:t>订单列表</w:t>
             </w:r>
           </w:p>
         </w:tc>
@@ -13075,7 +13739,7 @@
                 <w:sz w:val="17"/>
                 <w:szCs w:val="17"/>
               </w:rPr>
-              <w:t>/rfqs/</w:t>
+              <w:t>/orders/</w:t>
             </w:r>
           </w:p>
         </w:tc>
@@ -13094,7 +13758,7 @@
                 <w:sz w:val="17"/>
                 <w:szCs w:val="17"/>
               </w:rPr>
-              <w:t>portal:rfq_list</w:t>
+              <w:t>trading:order_list</w:t>
             </w:r>
           </w:p>
         </w:tc>
@@ -13113,7 +13777,7 @@
                 <w:sz w:val="17"/>
                 <w:szCs w:val="17"/>
               </w:rPr>
-              <w:t>views.rfq_list_view</w:t>
+              <w:t>trading.views.order_list_view</w:t>
             </w:r>
           </w:p>
         </w:tc>
@@ -13139,7 +13803,7 @@
                 <w:sz w:val="17"/>
                 <w:szCs w:val="17"/>
               </w:rPr>
-              <w:t>15</w:t>
+              <w:t>20</w:t>
             </w:r>
           </w:p>
         </w:tc>
@@ -13159,7 +13823,7 @@
                 <w:sz w:val="17"/>
                 <w:szCs w:val="17"/>
               </w:rPr>
-              <w:t>M3</w:t>
+              <w:t>M4</w:t>
             </w:r>
           </w:p>
         </w:tc>
@@ -13178,7 +13842,7 @@
                 <w:sz w:val="17"/>
                 <w:szCs w:val="17"/>
               </w:rPr>
-              <w:t>发起询价</w:t>
+              <w:t>订单详情</w:t>
             </w:r>
           </w:p>
         </w:tc>
@@ -13197,7 +13861,7 @@
                 <w:sz w:val="17"/>
                 <w:szCs w:val="17"/>
               </w:rPr>
-              <w:t>/rfqs/new/</w:t>
+              <w:t>/orders/&lt;int:pk&gt;/</w:t>
             </w:r>
           </w:p>
         </w:tc>
@@ -13216,7 +13880,7 @@
                 <w:sz w:val="17"/>
                 <w:szCs w:val="17"/>
               </w:rPr>
-              <w:t>portal:rfq_create</w:t>
+              <w:t>trading:order_detail</w:t>
             </w:r>
           </w:p>
         </w:tc>
@@ -13235,7 +13899,7 @@
                 <w:sz w:val="17"/>
                 <w:szCs w:val="17"/>
               </w:rPr>
-              <w:t>views.rfq_create_view</w:t>
+              <w:t>trading.views.order_detail_view</w:t>
             </w:r>
           </w:p>
         </w:tc>
@@ -13261,7 +13925,7 @@
                 <w:sz w:val="17"/>
                 <w:szCs w:val="17"/>
               </w:rPr>
-              <w:t>16</w:t>
+              <w:t>21</w:t>
             </w:r>
           </w:p>
         </w:tc>
@@ -13281,7 +13945,7 @@
                 <w:sz w:val="17"/>
                 <w:szCs w:val="17"/>
               </w:rPr>
-              <w:t>M3</w:t>
+              <w:t>M4</w:t>
             </w:r>
           </w:p>
         </w:tc>
@@ -13300,7 +13964,7 @@
                 <w:sz w:val="17"/>
                 <w:szCs w:val="17"/>
               </w:rPr>
-              <w:t>询价单详情</w:t>
+              <w:t>履约里程碑</w:t>
             </w:r>
           </w:p>
         </w:tc>
@@ -13319,7 +13983,7 @@
                 <w:sz w:val="17"/>
                 <w:szCs w:val="17"/>
               </w:rPr>
-              <w:t>/rfqs/&lt;int:pk&gt;/</w:t>
+              <w:t>/orders/&lt;int:pk&gt;/milestones/</w:t>
             </w:r>
           </w:p>
         </w:tc>
@@ -13338,7 +14002,7 @@
                 <w:sz w:val="17"/>
                 <w:szCs w:val="17"/>
               </w:rPr>
-              <w:t>portal:rfq_detail</w:t>
+              <w:t>trading:order_milestones</w:t>
             </w:r>
           </w:p>
         </w:tc>
@@ -13357,7 +14021,7 @@
                 <w:sz w:val="17"/>
                 <w:szCs w:val="17"/>
               </w:rPr>
-              <w:t>views.rfq_detail_view</w:t>
+              <w:t>trading.views.order_milestones_view</w:t>
             </w:r>
           </w:p>
         </w:tc>
@@ -13383,7 +14047,7 @@
                 <w:sz w:val="17"/>
                 <w:szCs w:val="17"/>
               </w:rPr>
-              <w:t>17</w:t>
+              <w:t>22</w:t>
             </w:r>
           </w:p>
         </w:tc>
@@ -13403,7 +14067,7 @@
                 <w:sz w:val="17"/>
                 <w:szCs w:val="17"/>
               </w:rPr>
-              <w:t>M3</w:t>
+              <w:t>M4</w:t>
             </w:r>
           </w:p>
         </w:tc>
@@ -13422,7 +14086,7 @@
                 <w:sz w:val="17"/>
                 <w:szCs w:val="17"/>
               </w:rPr>
-              <w:t>报价单列表</w:t>
+              <w:t>订单变更单</w:t>
             </w:r>
           </w:p>
         </w:tc>
@@ -13441,7 +14105,7 @@
                 <w:sz w:val="17"/>
                 <w:szCs w:val="17"/>
               </w:rPr>
-              <w:t>/quotes/</w:t>
+              <w:t>/orders/&lt;int:pk&gt;/changes/</w:t>
             </w:r>
           </w:p>
         </w:tc>
@@ -13460,7 +14124,7 @@
                 <w:sz w:val="17"/>
                 <w:szCs w:val="17"/>
               </w:rPr>
-              <w:t>portal:quote_list</w:t>
+              <w:t>trading:order_changes</w:t>
             </w:r>
           </w:p>
         </w:tc>
@@ -13479,7 +14143,7 @@
                 <w:sz w:val="17"/>
                 <w:szCs w:val="17"/>
               </w:rPr>
-              <w:t>views.quote_list_view</w:t>
+              <w:t>trading.views.order_changes_view</w:t>
             </w:r>
           </w:p>
         </w:tc>
@@ -13505,7 +14169,8 @@
                 <w:sz w:val="17"/>
                 <w:szCs w:val="17"/>
               </w:rPr>
-              <w:t>18</w:t>
+              <w:lastRenderedPageBreak/>
+              <w:t>23</w:t>
             </w:r>
           </w:p>
         </w:tc>
@@ -13525,7 +14190,7 @@
                 <w:sz w:val="17"/>
                 <w:szCs w:val="17"/>
               </w:rPr>
-              <w:t>M3</w:t>
+              <w:t>M5</w:t>
             </w:r>
           </w:p>
         </w:tc>
@@ -13544,7 +14209,7 @@
                 <w:sz w:val="17"/>
                 <w:szCs w:val="17"/>
               </w:rPr>
-              <w:t>报价单详情</w:t>
+              <w:t>运输批次列表</w:t>
             </w:r>
           </w:p>
         </w:tc>
@@ -13563,7 +14228,7 @@
                 <w:sz w:val="17"/>
                 <w:szCs w:val="17"/>
               </w:rPr>
-              <w:t>/quotes/&lt;int:pk&gt;/</w:t>
+              <w:t>/shipments/</w:t>
             </w:r>
           </w:p>
         </w:tc>
@@ -13582,7 +14247,7 @@
                 <w:sz w:val="17"/>
                 <w:szCs w:val="17"/>
               </w:rPr>
-              <w:t>portal:quote_detail</w:t>
+              <w:t>logistics:shipment_list</w:t>
             </w:r>
           </w:p>
         </w:tc>
@@ -13601,7 +14266,7 @@
                 <w:sz w:val="17"/>
                 <w:szCs w:val="17"/>
               </w:rPr>
-              <w:t>views.quote_detail_view</w:t>
+              <w:t>logistics.views.shipment_list_view</w:t>
             </w:r>
           </w:p>
         </w:tc>
@@ -13627,7 +14292,7 @@
                 <w:sz w:val="17"/>
                 <w:szCs w:val="17"/>
               </w:rPr>
-              <w:t>19</w:t>
+              <w:t>24</w:t>
             </w:r>
           </w:p>
         </w:tc>
@@ -13647,7 +14312,7 @@
                 <w:sz w:val="17"/>
                 <w:szCs w:val="17"/>
               </w:rPr>
-              <w:t>M4</w:t>
+              <w:t>M5</w:t>
             </w:r>
           </w:p>
         </w:tc>
@@ -13666,7 +14331,7 @@
                 <w:sz w:val="17"/>
                 <w:szCs w:val="17"/>
               </w:rPr>
-              <w:t>订单列表</w:t>
+              <w:t>运输节点登记</w:t>
             </w:r>
           </w:p>
         </w:tc>
@@ -13685,7 +14350,7 @@
                 <w:sz w:val="17"/>
                 <w:szCs w:val="17"/>
               </w:rPr>
-              <w:t>/orders/</w:t>
+              <w:t>/shipments/&lt;int:pk&gt;/</w:t>
             </w:r>
           </w:p>
         </w:tc>
@@ -13704,7 +14369,7 @@
                 <w:sz w:val="17"/>
                 <w:szCs w:val="17"/>
               </w:rPr>
-              <w:t>portal:order_list</w:t>
+              <w:t>logistics:shipment_detail</w:t>
             </w:r>
           </w:p>
         </w:tc>
@@ -13723,7 +14388,7 @@
                 <w:sz w:val="17"/>
                 <w:szCs w:val="17"/>
               </w:rPr>
-              <w:t>views.order_list_view</w:t>
+              <w:t>logistics.views.shipment_detail_view</w:t>
             </w:r>
           </w:p>
         </w:tc>
@@ -13749,7 +14414,7 @@
                 <w:sz w:val="17"/>
                 <w:szCs w:val="17"/>
               </w:rPr>
-              <w:t>20</w:t>
+              <w:t>25</w:t>
             </w:r>
           </w:p>
         </w:tc>
@@ -13769,7 +14434,7 @@
                 <w:sz w:val="17"/>
                 <w:szCs w:val="17"/>
               </w:rPr>
-              <w:t>M4</w:t>
+              <w:t>M5</w:t>
             </w:r>
           </w:p>
         </w:tc>
@@ -13788,7 +14453,7 @@
                 <w:sz w:val="17"/>
                 <w:szCs w:val="17"/>
               </w:rPr>
-              <w:t>订单详情</w:t>
+              <w:t>在途异常列表</w:t>
             </w:r>
           </w:p>
         </w:tc>
@@ -13807,7 +14472,7 @@
                 <w:sz w:val="17"/>
                 <w:szCs w:val="17"/>
               </w:rPr>
-              <w:t>/orders/&lt;int:pk&gt;/</w:t>
+              <w:t>/exceptions/</w:t>
             </w:r>
           </w:p>
         </w:tc>
@@ -13826,7 +14491,7 @@
                 <w:sz w:val="17"/>
                 <w:szCs w:val="17"/>
               </w:rPr>
-              <w:t>portal:order_detail</w:t>
+              <w:t>logistics:exception_list</w:t>
             </w:r>
           </w:p>
         </w:tc>
@@ -13845,7 +14510,7 @@
                 <w:sz w:val="17"/>
                 <w:szCs w:val="17"/>
               </w:rPr>
-              <w:t>views.order_detail_view</w:t>
+              <w:t>logistics.views.exception_list_view</w:t>
             </w:r>
           </w:p>
         </w:tc>
@@ -13871,7 +14536,7 @@
                 <w:sz w:val="17"/>
                 <w:szCs w:val="17"/>
               </w:rPr>
-              <w:t>21</w:t>
+              <w:t>26</w:t>
             </w:r>
           </w:p>
         </w:tc>
@@ -13891,7 +14556,7 @@
                 <w:sz w:val="17"/>
                 <w:szCs w:val="17"/>
               </w:rPr>
-              <w:t>M4</w:t>
+              <w:t>M5</w:t>
             </w:r>
           </w:p>
         </w:tc>
@@ -13910,7 +14575,7 @@
                 <w:sz w:val="17"/>
                 <w:szCs w:val="17"/>
               </w:rPr>
-              <w:t>履约里程碑</w:t>
+              <w:t>上报在途异常</w:t>
             </w:r>
           </w:p>
         </w:tc>
@@ -13929,7 +14594,7 @@
                 <w:sz w:val="17"/>
                 <w:szCs w:val="17"/>
               </w:rPr>
-              <w:t>/orders/&lt;int:pk&gt;/milestones/</w:t>
+              <w:t>/exceptions/new/</w:t>
             </w:r>
           </w:p>
         </w:tc>
@@ -13948,7 +14613,7 @@
                 <w:sz w:val="17"/>
                 <w:szCs w:val="17"/>
               </w:rPr>
-              <w:t>portal:order_milestones</w:t>
+              <w:t>logistics:exception_create</w:t>
             </w:r>
           </w:p>
         </w:tc>
@@ -13967,7 +14632,7 @@
                 <w:sz w:val="17"/>
                 <w:szCs w:val="17"/>
               </w:rPr>
-              <w:t>views.order_milestones_view</w:t>
+              <w:t>logistics.views.exception_create_view</w:t>
             </w:r>
           </w:p>
         </w:tc>
@@ -13993,7 +14658,7 @@
                 <w:sz w:val="17"/>
                 <w:szCs w:val="17"/>
               </w:rPr>
-              <w:t>22</w:t>
+              <w:t>27</w:t>
             </w:r>
           </w:p>
         </w:tc>
@@ -14013,7 +14678,7 @@
                 <w:sz w:val="17"/>
                 <w:szCs w:val="17"/>
               </w:rPr>
-              <w:t>M4</w:t>
+              <w:t>M6</w:t>
             </w:r>
           </w:p>
         </w:tc>
@@ -14032,7 +14697,7 @@
                 <w:sz w:val="17"/>
                 <w:szCs w:val="17"/>
               </w:rPr>
-              <w:t>订单变更单</w:t>
+              <w:t>单证清单</w:t>
             </w:r>
           </w:p>
         </w:tc>
@@ -14051,7 +14716,7 @@
                 <w:sz w:val="17"/>
                 <w:szCs w:val="17"/>
               </w:rPr>
-              <w:t>/orders/&lt;int:pk&gt;/changes/</w:t>
+              <w:t>/documents/</w:t>
             </w:r>
           </w:p>
         </w:tc>
@@ -14070,7 +14735,7 @@
                 <w:sz w:val="17"/>
                 <w:szCs w:val="17"/>
               </w:rPr>
-              <w:t>portal:order_changes</w:t>
+              <w:t>documents:documents_list</w:t>
             </w:r>
           </w:p>
         </w:tc>
@@ -14089,7 +14754,7 @@
                 <w:sz w:val="17"/>
                 <w:szCs w:val="17"/>
               </w:rPr>
-              <w:t>views.order_changes_view</w:t>
+              <w:t>documents.views.documents_list_view</w:t>
             </w:r>
           </w:p>
         </w:tc>
@@ -14115,7 +14780,7 @@
                 <w:sz w:val="17"/>
                 <w:szCs w:val="17"/>
               </w:rPr>
-              <w:t>23</w:t>
+              <w:t>28</w:t>
             </w:r>
           </w:p>
         </w:tc>
@@ -14135,7 +14800,7 @@
                 <w:sz w:val="17"/>
                 <w:szCs w:val="17"/>
               </w:rPr>
-              <w:t>M5</w:t>
+              <w:t>M6</w:t>
             </w:r>
           </w:p>
         </w:tc>
@@ -14154,7 +14819,7 @@
                 <w:sz w:val="17"/>
                 <w:szCs w:val="17"/>
               </w:rPr>
-              <w:t>运输批次列表</w:t>
+              <w:t>单证上传</w:t>
             </w:r>
           </w:p>
         </w:tc>
@@ -14173,7 +14838,7 @@
                 <w:sz w:val="17"/>
                 <w:szCs w:val="17"/>
               </w:rPr>
-              <w:t>/shipments/</w:t>
+              <w:t>/documents/upload/</w:t>
             </w:r>
           </w:p>
         </w:tc>
@@ -14192,7 +14857,7 @@
                 <w:sz w:val="17"/>
                 <w:szCs w:val="17"/>
               </w:rPr>
-              <w:t>portal:shipment_list</w:t>
+              <w:t>documents:documents_upload</w:t>
             </w:r>
           </w:p>
         </w:tc>
@@ -14211,7 +14876,7 @@
                 <w:sz w:val="17"/>
                 <w:szCs w:val="17"/>
               </w:rPr>
-              <w:t>views.shipment_list_view</w:t>
+              <w:t>documents.views.documents_upload_view</w:t>
             </w:r>
           </w:p>
         </w:tc>
@@ -14237,7 +14902,7 @@
                 <w:sz w:val="17"/>
                 <w:szCs w:val="17"/>
               </w:rPr>
-              <w:t>24</w:t>
+              <w:t>29</w:t>
             </w:r>
           </w:p>
         </w:tc>
@@ -14257,7 +14922,7 @@
                 <w:sz w:val="17"/>
                 <w:szCs w:val="17"/>
               </w:rPr>
-              <w:t>M5</w:t>
+              <w:t>M6</w:t>
             </w:r>
           </w:p>
         </w:tc>
@@ -14276,7 +14941,7 @@
                 <w:sz w:val="17"/>
                 <w:szCs w:val="17"/>
               </w:rPr>
-              <w:t>运输节点登记</w:t>
+              <w:t>证书有效期管理</w:t>
             </w:r>
           </w:p>
         </w:tc>
@@ -14295,7 +14960,7 @@
                 <w:sz w:val="17"/>
                 <w:szCs w:val="17"/>
               </w:rPr>
-              <w:t>/shipments/&lt;int:pk&gt;/</w:t>
+              <w:t>/certificates/</w:t>
             </w:r>
           </w:p>
         </w:tc>
@@ -14314,7 +14979,7 @@
                 <w:sz w:val="17"/>
                 <w:szCs w:val="17"/>
               </w:rPr>
-              <w:t>portal:shipment_detail</w:t>
+              <w:t>documents:certificates_list</w:t>
             </w:r>
           </w:p>
         </w:tc>
@@ -14333,7 +14998,7 @@
                 <w:sz w:val="17"/>
                 <w:szCs w:val="17"/>
               </w:rPr>
-              <w:t>views.shipment_detail_view</w:t>
+              <w:t>documents.views.certificates_list_view</w:t>
             </w:r>
           </w:p>
         </w:tc>
@@ -14359,7 +15024,7 @@
                 <w:sz w:val="17"/>
                 <w:szCs w:val="17"/>
               </w:rPr>
-              <w:t>25</w:t>
+              <w:t>30</w:t>
             </w:r>
           </w:p>
         </w:tc>
@@ -14379,7 +15044,7 @@
                 <w:sz w:val="17"/>
                 <w:szCs w:val="17"/>
               </w:rPr>
-              <w:t>M5</w:t>
+              <w:t>M6</w:t>
             </w:r>
           </w:p>
         </w:tc>
@@ -14398,7 +15063,7 @@
                 <w:sz w:val="17"/>
                 <w:szCs w:val="17"/>
               </w:rPr>
-              <w:t>在途异常列表</w:t>
+              <w:t>合规自查表</w:t>
             </w:r>
           </w:p>
         </w:tc>
@@ -14417,7 +15082,7 @@
                 <w:sz w:val="17"/>
                 <w:szCs w:val="17"/>
               </w:rPr>
-              <w:t>/exceptions/</w:t>
+              <w:t>/compliance/self-check/</w:t>
             </w:r>
           </w:p>
         </w:tc>
@@ -14436,7 +15101,7 @@
                 <w:sz w:val="17"/>
                 <w:szCs w:val="17"/>
               </w:rPr>
-              <w:t>portal:exception_list</w:t>
+              <w:t>documents:compliance_check</w:t>
             </w:r>
           </w:p>
         </w:tc>
@@ -14455,7 +15120,7 @@
                 <w:sz w:val="17"/>
                 <w:szCs w:val="17"/>
               </w:rPr>
-              <w:t>views.exception_list_view</w:t>
+              <w:t>documents.views.compliance_check_view</w:t>
             </w:r>
           </w:p>
         </w:tc>
@@ -14481,7 +15146,7 @@
                 <w:sz w:val="17"/>
                 <w:szCs w:val="17"/>
               </w:rPr>
-              <w:t>26</w:t>
+              <w:t>31</w:t>
             </w:r>
           </w:p>
         </w:tc>
@@ -14501,7 +15166,7 @@
                 <w:sz w:val="17"/>
                 <w:szCs w:val="17"/>
               </w:rPr>
-              <w:t>M5</w:t>
+              <w:t>M7</w:t>
             </w:r>
           </w:p>
         </w:tc>
@@ -14520,7 +15185,7 @@
                 <w:sz w:val="17"/>
                 <w:szCs w:val="17"/>
               </w:rPr>
-              <w:t>上报在途异常</w:t>
+              <w:t>会话列表</w:t>
             </w:r>
           </w:p>
         </w:tc>
@@ -14539,7 +15204,7 @@
                 <w:sz w:val="17"/>
                 <w:szCs w:val="17"/>
               </w:rPr>
-              <w:t>/exceptions/new/</w:t>
+              <w:t>/messages/</w:t>
             </w:r>
           </w:p>
         </w:tc>
@@ -14558,7 +15223,7 @@
                 <w:sz w:val="17"/>
                 <w:szCs w:val="17"/>
               </w:rPr>
-              <w:t>portal:exception_create</w:t>
+              <w:t>messaging:message_list</w:t>
             </w:r>
           </w:p>
         </w:tc>
@@ -14577,7 +15242,7 @@
                 <w:sz w:val="17"/>
                 <w:szCs w:val="17"/>
               </w:rPr>
-              <w:t>views.exception_create_view</w:t>
+              <w:t>messaging.views.message_list_view</w:t>
             </w:r>
           </w:p>
         </w:tc>
@@ -14603,7 +15268,7 @@
                 <w:sz w:val="17"/>
                 <w:szCs w:val="17"/>
               </w:rPr>
-              <w:t>27</w:t>
+              <w:t>32</w:t>
             </w:r>
           </w:p>
         </w:tc>
@@ -14623,7 +15288,7 @@
                 <w:sz w:val="17"/>
                 <w:szCs w:val="17"/>
               </w:rPr>
-              <w:t>M6</w:t>
+              <w:t>M7</w:t>
             </w:r>
           </w:p>
         </w:tc>
@@ -14642,7 +15307,7 @@
                 <w:sz w:val="17"/>
                 <w:szCs w:val="17"/>
               </w:rPr>
-              <w:t>单证清单</w:t>
+              <w:t>会话详情</w:t>
             </w:r>
           </w:p>
         </w:tc>
@@ -14661,7 +15326,7 @@
                 <w:sz w:val="17"/>
                 <w:szCs w:val="17"/>
               </w:rPr>
-              <w:t>/documents/</w:t>
+              <w:t>/messages/&lt;int:pk&gt;/</w:t>
             </w:r>
           </w:p>
         </w:tc>
@@ -14680,7 +15345,7 @@
                 <w:sz w:val="17"/>
                 <w:szCs w:val="17"/>
               </w:rPr>
-              <w:t>portal:documents_list</w:t>
+              <w:t>messaging:message_detail</w:t>
             </w:r>
           </w:p>
         </w:tc>
@@ -14699,7 +15364,7 @@
                 <w:sz w:val="17"/>
                 <w:szCs w:val="17"/>
               </w:rPr>
-              <w:t>views.documents_list_view</w:t>
+              <w:t>messaging.views.message_detail_view</w:t>
             </w:r>
           </w:p>
         </w:tc>
@@ -14725,7 +15390,7 @@
                 <w:sz w:val="17"/>
                 <w:szCs w:val="17"/>
               </w:rPr>
-              <w:t>28</w:t>
+              <w:t>33</w:t>
             </w:r>
           </w:p>
         </w:tc>
@@ -14745,7 +15410,7 @@
                 <w:sz w:val="17"/>
                 <w:szCs w:val="17"/>
               </w:rPr>
-              <w:t>M6</w:t>
+              <w:t>M8</w:t>
             </w:r>
           </w:p>
         </w:tc>
@@ -14764,7 +15429,7 @@
                 <w:sz w:val="17"/>
                 <w:szCs w:val="17"/>
               </w:rPr>
-              <w:t>单证上传</w:t>
+              <w:t>任务看板</w:t>
             </w:r>
           </w:p>
         </w:tc>
@@ -14783,7 +15448,7 @@
                 <w:sz w:val="17"/>
                 <w:szCs w:val="17"/>
               </w:rPr>
-              <w:t>/documents/upload/</w:t>
+              <w:t>/tasks/</w:t>
             </w:r>
           </w:p>
         </w:tc>
@@ -14802,7 +15467,7 @@
                 <w:sz w:val="17"/>
                 <w:szCs w:val="17"/>
               </w:rPr>
-              <w:t>portal:documents_upload</w:t>
+              <w:t>tasks:task_board</w:t>
             </w:r>
           </w:p>
         </w:tc>
@@ -14821,7 +15486,7 @@
                 <w:sz w:val="17"/>
                 <w:szCs w:val="17"/>
               </w:rPr>
-              <w:t>views.documents_upload_view</w:t>
+              <w:t>tasks.views.task_board_view</w:t>
             </w:r>
           </w:p>
         </w:tc>
@@ -14847,8 +15512,7 @@
                 <w:sz w:val="17"/>
                 <w:szCs w:val="17"/>
               </w:rPr>
-              <w:lastRenderedPageBreak/>
-              <w:t>29</w:t>
+              <w:t>34</w:t>
             </w:r>
           </w:p>
         </w:tc>
@@ -14868,7 +15532,7 @@
                 <w:sz w:val="17"/>
                 <w:szCs w:val="17"/>
               </w:rPr>
-              <w:t>M6</w:t>
+              <w:t>M8</w:t>
             </w:r>
           </w:p>
         </w:tc>
@@ -14887,7 +15551,7 @@
                 <w:sz w:val="17"/>
                 <w:szCs w:val="17"/>
               </w:rPr>
-              <w:t>证书有效期管理</w:t>
+              <w:t>任务详情</w:t>
             </w:r>
           </w:p>
         </w:tc>
@@ -14906,7 +15570,7 @@
                 <w:sz w:val="17"/>
                 <w:szCs w:val="17"/>
               </w:rPr>
-              <w:t>/certificates/</w:t>
+              <w:t>/tasks/&lt;int:pk&gt;/</w:t>
             </w:r>
           </w:p>
         </w:tc>
@@ -14925,7 +15589,7 @@
                 <w:sz w:val="17"/>
                 <w:szCs w:val="17"/>
               </w:rPr>
-              <w:t>portal:certificates_list</w:t>
+              <w:t>tasks:task_detail</w:t>
             </w:r>
           </w:p>
         </w:tc>
@@ -14944,7 +15608,7 @@
                 <w:sz w:val="17"/>
                 <w:szCs w:val="17"/>
               </w:rPr>
-              <w:t>views.certificates_list_view</w:t>
+              <w:t>tasks.views.task_detail_view</w:t>
             </w:r>
           </w:p>
         </w:tc>
@@ -14970,7 +15634,7 @@
                 <w:sz w:val="17"/>
                 <w:szCs w:val="17"/>
               </w:rPr>
-              <w:t>30</w:t>
+              <w:t>35</w:t>
             </w:r>
           </w:p>
         </w:tc>
@@ -14990,7 +15654,7 @@
                 <w:sz w:val="17"/>
                 <w:szCs w:val="17"/>
               </w:rPr>
-              <w:t>M6</w:t>
+              <w:t>M8</w:t>
             </w:r>
           </w:p>
         </w:tc>
@@ -15009,7 +15673,7 @@
                 <w:sz w:val="17"/>
                 <w:szCs w:val="17"/>
               </w:rPr>
-              <w:t>合规自查表</w:t>
+              <w:t>提醒与免打扰设置</w:t>
             </w:r>
           </w:p>
         </w:tc>
@@ -15028,7 +15692,7 @@
                 <w:sz w:val="17"/>
                 <w:szCs w:val="17"/>
               </w:rPr>
-              <w:t>/compliance/self-check/</w:t>
+              <w:t>/notifications/settings/</w:t>
             </w:r>
           </w:p>
         </w:tc>
@@ -15047,7 +15711,7 @@
                 <w:sz w:val="17"/>
                 <w:szCs w:val="17"/>
               </w:rPr>
-              <w:t>portal:compliance_check</w:t>
+              <w:t>tasks:notification_settings</w:t>
             </w:r>
           </w:p>
         </w:tc>
@@ -15066,7 +15730,7 @@
                 <w:sz w:val="17"/>
                 <w:szCs w:val="17"/>
               </w:rPr>
-              <w:t>views.compliance_check_view</w:t>
+              <w:t>tasks.views.notification_settings_view</w:t>
             </w:r>
           </w:p>
         </w:tc>
@@ -15092,7 +15756,7 @@
                 <w:sz w:val="17"/>
                 <w:szCs w:val="17"/>
               </w:rPr>
-              <w:t>31</w:t>
+              <w:t>36</w:t>
             </w:r>
           </w:p>
         </w:tc>
@@ -15112,7 +15776,7 @@
                 <w:sz w:val="17"/>
                 <w:szCs w:val="17"/>
               </w:rPr>
-              <w:t>M7</w:t>
+              <w:t>M9</w:t>
             </w:r>
           </w:p>
         </w:tc>
@@ -15131,7 +15795,7 @@
                 <w:sz w:val="17"/>
                 <w:szCs w:val="17"/>
               </w:rPr>
-              <w:t>会话列表</w:t>
+              <w:t>履约看板</w:t>
             </w:r>
           </w:p>
         </w:tc>
@@ -15150,7 +15814,7 @@
                 <w:sz w:val="17"/>
                 <w:szCs w:val="17"/>
               </w:rPr>
-              <w:t>/messages/</w:t>
+              <w:t>/dashboard/</w:t>
             </w:r>
           </w:p>
         </w:tc>
@@ -15169,7 +15833,7 @@
                 <w:sz w:val="17"/>
                 <w:szCs w:val="17"/>
               </w:rPr>
-              <w:t>portal:message_list</w:t>
+              <w:t>analytics:dashboard</w:t>
             </w:r>
           </w:p>
         </w:tc>
@@ -15188,7 +15852,7 @@
                 <w:sz w:val="17"/>
                 <w:szCs w:val="17"/>
               </w:rPr>
-              <w:t>views.message_list_view</w:t>
+              <w:t>analytics.views.dashboard_view</w:t>
             </w:r>
           </w:p>
         </w:tc>
@@ -15214,7 +15878,7 @@
                 <w:sz w:val="17"/>
                 <w:szCs w:val="17"/>
               </w:rPr>
-              <w:t>32</w:t>
+              <w:t>37</w:t>
             </w:r>
           </w:p>
         </w:tc>
@@ -15234,7 +15898,7 @@
                 <w:sz w:val="17"/>
                 <w:szCs w:val="17"/>
               </w:rPr>
-              <w:t>M7</w:t>
+              <w:t>M9</w:t>
             </w:r>
           </w:p>
         </w:tc>
@@ -15253,7 +15917,7 @@
                 <w:sz w:val="17"/>
                 <w:szCs w:val="17"/>
               </w:rPr>
-              <w:t>会话详情</w:t>
+              <w:t>时效与成本统计</w:t>
             </w:r>
           </w:p>
         </w:tc>
@@ -15272,7 +15936,7 @@
                 <w:sz w:val="17"/>
                 <w:szCs w:val="17"/>
               </w:rPr>
-              <w:t>/messages/&lt;int:pk&gt;/</w:t>
+              <w:t>/dashboard/logistics/</w:t>
             </w:r>
           </w:p>
         </w:tc>
@@ -15291,7 +15955,7 @@
                 <w:sz w:val="17"/>
                 <w:szCs w:val="17"/>
               </w:rPr>
-              <w:t>portal:message_detail</w:t>
+              <w:t>analytics:dashboard_logistics</w:t>
             </w:r>
           </w:p>
         </w:tc>
@@ -15310,7 +15974,7 @@
                 <w:sz w:val="17"/>
                 <w:szCs w:val="17"/>
               </w:rPr>
-              <w:t>views.message_detail_view</w:t>
+              <w:t>analytics.views.dashboard_logistics_view</w:t>
             </w:r>
           </w:p>
         </w:tc>
@@ -15336,7 +16000,7 @@
                 <w:sz w:val="17"/>
                 <w:szCs w:val="17"/>
               </w:rPr>
-              <w:t>33</w:t>
+              <w:t>38</w:t>
             </w:r>
           </w:p>
         </w:tc>
@@ -15356,7 +16020,7 @@
                 <w:sz w:val="17"/>
                 <w:szCs w:val="17"/>
               </w:rPr>
-              <w:t>M8</w:t>
+              <w:t>M9</w:t>
             </w:r>
           </w:p>
         </w:tc>
@@ -15375,7 +16039,7 @@
                 <w:sz w:val="17"/>
                 <w:szCs w:val="17"/>
               </w:rPr>
-              <w:t>任务看板</w:t>
+              <w:t>合规风险看板</w:t>
             </w:r>
           </w:p>
         </w:tc>
@@ -15394,7 +16058,7 @@
                 <w:sz w:val="17"/>
                 <w:szCs w:val="17"/>
               </w:rPr>
-              <w:t>/tasks/</w:t>
+              <w:t>/dashboard/compliance/</w:t>
             </w:r>
           </w:p>
         </w:tc>
@@ -15413,7 +16077,7 @@
                 <w:sz w:val="17"/>
                 <w:szCs w:val="17"/>
               </w:rPr>
-              <w:t>portal:task_board</w:t>
+              <w:t>analytics:dashboard_compliance</w:t>
             </w:r>
           </w:p>
         </w:tc>
@@ -15432,7 +16096,7 @@
                 <w:sz w:val="17"/>
                 <w:szCs w:val="17"/>
               </w:rPr>
-              <w:t>views.task_board_view</w:t>
+              <w:t>analytics.views.dashboard_compliance_view</w:t>
             </w:r>
           </w:p>
         </w:tc>
@@ -15458,7 +16122,7 @@
                 <w:sz w:val="17"/>
                 <w:szCs w:val="17"/>
               </w:rPr>
-              <w:t>34</w:t>
+              <w:t>39</w:t>
             </w:r>
           </w:p>
         </w:tc>
@@ -15478,7 +16142,7 @@
                 <w:sz w:val="17"/>
                 <w:szCs w:val="17"/>
               </w:rPr>
-              <w:t>M8</w:t>
+              <w:t>M10</w:t>
             </w:r>
           </w:p>
         </w:tc>
@@ -15497,7 +16161,7 @@
                 <w:sz w:val="17"/>
                 <w:szCs w:val="17"/>
               </w:rPr>
-              <w:t>任务详情</w:t>
+              <w:t>账单列表</w:t>
             </w:r>
           </w:p>
         </w:tc>
@@ -15516,7 +16180,7 @@
                 <w:sz w:val="17"/>
                 <w:szCs w:val="17"/>
               </w:rPr>
-              <w:t>/tasks/&lt;int:pk&gt;/</w:t>
+              <w:t>/statements/</w:t>
             </w:r>
           </w:p>
         </w:tc>
@@ -15535,7 +16199,7 @@
                 <w:sz w:val="17"/>
                 <w:szCs w:val="17"/>
               </w:rPr>
-              <w:t>portal:task_detail</w:t>
+              <w:t>billing:statement_list</w:t>
             </w:r>
           </w:p>
         </w:tc>
@@ -15554,7 +16218,7 @@
                 <w:sz w:val="17"/>
                 <w:szCs w:val="17"/>
               </w:rPr>
-              <w:t>views.task_detail_view</w:t>
+              <w:t>billing.views.statement_list_view</w:t>
             </w:r>
           </w:p>
         </w:tc>
@@ -15580,7 +16244,7 @@
                 <w:sz w:val="17"/>
                 <w:szCs w:val="17"/>
               </w:rPr>
-              <w:t>35</w:t>
+              <w:t>40</w:t>
             </w:r>
           </w:p>
         </w:tc>
@@ -15600,7 +16264,7 @@
                 <w:sz w:val="17"/>
                 <w:szCs w:val="17"/>
               </w:rPr>
-              <w:t>M8</w:t>
+              <w:t>M10</w:t>
             </w:r>
           </w:p>
         </w:tc>
@@ -15619,7 +16283,7 @@
                 <w:sz w:val="17"/>
                 <w:szCs w:val="17"/>
               </w:rPr>
-              <w:t>提醒与免打扰设置</w:t>
+              <w:t>对账详情</w:t>
             </w:r>
           </w:p>
         </w:tc>
@@ -15638,7 +16302,7 @@
                 <w:sz w:val="17"/>
                 <w:szCs w:val="17"/>
               </w:rPr>
-              <w:t>/notifications/settings/</w:t>
+              <w:t>/statements/&lt;int:pk&gt;/</w:t>
             </w:r>
           </w:p>
         </w:tc>
@@ -15657,7 +16321,7 @@
                 <w:sz w:val="17"/>
                 <w:szCs w:val="17"/>
               </w:rPr>
-              <w:t>portal:notification_settings</w:t>
+              <w:t>billing:statement_detail</w:t>
             </w:r>
           </w:p>
         </w:tc>
@@ -15676,7 +16340,7 @@
                 <w:sz w:val="17"/>
                 <w:szCs w:val="17"/>
               </w:rPr>
-              <w:t>views.notification_settings_view</w:t>
+              <w:t>billing.views.statement_detail_view</w:t>
             </w:r>
           </w:p>
         </w:tc>
@@ -15702,7 +16366,7 @@
                 <w:sz w:val="17"/>
                 <w:szCs w:val="17"/>
               </w:rPr>
-              <w:t>36</w:t>
+              <w:t>41</w:t>
             </w:r>
           </w:p>
         </w:tc>
@@ -15722,7 +16386,7 @@
                 <w:sz w:val="17"/>
                 <w:szCs w:val="17"/>
               </w:rPr>
-              <w:t>M9</w:t>
+              <w:t>M11</w:t>
             </w:r>
           </w:p>
         </w:tc>
@@ -15741,7 +16405,7 @@
                 <w:sz w:val="17"/>
                 <w:szCs w:val="17"/>
               </w:rPr>
-              <w:t>履约看板</w:t>
+              <w:t>审计日志</w:t>
             </w:r>
           </w:p>
         </w:tc>
@@ -15760,7 +16424,7 @@
                 <w:sz w:val="17"/>
                 <w:szCs w:val="17"/>
               </w:rPr>
-              <w:t>/dashboard/</w:t>
+              <w:t>/system/audit-logs/</w:t>
             </w:r>
           </w:p>
         </w:tc>
@@ -15779,7 +16443,7 @@
                 <w:sz w:val="17"/>
                 <w:szCs w:val="17"/>
               </w:rPr>
-              <w:t>portal:dashboard</w:t>
+              <w:t>system:audit_log_list</w:t>
             </w:r>
           </w:p>
         </w:tc>
@@ -15798,7 +16462,7 @@
                 <w:sz w:val="17"/>
                 <w:szCs w:val="17"/>
               </w:rPr>
-              <w:t>views.dashboard_view</w:t>
+              <w:t>system.views.audit_log_list_view</w:t>
             </w:r>
           </w:p>
         </w:tc>
@@ -15824,7 +16488,7 @@
                 <w:sz w:val="17"/>
                 <w:szCs w:val="17"/>
               </w:rPr>
-              <w:t>37</w:t>
+              <w:t>42</w:t>
             </w:r>
           </w:p>
         </w:tc>
@@ -15844,7 +16508,7 @@
                 <w:sz w:val="17"/>
                 <w:szCs w:val="17"/>
               </w:rPr>
-              <w:t>M9</w:t>
+              <w:t>M11</w:t>
             </w:r>
           </w:p>
         </w:tc>
@@ -15863,7 +16527,7 @@
                 <w:sz w:val="17"/>
                 <w:szCs w:val="17"/>
               </w:rPr>
-              <w:t>时效与成本统计</w:t>
+              <w:t>基础字典维护</w:t>
             </w:r>
           </w:p>
         </w:tc>
@@ -15882,7 +16546,7 @@
                 <w:sz w:val="17"/>
                 <w:szCs w:val="17"/>
               </w:rPr>
-              <w:t>/dashboard/logistics/</w:t>
+              <w:t>/system/dictionaries/</w:t>
             </w:r>
           </w:p>
         </w:tc>
@@ -15901,7 +16565,7 @@
                 <w:sz w:val="17"/>
                 <w:szCs w:val="17"/>
               </w:rPr>
-              <w:t>portal:dashboard_logistics</w:t>
+              <w:t>system:dictionary_list</w:t>
             </w:r>
           </w:p>
         </w:tc>
@@ -15920,617 +16584,7 @@
                 <w:sz w:val="17"/>
                 <w:szCs w:val="17"/>
               </w:rPr>
-              <w:t>views.dashboard_logistics_view</w:t>
-            </w:r>
-          </w:p>
-        </w:tc>
-      </w:tr>
-      <w:tr>
-        <w:trPr>
-          <w:cantSplit/>
-          <w:jc w:val="center"/>
-        </w:trPr>
-        <w:tc>
-          <w:tcPr>
-            <w:tcW w:w="567" w:type="dxa"/>
-            <w:vAlign w:val="center"/>
-          </w:tcPr>
-          <w:p>
-            <w:pPr>
-              <w:pStyle w:val="PZPlain"/>
-              <w:spacing w:before="40" w:after="40" w:line="240" w:lineRule="auto"/>
-              <w:jc w:val="center"/>
-            </w:pPr>
-            <w:r>
-              <w:rPr>
-                <w:sz w:val="17"/>
-                <w:szCs w:val="17"/>
-              </w:rPr>
-              <w:t>38</w:t>
-            </w:r>
-          </w:p>
-        </w:tc>
-        <w:tc>
-          <w:tcPr>
-            <w:tcW w:w="794" w:type="dxa"/>
-            <w:vAlign w:val="center"/>
-          </w:tcPr>
-          <w:p>
-            <w:pPr>
-              <w:pStyle w:val="PZPlain"/>
-              <w:spacing w:before="40" w:after="40" w:line="240" w:lineRule="auto"/>
-              <w:jc w:val="center"/>
-            </w:pPr>
-            <w:r>
-              <w:rPr>
-                <w:sz w:val="17"/>
-                <w:szCs w:val="17"/>
-              </w:rPr>
-              <w:t>M9</w:t>
-            </w:r>
-          </w:p>
-        </w:tc>
-        <w:tc>
-          <w:tcPr>
-            <w:tcW w:w="2041" w:type="dxa"/>
-            <w:vAlign w:val="center"/>
-          </w:tcPr>
-          <w:p>
-            <w:pPr>
-              <w:pStyle w:val="PZPlain"/>
-              <w:spacing w:before="40" w:after="40" w:line="240" w:lineRule="auto"/>
-            </w:pPr>
-            <w:r>
-              <w:rPr>
-                <w:sz w:val="17"/>
-                <w:szCs w:val="17"/>
-              </w:rPr>
-              <w:t>合规风险看板</w:t>
-            </w:r>
-          </w:p>
-        </w:tc>
-        <w:tc>
-          <w:tcPr>
-            <w:tcW w:w="2268" w:type="dxa"/>
-            <w:vAlign w:val="center"/>
-          </w:tcPr>
-          <w:p>
-            <w:pPr>
-              <w:pStyle w:val="PZPlain"/>
-              <w:spacing w:before="40" w:after="40" w:line="240" w:lineRule="auto"/>
-            </w:pPr>
-            <w:r>
-              <w:rPr>
-                <w:sz w:val="17"/>
-                <w:szCs w:val="17"/>
-              </w:rPr>
-              <w:t>/dashboard/compliance/</w:t>
-            </w:r>
-          </w:p>
-        </w:tc>
-        <w:tc>
-          <w:tcPr>
-            <w:tcW w:w="1814" w:type="dxa"/>
-            <w:vAlign w:val="center"/>
-          </w:tcPr>
-          <w:p>
-            <w:pPr>
-              <w:pStyle w:val="PZPlain"/>
-              <w:spacing w:before="40" w:after="40" w:line="240" w:lineRule="auto"/>
-            </w:pPr>
-            <w:r>
-              <w:rPr>
-                <w:sz w:val="17"/>
-                <w:szCs w:val="17"/>
-              </w:rPr>
-              <w:t>portal:dashboard_compliance</w:t>
-            </w:r>
-          </w:p>
-        </w:tc>
-        <w:tc>
-          <w:tcPr>
-            <w:tcW w:w="2041" w:type="dxa"/>
-            <w:vAlign w:val="center"/>
-          </w:tcPr>
-          <w:p>
-            <w:pPr>
-              <w:pStyle w:val="PZPlain"/>
-              <w:spacing w:before="40" w:after="40" w:line="240" w:lineRule="auto"/>
-            </w:pPr>
-            <w:r>
-              <w:rPr>
-                <w:sz w:val="17"/>
-                <w:szCs w:val="17"/>
-              </w:rPr>
-              <w:t>views.dashboard_compliance_view</w:t>
-            </w:r>
-          </w:p>
-        </w:tc>
-      </w:tr>
-      <w:tr>
-        <w:trPr>
-          <w:cantSplit/>
-          <w:jc w:val="center"/>
-        </w:trPr>
-        <w:tc>
-          <w:tcPr>
-            <w:tcW w:w="567" w:type="dxa"/>
-            <w:vAlign w:val="center"/>
-          </w:tcPr>
-          <w:p>
-            <w:pPr>
-              <w:pStyle w:val="PZPlain"/>
-              <w:spacing w:before="40" w:after="40" w:line="240" w:lineRule="auto"/>
-              <w:jc w:val="center"/>
-            </w:pPr>
-            <w:r>
-              <w:rPr>
-                <w:sz w:val="17"/>
-                <w:szCs w:val="17"/>
-              </w:rPr>
-              <w:t>39</w:t>
-            </w:r>
-          </w:p>
-        </w:tc>
-        <w:tc>
-          <w:tcPr>
-            <w:tcW w:w="794" w:type="dxa"/>
-            <w:vAlign w:val="center"/>
-          </w:tcPr>
-          <w:p>
-            <w:pPr>
-              <w:pStyle w:val="PZPlain"/>
-              <w:spacing w:before="40" w:after="40" w:line="240" w:lineRule="auto"/>
-              <w:jc w:val="center"/>
-            </w:pPr>
-            <w:r>
-              <w:rPr>
-                <w:sz w:val="17"/>
-                <w:szCs w:val="17"/>
-              </w:rPr>
-              <w:t>M10</w:t>
-            </w:r>
-          </w:p>
-        </w:tc>
-        <w:tc>
-          <w:tcPr>
-            <w:tcW w:w="2041" w:type="dxa"/>
-            <w:vAlign w:val="center"/>
-          </w:tcPr>
-          <w:p>
-            <w:pPr>
-              <w:pStyle w:val="PZPlain"/>
-              <w:spacing w:before="40" w:after="40" w:line="240" w:lineRule="auto"/>
-            </w:pPr>
-            <w:r>
-              <w:rPr>
-                <w:sz w:val="17"/>
-                <w:szCs w:val="17"/>
-              </w:rPr>
-              <w:t>账单列表</w:t>
-            </w:r>
-          </w:p>
-        </w:tc>
-        <w:tc>
-          <w:tcPr>
-            <w:tcW w:w="2268" w:type="dxa"/>
-            <w:vAlign w:val="center"/>
-          </w:tcPr>
-          <w:p>
-            <w:pPr>
-              <w:pStyle w:val="PZPlain"/>
-              <w:spacing w:before="40" w:after="40" w:line="240" w:lineRule="auto"/>
-            </w:pPr>
-            <w:r>
-              <w:rPr>
-                <w:sz w:val="17"/>
-                <w:szCs w:val="17"/>
-              </w:rPr>
-              <w:t>/statements/</w:t>
-            </w:r>
-          </w:p>
-        </w:tc>
-        <w:tc>
-          <w:tcPr>
-            <w:tcW w:w="1814" w:type="dxa"/>
-            <w:vAlign w:val="center"/>
-          </w:tcPr>
-          <w:p>
-            <w:pPr>
-              <w:pStyle w:val="PZPlain"/>
-              <w:spacing w:before="40" w:after="40" w:line="240" w:lineRule="auto"/>
-            </w:pPr>
-            <w:r>
-              <w:rPr>
-                <w:sz w:val="17"/>
-                <w:szCs w:val="17"/>
-              </w:rPr>
-              <w:t>portal:statement_list</w:t>
-            </w:r>
-          </w:p>
-        </w:tc>
-        <w:tc>
-          <w:tcPr>
-            <w:tcW w:w="2041" w:type="dxa"/>
-            <w:vAlign w:val="center"/>
-          </w:tcPr>
-          <w:p>
-            <w:pPr>
-              <w:pStyle w:val="PZPlain"/>
-              <w:spacing w:before="40" w:after="40" w:line="240" w:lineRule="auto"/>
-            </w:pPr>
-            <w:r>
-              <w:rPr>
-                <w:sz w:val="17"/>
-                <w:szCs w:val="17"/>
-              </w:rPr>
-              <w:t>views.statement_list_view</w:t>
-            </w:r>
-          </w:p>
-        </w:tc>
-      </w:tr>
-      <w:tr>
-        <w:trPr>
-          <w:cantSplit/>
-          <w:jc w:val="center"/>
-        </w:trPr>
-        <w:tc>
-          <w:tcPr>
-            <w:tcW w:w="567" w:type="dxa"/>
-            <w:vAlign w:val="center"/>
-          </w:tcPr>
-          <w:p>
-            <w:pPr>
-              <w:pStyle w:val="PZPlain"/>
-              <w:spacing w:before="40" w:after="40" w:line="240" w:lineRule="auto"/>
-              <w:jc w:val="center"/>
-            </w:pPr>
-            <w:r>
-              <w:rPr>
-                <w:sz w:val="17"/>
-                <w:szCs w:val="17"/>
-              </w:rPr>
-              <w:t>40</w:t>
-            </w:r>
-          </w:p>
-        </w:tc>
-        <w:tc>
-          <w:tcPr>
-            <w:tcW w:w="794" w:type="dxa"/>
-            <w:vAlign w:val="center"/>
-          </w:tcPr>
-          <w:p>
-            <w:pPr>
-              <w:pStyle w:val="PZPlain"/>
-              <w:spacing w:before="40" w:after="40" w:line="240" w:lineRule="auto"/>
-              <w:jc w:val="center"/>
-            </w:pPr>
-            <w:r>
-              <w:rPr>
-                <w:sz w:val="17"/>
-                <w:szCs w:val="17"/>
-              </w:rPr>
-              <w:t>M10</w:t>
-            </w:r>
-          </w:p>
-        </w:tc>
-        <w:tc>
-          <w:tcPr>
-            <w:tcW w:w="2041" w:type="dxa"/>
-            <w:vAlign w:val="center"/>
-          </w:tcPr>
-          <w:p>
-            <w:pPr>
-              <w:pStyle w:val="PZPlain"/>
-              <w:spacing w:before="40" w:after="40" w:line="240" w:lineRule="auto"/>
-            </w:pPr>
-            <w:r>
-              <w:rPr>
-                <w:sz w:val="17"/>
-                <w:szCs w:val="17"/>
-              </w:rPr>
-              <w:t>对账详情</w:t>
-            </w:r>
-          </w:p>
-        </w:tc>
-        <w:tc>
-          <w:tcPr>
-            <w:tcW w:w="2268" w:type="dxa"/>
-            <w:vAlign w:val="center"/>
-          </w:tcPr>
-          <w:p>
-            <w:pPr>
-              <w:pStyle w:val="PZPlain"/>
-              <w:spacing w:before="40" w:after="40" w:line="240" w:lineRule="auto"/>
-            </w:pPr>
-            <w:r>
-              <w:rPr>
-                <w:sz w:val="17"/>
-                <w:szCs w:val="17"/>
-              </w:rPr>
-              <w:t>/statements/&lt;int:pk&gt;/</w:t>
-            </w:r>
-          </w:p>
-        </w:tc>
-        <w:tc>
-          <w:tcPr>
-            <w:tcW w:w="1814" w:type="dxa"/>
-            <w:vAlign w:val="center"/>
-          </w:tcPr>
-          <w:p>
-            <w:pPr>
-              <w:pStyle w:val="PZPlain"/>
-              <w:spacing w:before="40" w:after="40" w:line="240" w:lineRule="auto"/>
-            </w:pPr>
-            <w:r>
-              <w:rPr>
-                <w:sz w:val="17"/>
-                <w:szCs w:val="17"/>
-              </w:rPr>
-              <w:t>portal:statement_detail</w:t>
-            </w:r>
-          </w:p>
-        </w:tc>
-        <w:tc>
-          <w:tcPr>
-            <w:tcW w:w="2041" w:type="dxa"/>
-            <w:vAlign w:val="center"/>
-          </w:tcPr>
-          <w:p>
-            <w:pPr>
-              <w:pStyle w:val="PZPlain"/>
-              <w:spacing w:before="40" w:after="40" w:line="240" w:lineRule="auto"/>
-            </w:pPr>
-            <w:r>
-              <w:rPr>
-                <w:sz w:val="17"/>
-                <w:szCs w:val="17"/>
-              </w:rPr>
-              <w:t>views.statement_detail_view</w:t>
-            </w:r>
-          </w:p>
-        </w:tc>
-      </w:tr>
-      <w:tr>
-        <w:trPr>
-          <w:cantSplit/>
-          <w:jc w:val="center"/>
-        </w:trPr>
-        <w:tc>
-          <w:tcPr>
-            <w:tcW w:w="567" w:type="dxa"/>
-            <w:vAlign w:val="center"/>
-          </w:tcPr>
-          <w:p>
-            <w:pPr>
-              <w:pStyle w:val="PZPlain"/>
-              <w:spacing w:before="40" w:after="40" w:line="240" w:lineRule="auto"/>
-              <w:jc w:val="center"/>
-            </w:pPr>
-            <w:r>
-              <w:rPr>
-                <w:sz w:val="17"/>
-                <w:szCs w:val="17"/>
-              </w:rPr>
-              <w:t>41</w:t>
-            </w:r>
-          </w:p>
-        </w:tc>
-        <w:tc>
-          <w:tcPr>
-            <w:tcW w:w="794" w:type="dxa"/>
-            <w:vAlign w:val="center"/>
-          </w:tcPr>
-          <w:p>
-            <w:pPr>
-              <w:pStyle w:val="PZPlain"/>
-              <w:spacing w:before="40" w:after="40" w:line="240" w:lineRule="auto"/>
-              <w:jc w:val="center"/>
-            </w:pPr>
-            <w:r>
-              <w:rPr>
-                <w:sz w:val="17"/>
-                <w:szCs w:val="17"/>
-              </w:rPr>
-              <w:t>M11</w:t>
-            </w:r>
-          </w:p>
-        </w:tc>
-        <w:tc>
-          <w:tcPr>
-            <w:tcW w:w="2041" w:type="dxa"/>
-            <w:vAlign w:val="center"/>
-          </w:tcPr>
-          <w:p>
-            <w:pPr>
-              <w:pStyle w:val="PZPlain"/>
-              <w:spacing w:before="40" w:after="40" w:line="240" w:lineRule="auto"/>
-            </w:pPr>
-            <w:r>
-              <w:rPr>
-                <w:sz w:val="17"/>
-                <w:szCs w:val="17"/>
-              </w:rPr>
-              <w:t>审计日志</w:t>
-            </w:r>
-          </w:p>
-        </w:tc>
-        <w:tc>
-          <w:tcPr>
-            <w:tcW w:w="2268" w:type="dxa"/>
-            <w:vAlign w:val="center"/>
-          </w:tcPr>
-          <w:p>
-            <w:pPr>
-              <w:pStyle w:val="PZPlain"/>
-              <w:spacing w:before="40" w:after="40" w:line="240" w:lineRule="auto"/>
-            </w:pPr>
-            <w:r>
-              <w:rPr>
-                <w:sz w:val="17"/>
-                <w:szCs w:val="17"/>
-              </w:rPr>
-              <w:t>/system/audit-logs/</w:t>
-            </w:r>
-          </w:p>
-        </w:tc>
-        <w:tc>
-          <w:tcPr>
-            <w:tcW w:w="1814" w:type="dxa"/>
-            <w:vAlign w:val="center"/>
-          </w:tcPr>
-          <w:p>
-            <w:pPr>
-              <w:pStyle w:val="PZPlain"/>
-              <w:spacing w:before="40" w:after="40" w:line="240" w:lineRule="auto"/>
-            </w:pPr>
-            <w:r>
-              <w:rPr>
-                <w:sz w:val="17"/>
-                <w:szCs w:val="17"/>
-              </w:rPr>
-              <w:t>portal:audit_log_list</w:t>
-            </w:r>
-          </w:p>
-        </w:tc>
-        <w:tc>
-          <w:tcPr>
-            <w:tcW w:w="2041" w:type="dxa"/>
-            <w:vAlign w:val="center"/>
-          </w:tcPr>
-          <w:p>
-            <w:pPr>
-              <w:pStyle w:val="PZPlain"/>
-              <w:spacing w:before="40" w:after="40" w:line="240" w:lineRule="auto"/>
-            </w:pPr>
-            <w:r>
-              <w:rPr>
-                <w:sz w:val="17"/>
-                <w:szCs w:val="17"/>
-              </w:rPr>
-              <w:t>views.audit_log_list_view</w:t>
-            </w:r>
-          </w:p>
-        </w:tc>
-      </w:tr>
-      <w:tr>
-        <w:trPr>
-          <w:cantSplit/>
-          <w:jc w:val="center"/>
-        </w:trPr>
-        <w:tc>
-          <w:tcPr>
-            <w:tcW w:w="567" w:type="dxa"/>
-            <w:vAlign w:val="center"/>
-          </w:tcPr>
-          <w:p>
-            <w:pPr>
-              <w:pStyle w:val="PZPlain"/>
-              <w:spacing w:before="40" w:after="40" w:line="240" w:lineRule="auto"/>
-              <w:jc w:val="center"/>
-            </w:pPr>
-            <w:r>
-              <w:rPr>
-                <w:sz w:val="17"/>
-                <w:szCs w:val="17"/>
-              </w:rPr>
-              <w:t>42</w:t>
-            </w:r>
-          </w:p>
-        </w:tc>
-        <w:tc>
-          <w:tcPr>
-            <w:tcW w:w="794" w:type="dxa"/>
-            <w:vAlign w:val="center"/>
-          </w:tcPr>
-          <w:p>
-            <w:pPr>
-              <w:pStyle w:val="PZPlain"/>
-              <w:spacing w:before="40" w:after="40" w:line="240" w:lineRule="auto"/>
-              <w:jc w:val="center"/>
-            </w:pPr>
-            <w:r>
-              <w:rPr>
-                <w:sz w:val="17"/>
-                <w:szCs w:val="17"/>
-              </w:rPr>
-              <w:t>M11</w:t>
-            </w:r>
-          </w:p>
-        </w:tc>
-        <w:tc>
-          <w:tcPr>
-            <w:tcW w:w="2041" w:type="dxa"/>
-            <w:vAlign w:val="center"/>
-          </w:tcPr>
-          <w:p>
-            <w:pPr>
-              <w:pStyle w:val="PZPlain"/>
-              <w:spacing w:before="40" w:after="40" w:line="240" w:lineRule="auto"/>
-            </w:pPr>
-            <w:r>
-              <w:rPr>
-                <w:sz w:val="17"/>
-                <w:szCs w:val="17"/>
-              </w:rPr>
-              <w:t>基础字典维护</w:t>
-            </w:r>
-          </w:p>
-        </w:tc>
-        <w:tc>
-          <w:tcPr>
-            <w:tcW w:w="2268" w:type="dxa"/>
-            <w:vAlign w:val="center"/>
-          </w:tcPr>
-          <w:p>
-            <w:pPr>
-              <w:pStyle w:val="PZPlain"/>
-              <w:spacing w:before="40" w:after="40" w:line="240" w:lineRule="auto"/>
-            </w:pPr>
-            <w:r>
-              <w:rPr>
-                <w:sz w:val="17"/>
-                <w:szCs w:val="17"/>
-              </w:rPr>
-              <w:t>/system/dictionaries/</w:t>
-            </w:r>
-          </w:p>
-        </w:tc>
-        <w:tc>
-          <w:tcPr>
-            <w:tcW w:w="1814" w:type="dxa"/>
-            <w:vAlign w:val="center"/>
-          </w:tcPr>
-          <w:p>
-            <w:pPr>
-              <w:pStyle w:val="PZPlain"/>
-              <w:spacing w:before="40" w:after="40" w:line="240" w:lineRule="auto"/>
-            </w:pPr>
-            <w:r>
-              <w:rPr>
-                <w:sz w:val="17"/>
-                <w:szCs w:val="17"/>
-              </w:rPr>
-              <w:t>portal:dictionary_list</w:t>
-            </w:r>
-          </w:p>
-        </w:tc>
-        <w:tc>
-          <w:tcPr>
-            <w:tcW w:w="2041" w:type="dxa"/>
-            <w:vAlign w:val="center"/>
-          </w:tcPr>
-          <w:p>
-            <w:pPr>
-              <w:pStyle w:val="PZPlain"/>
-              <w:spacing w:before="40" w:after="40" w:line="240" w:lineRule="auto"/>
-            </w:pPr>
-            <w:r>
-              <w:rPr>
-                <w:sz w:val="17"/>
-                <w:szCs w:val="17"/>
-              </w:rPr>
-              <w:t>views.dictionary_list_view</w:t>
+              <w:t>system.views.dictionary_list_view</w:t>
             </w:r>
           </w:p>
         </w:tc>
@@ -16736,7 +16790,7 @@
         <w:t>页面清单具备了单一数据源。注册表</w:t>
       </w:r>
       <w:r>
-        <w:t xml:space="preserve"> portal/pages.py </w:t>
+        <w:t xml:space="preserve"> core/pages.py </w:t>
       </w:r>
       <w:r>
         <w:t>同时驱动路由配置、视图原型与本文档，从根本上排除了三者相互脱节的可能；</w:t>
@@ -17364,7 +17418,7 @@
                 <w:sz w:val="20"/>
                 <w:szCs w:val="20"/>
               </w:rPr>
-              <w:t xml:space="preserve"> portal/pages.py </w:t>
+              <w:t xml:space="preserve"> core/pages.py </w:t>
             </w:r>
             <w:r>
               <w:rPr>
@@ -19415,31 +19469,31 @@
       </w:rPr>
     </w:lvl>
   </w:abstractNum>
-  <w:num w:numId="1" w16cid:durableId="501434338">
+  <w:num w:numId="1" w16cid:durableId="1297023530">
     <w:abstractNumId w:val="8"/>
   </w:num>
-  <w:num w:numId="2" w16cid:durableId="1444686979">
+  <w:num w:numId="2" w16cid:durableId="1548107133">
     <w:abstractNumId w:val="6"/>
   </w:num>
-  <w:num w:numId="3" w16cid:durableId="154686192">
+  <w:num w:numId="3" w16cid:durableId="1239366765">
     <w:abstractNumId w:val="5"/>
   </w:num>
-  <w:num w:numId="4" w16cid:durableId="881985159">
+  <w:num w:numId="4" w16cid:durableId="643117678">
     <w:abstractNumId w:val="4"/>
   </w:num>
-  <w:num w:numId="5" w16cid:durableId="1063336054">
+  <w:num w:numId="5" w16cid:durableId="2090957691">
     <w:abstractNumId w:val="7"/>
   </w:num>
-  <w:num w:numId="6" w16cid:durableId="835608429">
+  <w:num w:numId="6" w16cid:durableId="1441683289">
     <w:abstractNumId w:val="3"/>
   </w:num>
-  <w:num w:numId="7" w16cid:durableId="1182090571">
+  <w:num w:numId="7" w16cid:durableId="532310843">
     <w:abstractNumId w:val="2"/>
   </w:num>
-  <w:num w:numId="8" w16cid:durableId="686905596">
+  <w:num w:numId="8" w16cid:durableId="666053725">
     <w:abstractNumId w:val="1"/>
   </w:num>
-  <w:num w:numId="9" w16cid:durableId="613560927">
+  <w:num w:numId="9" w16cid:durableId="544755219">
     <w:abstractNumId w:val="0"/>
   </w:num>
 </w:numbering>
